--- a/RapportDoc/Produktrapport - H5 Mini.docx
+++ b/RapportDoc/Produktrapport - H5 Mini.docx
@@ -30,6 +30,17 @@
     </w:p>
     <w:sdt>
       <w:sdtPr>
+        <w:rPr>
+          <w:rFonts w:asciiTheme="minorHAnsi" w:eastAsiaTheme="minorHAnsi" w:hAnsiTheme="minorHAnsi" w:cstheme="minorBidi"/>
+          <w:b w:val="0"/>
+          <w:bCs w:val="0"/>
+          <w:color w:val="auto"/>
+          <w:kern w:val="2"/>
+          <w:sz w:val="24"/>
+          <w:szCs w:val="24"/>
+          <w:lang w:eastAsia="en-US"/>
+          <w14:ligatures w14:val="standardContextual"/>
+        </w:rPr>
         <w:id w:val="501173965"/>
         <w:docPartObj>
           <w:docPartGallery w:val="Table of Contents"/>
@@ -38,14 +49,7 @@
       </w:sdtPr>
       <w:sdtEndPr>
         <w:rPr>
-          <w:rFonts w:asciiTheme="minorHAnsi" w:eastAsiaTheme="minorHAnsi" w:hAnsiTheme="minorHAnsi" w:cstheme="minorBidi"/>
           <w:noProof/>
-          <w:color w:val="auto"/>
-          <w:kern w:val="2"/>
-          <w:sz w:val="24"/>
-          <w:szCs w:val="24"/>
-          <w:lang w:eastAsia="en-US"/>
-          <w14:ligatures w14:val="standardContextual"/>
         </w:rPr>
       </w:sdtEndPr>
       <w:sdtContent>
@@ -10773,8 +10777,1085 @@
         <w:spacing w:afterLines="120" w:after="288" w:line="360" w:lineRule="auto"/>
       </w:pPr>
     </w:p>
+    <w:p>
+      <w:r>
+        <w:br w:type="page"/>
+      </w:r>
+    </w:p>
+    <w:p>
+      <w:pPr>
+        <w:pStyle w:val="Overskrift1"/>
+      </w:pPr>
+      <w:r>
+        <w:lastRenderedPageBreak/>
+        <w:t>CODE-SNIPPETS</w:t>
+      </w:r>
+    </w:p>
+    <w:p>
+      <w:pPr>
+        <w:pStyle w:val="Overskrift2"/>
+      </w:pPr>
+      <w:r>
+        <w:t>Server</w:t>
+      </w:r>
+    </w:p>
+    <w:p>
+      <w:pPr>
+        <w:pStyle w:val="p1"/>
+      </w:pPr>
+      <w:r>
+        <w:rPr>
+          <w:noProof/>
+        </w:rPr>
+        <w:drawing>
+          <wp:anchor distT="0" distB="0" distL="114300" distR="114300" simplePos="0" relativeHeight="251660288" behindDoc="1" locked="0" layoutInCell="1" allowOverlap="1" wp14:anchorId="4ACB560A" wp14:editId="4F1C34A1">
+            <wp:simplePos x="0" y="0"/>
+            <wp:positionH relativeFrom="column">
+              <wp:posOffset>-720090</wp:posOffset>
+            </wp:positionH>
+            <wp:positionV relativeFrom="paragraph">
+              <wp:posOffset>639445</wp:posOffset>
+            </wp:positionV>
+            <wp:extent cx="7430770" cy="4407535"/>
+            <wp:effectExtent l="0" t="0" r="0" b="0"/>
+            <wp:wrapTight wrapText="bothSides">
+              <wp:wrapPolygon edited="0">
+                <wp:start x="0" y="0"/>
+                <wp:lineTo x="0" y="21535"/>
+                <wp:lineTo x="21559" y="21535"/>
+                <wp:lineTo x="21559" y="0"/>
+                <wp:lineTo x="0" y="0"/>
+              </wp:wrapPolygon>
+            </wp:wrapTight>
+            <wp:docPr id="1728570492" name="Billede 1"/>
+            <wp:cNvGraphicFramePr>
+              <a:graphicFrameLocks xmlns:a="http://schemas.openxmlformats.org/drawingml/2006/main" noChangeAspect="1"/>
+            </wp:cNvGraphicFramePr>
+            <a:graphic xmlns:a="http://schemas.openxmlformats.org/drawingml/2006/main">
+              <a:graphicData uri="http://schemas.openxmlformats.org/drawingml/2006/picture">
+                <pic:pic xmlns:pic="http://schemas.openxmlformats.org/drawingml/2006/picture">
+                  <pic:nvPicPr>
+                    <pic:cNvPr id="1728570492" name="Billede 1728570492"/>
+                    <pic:cNvPicPr/>
+                  </pic:nvPicPr>
+                  <pic:blipFill>
+                    <a:blip r:embed="rId11">
+                      <a:extLst>
+                        <a:ext uri="{28A0092B-C50C-407E-A947-70E740481C1C}">
+                          <a14:useLocalDpi xmlns:a14="http://schemas.microsoft.com/office/drawing/2010/main" val="0"/>
+                        </a:ext>
+                      </a:extLst>
+                    </a:blip>
+                    <a:stretch>
+                      <a:fillRect/>
+                    </a:stretch>
+                  </pic:blipFill>
+                  <pic:spPr>
+                    <a:xfrm>
+                      <a:off x="0" y="0"/>
+                      <a:ext cx="7430770" cy="4407535"/>
+                    </a:xfrm>
+                    <a:prstGeom prst="rect">
+                      <a:avLst/>
+                    </a:prstGeom>
+                  </pic:spPr>
+                </pic:pic>
+              </a:graphicData>
+            </a:graphic>
+            <wp14:sizeRelH relativeFrom="page">
+              <wp14:pctWidth>0</wp14:pctWidth>
+            </wp14:sizeRelH>
+            <wp14:sizeRelV relativeFrom="page">
+              <wp14:pctHeight>0</wp14:pctHeight>
+            </wp14:sizeRelV>
+          </wp:anchor>
+        </w:drawing>
+      </w:r>
+      <w:r>
+        <w:t xml:space="preserve">Funktionen gemmer den aktuelle </w:t>
+      </w:r>
+      <w:proofErr w:type="spellStart"/>
+      <w:r>
+        <w:t>Yjs</w:t>
+      </w:r>
+      <w:proofErr w:type="spellEnd"/>
+      <w:r>
+        <w:t>-dokumenttilstand i databasen, så noter kan gendannes og synkroniseres mellem brugere.</w:t>
+      </w:r>
+    </w:p>
+    <w:p/>
+    <w:p/>
+    <w:p/>
+    <w:p>
+      <w:pPr>
+        <w:pStyle w:val="p1"/>
+        <w:spacing w:line="360" w:lineRule="auto"/>
+        <w:rPr>
+          <w:rFonts w:asciiTheme="minorHAnsi" w:hAnsiTheme="minorHAnsi"/>
+        </w:rPr>
+      </w:pPr>
+      <w:r>
+        <w:rPr>
+          <w:rFonts w:asciiTheme="minorHAnsi" w:hAnsiTheme="minorHAnsi"/>
+          <w:noProof/>
+        </w:rPr>
+        <w:lastRenderedPageBreak/>
+        <w:drawing>
+          <wp:anchor distT="0" distB="0" distL="114300" distR="114300" simplePos="0" relativeHeight="251659264" behindDoc="1" locked="0" layoutInCell="1" allowOverlap="1" wp14:anchorId="2FA8EDBA" wp14:editId="11BAFC40">
+            <wp:simplePos x="0" y="0"/>
+            <wp:positionH relativeFrom="column">
+              <wp:posOffset>-720090</wp:posOffset>
+            </wp:positionH>
+            <wp:positionV relativeFrom="paragraph">
+              <wp:posOffset>3001838</wp:posOffset>
+            </wp:positionV>
+            <wp:extent cx="4108450" cy="4791075"/>
+            <wp:effectExtent l="0" t="0" r="6350" b="0"/>
+            <wp:wrapTight wrapText="bothSides">
+              <wp:wrapPolygon edited="0">
+                <wp:start x="0" y="0"/>
+                <wp:lineTo x="0" y="21528"/>
+                <wp:lineTo x="21567" y="21528"/>
+                <wp:lineTo x="21567" y="0"/>
+                <wp:lineTo x="0" y="0"/>
+              </wp:wrapPolygon>
+            </wp:wrapTight>
+            <wp:docPr id="468110372" name="Billede 2"/>
+            <wp:cNvGraphicFramePr>
+              <a:graphicFrameLocks xmlns:a="http://schemas.openxmlformats.org/drawingml/2006/main" noChangeAspect="1"/>
+            </wp:cNvGraphicFramePr>
+            <a:graphic xmlns:a="http://schemas.openxmlformats.org/drawingml/2006/main">
+              <a:graphicData uri="http://schemas.openxmlformats.org/drawingml/2006/picture">
+                <pic:pic xmlns:pic="http://schemas.openxmlformats.org/drawingml/2006/picture">
+                  <pic:nvPicPr>
+                    <pic:cNvPr id="468110372" name="Billede 468110372"/>
+                    <pic:cNvPicPr/>
+                  </pic:nvPicPr>
+                  <pic:blipFill>
+                    <a:blip r:embed="rId12">
+                      <a:extLst>
+                        <a:ext uri="{28A0092B-C50C-407E-A947-70E740481C1C}">
+                          <a14:useLocalDpi xmlns:a14="http://schemas.microsoft.com/office/drawing/2010/main" val="0"/>
+                        </a:ext>
+                      </a:extLst>
+                    </a:blip>
+                    <a:stretch>
+                      <a:fillRect/>
+                    </a:stretch>
+                  </pic:blipFill>
+                  <pic:spPr>
+                    <a:xfrm>
+                      <a:off x="0" y="0"/>
+                      <a:ext cx="4108450" cy="4791075"/>
+                    </a:xfrm>
+                    <a:prstGeom prst="rect">
+                      <a:avLst/>
+                    </a:prstGeom>
+                  </pic:spPr>
+                </pic:pic>
+              </a:graphicData>
+            </a:graphic>
+            <wp14:sizeRelH relativeFrom="page">
+              <wp14:pctWidth>0</wp14:pctWidth>
+            </wp14:sizeRelH>
+            <wp14:sizeRelV relativeFrom="page">
+              <wp14:pctHeight>0</wp14:pctHeight>
+            </wp14:sizeRelV>
+          </wp:anchor>
+        </w:drawing>
+      </w:r>
+      <w:proofErr w:type="spellStart"/>
+      <w:r>
+        <w:rPr>
+          <w:rStyle w:val="HTML-kode"/>
+          <w:rFonts w:asciiTheme="minorHAnsi" w:hAnsiTheme="minorHAnsi"/>
+          <w:sz w:val="24"/>
+          <w:szCs w:val="24"/>
+        </w:rPr>
+        <w:t>onLoadDocument</w:t>
+      </w:r>
+      <w:proofErr w:type="spellEnd"/>
+      <w:r>
+        <w:rPr>
+          <w:rFonts w:asciiTheme="minorHAnsi" w:hAnsiTheme="minorHAnsi"/>
+        </w:rPr>
+        <w:t xml:space="preserve"> bliver kaldt, når en bruger åbner en note. Funktionen henter den gemte </w:t>
+      </w:r>
+      <w:proofErr w:type="spellStart"/>
+      <w:r>
+        <w:rPr>
+          <w:rFonts w:asciiTheme="minorHAnsi" w:hAnsiTheme="minorHAnsi"/>
+        </w:rPr>
+        <w:t>Yjs</w:t>
+      </w:r>
+      <w:proofErr w:type="spellEnd"/>
+      <w:r>
+        <w:rPr>
+          <w:rFonts w:asciiTheme="minorHAnsi" w:hAnsiTheme="minorHAnsi"/>
+        </w:rPr>
+        <w:t>-tilstand fra databasen og anvender den på dokumentet, så brugeren ser den seneste version af noten.</w:t>
+      </w:r>
+    </w:p>
+    <w:p>
+      <w:pPr>
+        <w:pStyle w:val="p1"/>
+        <w:spacing w:line="360" w:lineRule="auto"/>
+        <w:rPr>
+          <w:rFonts w:asciiTheme="minorHAnsi" w:hAnsiTheme="minorHAnsi"/>
+        </w:rPr>
+      </w:pPr>
+      <w:proofErr w:type="spellStart"/>
+      <w:r>
+        <w:rPr>
+          <w:rStyle w:val="HTML-kode"/>
+          <w:rFonts w:asciiTheme="minorHAnsi" w:hAnsiTheme="minorHAnsi"/>
+          <w:sz w:val="24"/>
+          <w:szCs w:val="24"/>
+        </w:rPr>
+        <w:t>onChange</w:t>
+      </w:r>
+      <w:proofErr w:type="spellEnd"/>
+      <w:r>
+        <w:rPr>
+          <w:rFonts w:asciiTheme="minorHAnsi" w:hAnsiTheme="minorHAnsi"/>
+        </w:rPr>
+        <w:t xml:space="preserve"> bliver kaldt ved ændringer i dokumentet. Funktionen anvender en </w:t>
+      </w:r>
+      <w:proofErr w:type="spellStart"/>
+      <w:r>
+        <w:rPr>
+          <w:rFonts w:asciiTheme="minorHAnsi" w:hAnsiTheme="minorHAnsi"/>
+        </w:rPr>
+        <w:t>debounce</w:t>
+      </w:r>
+      <w:proofErr w:type="spellEnd"/>
+      <w:r>
+        <w:rPr>
+          <w:rFonts w:asciiTheme="minorHAnsi" w:hAnsiTheme="minorHAnsi"/>
+        </w:rPr>
+        <w:t>-mekanisme, så dokumentet ikke gemmes ved hvert tastetryk, men først efter en kort periode uden ændringer.</w:t>
+      </w:r>
+    </w:p>
+    <w:p>
+      <w:pPr>
+        <w:pStyle w:val="p1"/>
+        <w:spacing w:line="360" w:lineRule="auto"/>
+        <w:rPr>
+          <w:rFonts w:asciiTheme="minorHAnsi" w:hAnsiTheme="minorHAnsi"/>
+        </w:rPr>
+      </w:pPr>
+      <w:proofErr w:type="spellStart"/>
+      <w:r>
+        <w:rPr>
+          <w:rStyle w:val="HTML-kode"/>
+          <w:rFonts w:asciiTheme="minorHAnsi" w:hAnsiTheme="minorHAnsi"/>
+          <w:sz w:val="24"/>
+          <w:szCs w:val="24"/>
+        </w:rPr>
+        <w:t>onStoreDocument</w:t>
+      </w:r>
+      <w:proofErr w:type="spellEnd"/>
+      <w:r>
+        <w:rPr>
+          <w:rFonts w:asciiTheme="minorHAnsi" w:hAnsiTheme="minorHAnsi"/>
+        </w:rPr>
+        <w:t xml:space="preserve"> bruges som en ekstra sikkerhedsmekanisme til at gemme dokumentets tilstand direkte, når </w:t>
+      </w:r>
+      <w:proofErr w:type="spellStart"/>
+      <w:r>
+        <w:rPr>
+          <w:rFonts w:asciiTheme="minorHAnsi" w:hAnsiTheme="minorHAnsi"/>
+        </w:rPr>
+        <w:t>Hocuspocus</w:t>
+      </w:r>
+      <w:proofErr w:type="spellEnd"/>
+      <w:r>
+        <w:rPr>
+          <w:rFonts w:asciiTheme="minorHAnsi" w:hAnsiTheme="minorHAnsi"/>
+        </w:rPr>
+        <w:t>-serveren udfører en lagringsoperation.</w:t>
+      </w:r>
+    </w:p>
+    <w:p>
+      <w:r>
+        <w:br w:type="page"/>
+      </w:r>
+    </w:p>
+    <w:p/>
+    <w:p>
+      <w:pPr>
+        <w:pStyle w:val="p1"/>
+        <w:rPr>
+          <w:rFonts w:asciiTheme="minorHAnsi" w:hAnsiTheme="minorHAnsi"/>
+        </w:rPr>
+      </w:pPr>
+      <w:r>
+        <w:rPr>
+          <w:rFonts w:asciiTheme="minorHAnsi" w:hAnsiTheme="minorHAnsi"/>
+        </w:rPr>
+        <w:t xml:space="preserve">Funktionen </w:t>
+      </w:r>
+      <w:proofErr w:type="spellStart"/>
+      <w:r>
+        <w:rPr>
+          <w:rStyle w:val="HTML-kode"/>
+          <w:rFonts w:asciiTheme="minorHAnsi" w:hAnsiTheme="minorHAnsi"/>
+          <w:sz w:val="24"/>
+          <w:szCs w:val="24"/>
+        </w:rPr>
+        <w:t>scheduleSave</w:t>
+      </w:r>
+      <w:proofErr w:type="spellEnd"/>
+      <w:r>
+        <w:rPr>
+          <w:rFonts w:asciiTheme="minorHAnsi" w:hAnsiTheme="minorHAnsi"/>
+        </w:rPr>
+        <w:t xml:space="preserve"> bruges til at planlægge lagring af dokumentet med </w:t>
+      </w:r>
+      <w:proofErr w:type="spellStart"/>
+      <w:r>
+        <w:rPr>
+          <w:rFonts w:asciiTheme="minorHAnsi" w:hAnsiTheme="minorHAnsi"/>
+        </w:rPr>
+        <w:t>debounce</w:t>
+      </w:r>
+      <w:proofErr w:type="spellEnd"/>
+      <w:r>
+        <w:rPr>
+          <w:rFonts w:asciiTheme="minorHAnsi" w:hAnsiTheme="minorHAnsi"/>
+        </w:rPr>
+        <w:t>. Hvis brugeren fortsætter med at skrive, nulstilles timeren, så databasen ikke opdateres unødvendigt ofte. Dette reducerer antallet af databasekald og forbedrer performance.</w:t>
+      </w:r>
+    </w:p>
+    <w:p>
+      <w:pPr>
+        <w:pStyle w:val="p1"/>
+        <w:rPr>
+          <w:rFonts w:asciiTheme="minorHAnsi" w:hAnsiTheme="minorHAnsi"/>
+        </w:rPr>
+      </w:pPr>
+      <w:r>
+        <w:rPr>
+          <w:rFonts w:asciiTheme="minorHAnsi" w:hAnsiTheme="minorHAnsi"/>
+        </w:rPr>
+        <w:t xml:space="preserve">Dette kodeuddrag viser, hvordan editoren kobles sammen med </w:t>
+      </w:r>
+      <w:proofErr w:type="spellStart"/>
+      <w:r>
+        <w:rPr>
+          <w:rFonts w:asciiTheme="minorHAnsi" w:hAnsiTheme="minorHAnsi"/>
+        </w:rPr>
+        <w:t>Yjs</w:t>
+      </w:r>
+      <w:proofErr w:type="spellEnd"/>
+      <w:r>
+        <w:rPr>
+          <w:rFonts w:asciiTheme="minorHAnsi" w:hAnsiTheme="minorHAnsi"/>
+        </w:rPr>
+        <w:t xml:space="preserve"> og </w:t>
+      </w:r>
+      <w:proofErr w:type="spellStart"/>
+      <w:r>
+        <w:rPr>
+          <w:rFonts w:asciiTheme="minorHAnsi" w:hAnsiTheme="minorHAnsi"/>
+        </w:rPr>
+        <w:t>Hocuspocus</w:t>
+      </w:r>
+      <w:proofErr w:type="spellEnd"/>
+      <w:r>
+        <w:rPr>
+          <w:rFonts w:asciiTheme="minorHAnsi" w:hAnsiTheme="minorHAnsi"/>
+        </w:rPr>
+        <w:t xml:space="preserve">. </w:t>
+      </w:r>
+      <w:r>
+        <w:rPr>
+          <w:rStyle w:val="HTML-kode"/>
+          <w:rFonts w:asciiTheme="minorHAnsi" w:hAnsiTheme="minorHAnsi"/>
+          <w:sz w:val="24"/>
+          <w:szCs w:val="24"/>
+        </w:rPr>
+        <w:t>Collaboration</w:t>
+      </w:r>
+      <w:r>
+        <w:rPr>
+          <w:rFonts w:asciiTheme="minorHAnsi" w:hAnsiTheme="minorHAnsi"/>
+        </w:rPr>
+        <w:t xml:space="preserve"> synkroniserer dokumentets indhold mellem brugere, mens </w:t>
+      </w:r>
+      <w:proofErr w:type="spellStart"/>
+      <w:r>
+        <w:rPr>
+          <w:rStyle w:val="HTML-kode"/>
+          <w:rFonts w:asciiTheme="minorHAnsi" w:hAnsiTheme="minorHAnsi"/>
+          <w:sz w:val="24"/>
+          <w:szCs w:val="24"/>
+        </w:rPr>
+        <w:t>CollaborationCaret</w:t>
+      </w:r>
+      <w:proofErr w:type="spellEnd"/>
+      <w:r>
+        <w:rPr>
+          <w:rFonts w:asciiTheme="minorHAnsi" w:hAnsiTheme="minorHAnsi"/>
+        </w:rPr>
+        <w:t xml:space="preserve"> viser andre brugeres markører og navne i realtid.</w:t>
+      </w:r>
+    </w:p>
+    <w:p>
+      <w:pPr>
+        <w:pStyle w:val="p1"/>
+      </w:pPr>
+      <w:r>
+        <w:rPr>
+          <w:noProof/>
+        </w:rPr>
+        <w:drawing>
+          <wp:anchor distT="0" distB="0" distL="114300" distR="114300" simplePos="0" relativeHeight="251661312" behindDoc="1" locked="0" layoutInCell="1" allowOverlap="1" wp14:anchorId="6AD2CA60" wp14:editId="607CA0B4">
+            <wp:simplePos x="0" y="0"/>
+            <wp:positionH relativeFrom="column">
+              <wp:posOffset>-720419</wp:posOffset>
+            </wp:positionH>
+            <wp:positionV relativeFrom="paragraph">
+              <wp:posOffset>1945</wp:posOffset>
+            </wp:positionV>
+            <wp:extent cx="6120130" cy="4309745"/>
+            <wp:effectExtent l="0" t="0" r="1270" b="0"/>
+            <wp:wrapTight wrapText="bothSides">
+              <wp:wrapPolygon edited="0">
+                <wp:start x="0" y="0"/>
+                <wp:lineTo x="0" y="21514"/>
+                <wp:lineTo x="21560" y="21514"/>
+                <wp:lineTo x="21560" y="0"/>
+                <wp:lineTo x="0" y="0"/>
+              </wp:wrapPolygon>
+            </wp:wrapTight>
+            <wp:docPr id="1647862908" name="Billede 3"/>
+            <wp:cNvGraphicFramePr>
+              <a:graphicFrameLocks xmlns:a="http://schemas.openxmlformats.org/drawingml/2006/main" noChangeAspect="1"/>
+            </wp:cNvGraphicFramePr>
+            <a:graphic xmlns:a="http://schemas.openxmlformats.org/drawingml/2006/main">
+              <a:graphicData uri="http://schemas.openxmlformats.org/drawingml/2006/picture">
+                <pic:pic xmlns:pic="http://schemas.openxmlformats.org/drawingml/2006/picture">
+                  <pic:nvPicPr>
+                    <pic:cNvPr id="1647862908" name="Billede 1647862908"/>
+                    <pic:cNvPicPr/>
+                  </pic:nvPicPr>
+                  <pic:blipFill>
+                    <a:blip r:embed="rId13">
+                      <a:extLst>
+                        <a:ext uri="{28A0092B-C50C-407E-A947-70E740481C1C}">
+                          <a14:useLocalDpi xmlns:a14="http://schemas.microsoft.com/office/drawing/2010/main" val="0"/>
+                        </a:ext>
+                      </a:extLst>
+                    </a:blip>
+                    <a:stretch>
+                      <a:fillRect/>
+                    </a:stretch>
+                  </pic:blipFill>
+                  <pic:spPr>
+                    <a:xfrm>
+                      <a:off x="0" y="0"/>
+                      <a:ext cx="6120130" cy="4309745"/>
+                    </a:xfrm>
+                    <a:prstGeom prst="rect">
+                      <a:avLst/>
+                    </a:prstGeom>
+                  </pic:spPr>
+                </pic:pic>
+              </a:graphicData>
+            </a:graphic>
+            <wp14:sizeRelH relativeFrom="page">
+              <wp14:pctWidth>0</wp14:pctWidth>
+            </wp14:sizeRelH>
+            <wp14:sizeRelV relativeFrom="page">
+              <wp14:pctHeight>0</wp14:pctHeight>
+            </wp14:sizeRelV>
+          </wp:anchor>
+        </w:drawing>
+      </w:r>
+    </w:p>
+    <w:p/>
+    <w:p>
+      <w:r>
+        <w:br w:type="page"/>
+      </w:r>
+    </w:p>
+    <w:p>
+      <w:pPr>
+        <w:pStyle w:val="Overskrift2"/>
+      </w:pPr>
+      <w:r>
+        <w:lastRenderedPageBreak/>
+        <w:t>Editor</w:t>
+      </w:r>
+    </w:p>
+    <w:p>
+      <w:pPr>
+        <w:pStyle w:val="p1"/>
+      </w:pPr>
+      <w:r>
+        <w:t xml:space="preserve">Dette kodeuddrag viser, hvordan editoren kobles sammen med </w:t>
+      </w:r>
+      <w:proofErr w:type="spellStart"/>
+      <w:r>
+        <w:t>Yjs</w:t>
+      </w:r>
+      <w:proofErr w:type="spellEnd"/>
+      <w:r>
+        <w:t xml:space="preserve"> og </w:t>
+      </w:r>
+      <w:proofErr w:type="spellStart"/>
+      <w:r>
+        <w:t>Hocuspocus</w:t>
+      </w:r>
+      <w:proofErr w:type="spellEnd"/>
+      <w:r>
+        <w:t xml:space="preserve">. </w:t>
+      </w:r>
+      <w:r>
+        <w:rPr>
+          <w:rStyle w:val="HTML-kode"/>
+        </w:rPr>
+        <w:t>Collaboration</w:t>
+      </w:r>
+      <w:r>
+        <w:t xml:space="preserve"> synkroniserer dokumentets indhold mellem brugere, mens </w:t>
+      </w:r>
+      <w:proofErr w:type="spellStart"/>
+      <w:r>
+        <w:rPr>
+          <w:rStyle w:val="HTML-kode"/>
+        </w:rPr>
+        <w:t>CollaborationCaret</w:t>
+      </w:r>
+      <w:proofErr w:type="spellEnd"/>
+      <w:r>
+        <w:t xml:space="preserve"> viser andre brugeres markører og navne i realtid.</w:t>
+      </w:r>
+    </w:p>
+    <w:p>
+      <w:r>
+        <w:rPr>
+          <w:noProof/>
+        </w:rPr>
+        <w:drawing>
+          <wp:anchor distT="0" distB="0" distL="114300" distR="114300" simplePos="0" relativeHeight="251662336" behindDoc="1" locked="0" layoutInCell="1" allowOverlap="1" wp14:anchorId="3F611CCF" wp14:editId="62E8A848">
+            <wp:simplePos x="0" y="0"/>
+            <wp:positionH relativeFrom="column">
+              <wp:posOffset>-720122</wp:posOffset>
+            </wp:positionH>
+            <wp:positionV relativeFrom="paragraph">
+              <wp:posOffset>153839</wp:posOffset>
+            </wp:positionV>
+            <wp:extent cx="4064000" cy="3683000"/>
+            <wp:effectExtent l="0" t="0" r="0" b="0"/>
+            <wp:wrapTight wrapText="bothSides">
+              <wp:wrapPolygon edited="0">
+                <wp:start x="0" y="0"/>
+                <wp:lineTo x="0" y="21526"/>
+                <wp:lineTo x="21533" y="21526"/>
+                <wp:lineTo x="21533" y="0"/>
+                <wp:lineTo x="0" y="0"/>
+              </wp:wrapPolygon>
+            </wp:wrapTight>
+            <wp:docPr id="1573697913" name="Billede 4"/>
+            <wp:cNvGraphicFramePr>
+              <a:graphicFrameLocks xmlns:a="http://schemas.openxmlformats.org/drawingml/2006/main" noChangeAspect="1"/>
+            </wp:cNvGraphicFramePr>
+            <a:graphic xmlns:a="http://schemas.openxmlformats.org/drawingml/2006/main">
+              <a:graphicData uri="http://schemas.openxmlformats.org/drawingml/2006/picture">
+                <pic:pic xmlns:pic="http://schemas.openxmlformats.org/drawingml/2006/picture">
+                  <pic:nvPicPr>
+                    <pic:cNvPr id="1573697913" name="Billede 1573697913"/>
+                    <pic:cNvPicPr/>
+                  </pic:nvPicPr>
+                  <pic:blipFill>
+                    <a:blip r:embed="rId14">
+                      <a:extLst>
+                        <a:ext uri="{28A0092B-C50C-407E-A947-70E740481C1C}">
+                          <a14:useLocalDpi xmlns:a14="http://schemas.microsoft.com/office/drawing/2010/main" val="0"/>
+                        </a:ext>
+                      </a:extLst>
+                    </a:blip>
+                    <a:stretch>
+                      <a:fillRect/>
+                    </a:stretch>
+                  </pic:blipFill>
+                  <pic:spPr>
+                    <a:xfrm>
+                      <a:off x="0" y="0"/>
+                      <a:ext cx="4064000" cy="3683000"/>
+                    </a:xfrm>
+                    <a:prstGeom prst="rect">
+                      <a:avLst/>
+                    </a:prstGeom>
+                  </pic:spPr>
+                </pic:pic>
+              </a:graphicData>
+            </a:graphic>
+            <wp14:sizeRelH relativeFrom="page">
+              <wp14:pctWidth>0</wp14:pctWidth>
+            </wp14:sizeRelH>
+            <wp14:sizeRelV relativeFrom="page">
+              <wp14:pctHeight>0</wp14:pctHeight>
+            </wp14:sizeRelV>
+          </wp:anchor>
+        </w:drawing>
+      </w:r>
+    </w:p>
+    <w:p/>
+    <w:p/>
+    <w:p/>
+    <w:p/>
+    <w:p/>
+    <w:p/>
+    <w:p/>
+    <w:p/>
+    <w:p/>
+    <w:p/>
+    <w:p/>
+    <w:p/>
+    <w:p/>
+    <w:p/>
+    <w:p/>
+    <w:p/>
+    <w:p/>
+    <w:p/>
+    <w:p/>
+    <w:p/>
+    <w:p/>
+    <w:p/>
+    <w:p/>
+    <w:p/>
+    <w:p>
+      <w:pPr>
+        <w:tabs>
+          <w:tab w:val="left" w:pos="2698"/>
+        </w:tabs>
+      </w:pPr>
+    </w:p>
+    <w:p/>
+    <w:p>
+      <w:r>
+        <w:br w:type="page"/>
+      </w:r>
+    </w:p>
+    <w:p>
+      <w:r>
+        <w:lastRenderedPageBreak/>
+        <w:t xml:space="preserve">Her oprettes et </w:t>
+      </w:r>
+      <w:proofErr w:type="spellStart"/>
+      <w:r>
+        <w:t>Yjs</w:t>
+      </w:r>
+      <w:proofErr w:type="spellEnd"/>
+      <w:r>
+        <w:t xml:space="preserve">-dokument og en </w:t>
+      </w:r>
+      <w:proofErr w:type="spellStart"/>
+      <w:r>
+        <w:t>Hocuspocus</w:t>
+      </w:r>
+      <w:proofErr w:type="spellEnd"/>
+      <w:r>
+        <w:t xml:space="preserve"> </w:t>
+      </w:r>
+      <w:proofErr w:type="spellStart"/>
+      <w:r>
+        <w:t>provider</w:t>
+      </w:r>
+      <w:proofErr w:type="spellEnd"/>
+      <w:r>
+        <w:t xml:space="preserve"> for den aktuelle note. Når brugeren forlader noten, lukkes forbindelsen og dokumentet ryddes op, så der ikke opstår unødvendige </w:t>
+      </w:r>
+      <w:proofErr w:type="spellStart"/>
+      <w:r>
+        <w:t>WebSocket</w:t>
+      </w:r>
+      <w:proofErr w:type="spellEnd"/>
+      <w:r>
+        <w:t xml:space="preserve">-forbindelser eller </w:t>
+      </w:r>
+      <w:proofErr w:type="spellStart"/>
+      <w:r>
+        <w:t>memory</w:t>
+      </w:r>
+      <w:proofErr w:type="spellEnd"/>
+      <w:r>
+        <w:t xml:space="preserve"> </w:t>
+      </w:r>
+      <w:proofErr w:type="spellStart"/>
+      <w:r>
+        <w:t>leaks</w:t>
+      </w:r>
+      <w:proofErr w:type="spellEnd"/>
+      <w:r>
+        <w:t>.</w:t>
+      </w:r>
+    </w:p>
+    <w:p>
+      <w:pPr>
+        <w:tabs>
+          <w:tab w:val="left" w:pos="2698"/>
+        </w:tabs>
+      </w:pPr>
+      <w:r>
+        <w:rPr>
+          <w:noProof/>
+        </w:rPr>
+        <w:drawing>
+          <wp:anchor distT="0" distB="0" distL="114300" distR="114300" simplePos="0" relativeHeight="251663360" behindDoc="1" locked="0" layoutInCell="1" allowOverlap="1" wp14:anchorId="2237CF71" wp14:editId="0A81EF75">
+            <wp:simplePos x="0" y="0"/>
+            <wp:positionH relativeFrom="column">
+              <wp:posOffset>-720090</wp:posOffset>
+            </wp:positionH>
+            <wp:positionV relativeFrom="paragraph">
+              <wp:posOffset>261604</wp:posOffset>
+            </wp:positionV>
+            <wp:extent cx="5613400" cy="3276600"/>
+            <wp:effectExtent l="0" t="0" r="0" b="0"/>
+            <wp:wrapTight wrapText="bothSides">
+              <wp:wrapPolygon edited="0">
+                <wp:start x="0" y="0"/>
+                <wp:lineTo x="0" y="21516"/>
+                <wp:lineTo x="21551" y="21516"/>
+                <wp:lineTo x="21551" y="0"/>
+                <wp:lineTo x="0" y="0"/>
+              </wp:wrapPolygon>
+            </wp:wrapTight>
+            <wp:docPr id="1316964201" name="Billede 5"/>
+            <wp:cNvGraphicFramePr>
+              <a:graphicFrameLocks xmlns:a="http://schemas.openxmlformats.org/drawingml/2006/main" noChangeAspect="1"/>
+            </wp:cNvGraphicFramePr>
+            <a:graphic xmlns:a="http://schemas.openxmlformats.org/drawingml/2006/main">
+              <a:graphicData uri="http://schemas.openxmlformats.org/drawingml/2006/picture">
+                <pic:pic xmlns:pic="http://schemas.openxmlformats.org/drawingml/2006/picture">
+                  <pic:nvPicPr>
+                    <pic:cNvPr id="1316964201" name="Billede 1316964201"/>
+                    <pic:cNvPicPr/>
+                  </pic:nvPicPr>
+                  <pic:blipFill>
+                    <a:blip r:embed="rId15">
+                      <a:extLst>
+                        <a:ext uri="{28A0092B-C50C-407E-A947-70E740481C1C}">
+                          <a14:useLocalDpi xmlns:a14="http://schemas.microsoft.com/office/drawing/2010/main" val="0"/>
+                        </a:ext>
+                      </a:extLst>
+                    </a:blip>
+                    <a:stretch>
+                      <a:fillRect/>
+                    </a:stretch>
+                  </pic:blipFill>
+                  <pic:spPr>
+                    <a:xfrm>
+                      <a:off x="0" y="0"/>
+                      <a:ext cx="5613400" cy="3276600"/>
+                    </a:xfrm>
+                    <a:prstGeom prst="rect">
+                      <a:avLst/>
+                    </a:prstGeom>
+                  </pic:spPr>
+                </pic:pic>
+              </a:graphicData>
+            </a:graphic>
+            <wp14:sizeRelH relativeFrom="page">
+              <wp14:pctWidth>0</wp14:pctWidth>
+            </wp14:sizeRelH>
+            <wp14:sizeRelV relativeFrom="page">
+              <wp14:pctHeight>0</wp14:pctHeight>
+            </wp14:sizeRelV>
+          </wp:anchor>
+        </w:drawing>
+      </w:r>
+      <w:r>
+        <w:tab/>
+      </w:r>
+    </w:p>
+    <w:p/>
+    <w:p/>
+    <w:p/>
+    <w:p/>
+    <w:p/>
+    <w:p/>
+    <w:p/>
+    <w:p/>
+    <w:p/>
+    <w:p/>
+    <w:p/>
+    <w:p/>
+    <w:p/>
+    <w:p/>
+    <w:p/>
+    <w:p/>
+    <w:p/>
+    <w:p/>
+    <w:p/>
+    <w:p/>
+    <w:p/>
+    <w:p/>
+    <w:p/>
+    <w:p>
+      <w:r>
+        <w:br w:type="page"/>
+      </w:r>
+    </w:p>
+    <w:p>
+      <w:pPr>
+        <w:pStyle w:val="Overskrift2"/>
+      </w:pPr>
+      <w:r>
+        <w:rPr>
+          <w:noProof/>
+        </w:rPr>
+        <w:lastRenderedPageBreak/>
+        <w:drawing>
+          <wp:anchor distT="0" distB="0" distL="114300" distR="114300" simplePos="0" relativeHeight="251664384" behindDoc="1" locked="0" layoutInCell="1" allowOverlap="1" wp14:anchorId="6D8C9668" wp14:editId="194FCD6E">
+            <wp:simplePos x="0" y="0"/>
+            <wp:positionH relativeFrom="column">
+              <wp:posOffset>-5080</wp:posOffset>
+            </wp:positionH>
+            <wp:positionV relativeFrom="paragraph">
+              <wp:posOffset>302895</wp:posOffset>
+            </wp:positionV>
+            <wp:extent cx="5204460" cy="3250565"/>
+            <wp:effectExtent l="0" t="0" r="2540" b="635"/>
+            <wp:wrapTight wrapText="bothSides">
+              <wp:wrapPolygon edited="0">
+                <wp:start x="0" y="0"/>
+                <wp:lineTo x="0" y="21520"/>
+                <wp:lineTo x="21558" y="21520"/>
+                <wp:lineTo x="21558" y="0"/>
+                <wp:lineTo x="0" y="0"/>
+              </wp:wrapPolygon>
+            </wp:wrapTight>
+            <wp:docPr id="147808819" name="Billede 6"/>
+            <wp:cNvGraphicFramePr>
+              <a:graphicFrameLocks xmlns:a="http://schemas.openxmlformats.org/drawingml/2006/main" noChangeAspect="1"/>
+            </wp:cNvGraphicFramePr>
+            <a:graphic xmlns:a="http://schemas.openxmlformats.org/drawingml/2006/main">
+              <a:graphicData uri="http://schemas.openxmlformats.org/drawingml/2006/picture">
+                <pic:pic xmlns:pic="http://schemas.openxmlformats.org/drawingml/2006/picture">
+                  <pic:nvPicPr>
+                    <pic:cNvPr id="147808819" name="Billede 147808819"/>
+                    <pic:cNvPicPr/>
+                  </pic:nvPicPr>
+                  <pic:blipFill>
+                    <a:blip r:embed="rId16">
+                      <a:extLst>
+                        <a:ext uri="{28A0092B-C50C-407E-A947-70E740481C1C}">
+                          <a14:useLocalDpi xmlns:a14="http://schemas.microsoft.com/office/drawing/2010/main" val="0"/>
+                        </a:ext>
+                      </a:extLst>
+                    </a:blip>
+                    <a:stretch>
+                      <a:fillRect/>
+                    </a:stretch>
+                  </pic:blipFill>
+                  <pic:spPr>
+                    <a:xfrm>
+                      <a:off x="0" y="0"/>
+                      <a:ext cx="5204460" cy="3250565"/>
+                    </a:xfrm>
+                    <a:prstGeom prst="rect">
+                      <a:avLst/>
+                    </a:prstGeom>
+                  </pic:spPr>
+                </pic:pic>
+              </a:graphicData>
+            </a:graphic>
+            <wp14:sizeRelH relativeFrom="page">
+              <wp14:pctWidth>0</wp14:pctWidth>
+            </wp14:sizeRelH>
+            <wp14:sizeRelV relativeFrom="page">
+              <wp14:pctHeight>0</wp14:pctHeight>
+            </wp14:sizeRelV>
+          </wp:anchor>
+        </w:drawing>
+      </w:r>
+      <w:proofErr w:type="spellStart"/>
+      <w:r>
+        <w:t>Invite</w:t>
+      </w:r>
+      <w:proofErr w:type="spellEnd"/>
+      <w:r>
+        <w:t>/Accept</w:t>
+      </w:r>
+    </w:p>
+    <w:p>
+      <w:r>
+        <w:rPr>
+          <w:noProof/>
+        </w:rPr>
+        <w:drawing>
+          <wp:anchor distT="0" distB="0" distL="114300" distR="114300" simplePos="0" relativeHeight="251665408" behindDoc="1" locked="0" layoutInCell="1" allowOverlap="1" wp14:anchorId="04FED425" wp14:editId="409E4405">
+            <wp:simplePos x="0" y="0"/>
+            <wp:positionH relativeFrom="column">
+              <wp:posOffset>-5080</wp:posOffset>
+            </wp:positionH>
+            <wp:positionV relativeFrom="paragraph">
+              <wp:posOffset>3704492</wp:posOffset>
+            </wp:positionV>
+            <wp:extent cx="6120130" cy="1874520"/>
+            <wp:effectExtent l="0" t="0" r="1270" b="5080"/>
+            <wp:wrapTight wrapText="bothSides">
+              <wp:wrapPolygon edited="0">
+                <wp:start x="0" y="0"/>
+                <wp:lineTo x="0" y="21512"/>
+                <wp:lineTo x="21560" y="21512"/>
+                <wp:lineTo x="21560" y="0"/>
+                <wp:lineTo x="0" y="0"/>
+              </wp:wrapPolygon>
+            </wp:wrapTight>
+            <wp:docPr id="717527502" name="Billede 7"/>
+            <wp:cNvGraphicFramePr>
+              <a:graphicFrameLocks xmlns:a="http://schemas.openxmlformats.org/drawingml/2006/main" noChangeAspect="1"/>
+            </wp:cNvGraphicFramePr>
+            <a:graphic xmlns:a="http://schemas.openxmlformats.org/drawingml/2006/main">
+              <a:graphicData uri="http://schemas.openxmlformats.org/drawingml/2006/picture">
+                <pic:pic xmlns:pic="http://schemas.openxmlformats.org/drawingml/2006/picture">
+                  <pic:nvPicPr>
+                    <pic:cNvPr id="717527502" name="Billede 717527502"/>
+                    <pic:cNvPicPr/>
+                  </pic:nvPicPr>
+                  <pic:blipFill>
+                    <a:blip r:embed="rId17">
+                      <a:extLst>
+                        <a:ext uri="{28A0092B-C50C-407E-A947-70E740481C1C}">
+                          <a14:useLocalDpi xmlns:a14="http://schemas.microsoft.com/office/drawing/2010/main" val="0"/>
+                        </a:ext>
+                      </a:extLst>
+                    </a:blip>
+                    <a:stretch>
+                      <a:fillRect/>
+                    </a:stretch>
+                  </pic:blipFill>
+                  <pic:spPr>
+                    <a:xfrm>
+                      <a:off x="0" y="0"/>
+                      <a:ext cx="6120130" cy="1874520"/>
+                    </a:xfrm>
+                    <a:prstGeom prst="rect">
+                      <a:avLst/>
+                    </a:prstGeom>
+                  </pic:spPr>
+                </pic:pic>
+              </a:graphicData>
+            </a:graphic>
+            <wp14:sizeRelH relativeFrom="page">
+              <wp14:pctWidth>0</wp14:pctWidth>
+            </wp14:sizeRelH>
+            <wp14:sizeRelV relativeFrom="page">
+              <wp14:pctHeight>0</wp14:pctHeight>
+            </wp14:sizeRelV>
+          </wp:anchor>
+        </w:drawing>
+      </w:r>
+    </w:p>
+    <w:p/>
+    <w:p/>
+    <w:p/>
+    <w:p/>
+    <w:p/>
+    <w:p/>
+    <w:p/>
+    <w:p/>
+    <w:p/>
+    <w:p/>
+    <w:p/>
+    <w:p/>
+    <w:p/>
+    <w:p/>
+    <w:p/>
+    <w:p/>
+    <w:p/>
+    <w:p/>
+    <w:p/>
+    <w:p/>
+    <w:p/>
+    <w:p/>
+    <w:p/>
+    <w:p>
+      <w:r>
+        <w:rPr>
+          <w:noProof/>
+        </w:rPr>
+        <w:lastRenderedPageBreak/>
+        <w:drawing>
+          <wp:anchor distT="0" distB="0" distL="114300" distR="114300" simplePos="0" relativeHeight="251666432" behindDoc="1" locked="0" layoutInCell="1" allowOverlap="1" wp14:anchorId="69672648" wp14:editId="57B6F9DE">
+            <wp:simplePos x="0" y="0"/>
+            <wp:positionH relativeFrom="column">
+              <wp:posOffset>-5080</wp:posOffset>
+            </wp:positionH>
+            <wp:positionV relativeFrom="paragraph">
+              <wp:posOffset>0</wp:posOffset>
+            </wp:positionV>
+            <wp:extent cx="4102100" cy="7886700"/>
+            <wp:effectExtent l="0" t="0" r="0" b="0"/>
+            <wp:wrapTight wrapText="bothSides">
+              <wp:wrapPolygon edited="0">
+                <wp:start x="0" y="0"/>
+                <wp:lineTo x="0" y="21565"/>
+                <wp:lineTo x="21533" y="21565"/>
+                <wp:lineTo x="21533" y="0"/>
+                <wp:lineTo x="0" y="0"/>
+              </wp:wrapPolygon>
+            </wp:wrapTight>
+            <wp:docPr id="1289921623" name="Billede 8"/>
+            <wp:cNvGraphicFramePr>
+              <a:graphicFrameLocks xmlns:a="http://schemas.openxmlformats.org/drawingml/2006/main" noChangeAspect="1"/>
+            </wp:cNvGraphicFramePr>
+            <a:graphic xmlns:a="http://schemas.openxmlformats.org/drawingml/2006/main">
+              <a:graphicData uri="http://schemas.openxmlformats.org/drawingml/2006/picture">
+                <pic:pic xmlns:pic="http://schemas.openxmlformats.org/drawingml/2006/picture">
+                  <pic:nvPicPr>
+                    <pic:cNvPr id="1289921623" name="Billede 1289921623"/>
+                    <pic:cNvPicPr/>
+                  </pic:nvPicPr>
+                  <pic:blipFill>
+                    <a:blip r:embed="rId18">
+                      <a:extLst>
+                        <a:ext uri="{28A0092B-C50C-407E-A947-70E740481C1C}">
+                          <a14:useLocalDpi xmlns:a14="http://schemas.microsoft.com/office/drawing/2010/main" val="0"/>
+                        </a:ext>
+                      </a:extLst>
+                    </a:blip>
+                    <a:stretch>
+                      <a:fillRect/>
+                    </a:stretch>
+                  </pic:blipFill>
+                  <pic:spPr>
+                    <a:xfrm>
+                      <a:off x="0" y="0"/>
+                      <a:ext cx="4102100" cy="7886700"/>
+                    </a:xfrm>
+                    <a:prstGeom prst="rect">
+                      <a:avLst/>
+                    </a:prstGeom>
+                  </pic:spPr>
+                </pic:pic>
+              </a:graphicData>
+            </a:graphic>
+            <wp14:sizeRelH relativeFrom="page">
+              <wp14:pctWidth>0</wp14:pctWidth>
+            </wp14:sizeRelH>
+            <wp14:sizeRelV relativeFrom="page">
+              <wp14:pctHeight>0</wp14:pctHeight>
+            </wp14:sizeRelV>
+          </wp:anchor>
+        </w:drawing>
+      </w:r>
+    </w:p>
+    <w:p/>
+    <w:p/>
+    <w:p/>
+    <w:p/>
+    <w:p/>
+    <w:p/>
+    <w:p/>
+    <w:p/>
     <w:sectPr>
-      <w:footerReference w:type="first" r:id="rId11"/>
+      <w:footerReference w:type="first" r:id="rId19"/>
       <w:pgSz w:w="11906" w:h="16838"/>
       <w:pgMar w:top="1701" w:right="1134" w:bottom="1701" w:left="1134" w:header="708" w:footer="708" w:gutter="0"/>
       <w:pgNumType w:start="1"/>
@@ -12813,6 +13894,19 @@
     <w:basedOn w:val="Standardskrifttypeiafsnit"/>
     <w:rsid w:val="00974400"/>
   </w:style>
+  <w:style w:type="character" w:styleId="HTML-kode">
+    <w:name w:val="HTML Code"/>
+    <w:basedOn w:val="Standardskrifttypeiafsnit"/>
+    <w:uiPriority w:val="99"/>
+    <w:semiHidden/>
+    <w:unhideWhenUsed/>
+    <w:rsid w:val="007C215B"/>
+    <w:rPr>
+      <w:rFonts w:ascii="Courier New" w:eastAsia="Times New Roman" w:hAnsi="Courier New" w:cs="Courier New"/>
+      <w:sz w:val="20"/>
+      <w:szCs w:val="20"/>
+    </w:rPr>
+  </w:style>
 </w:styles>
 </file>
 

--- a/RapportDoc/Produktrapport - H5 Mini.docx
+++ b/RapportDoc/Produktrapport - H5 Mini.docx
@@ -2745,23 +2745,39 @@
         <w:spacing w:afterLines="120" w:after="288" w:line="360" w:lineRule="auto"/>
       </w:pPr>
       <w:r>
-        <w:t xml:space="preserve">To </w:t>
+        <w:t xml:space="preserve">Projektet er afgrænset til udviklingen af en webbaseret samarbejdsplatform til noter med fokus på real-time redigering og deling mellem brugere. Der er primært fokuseret på kernefunktioner som autentifikation, organisering af noter, </w:t>
       </w:r>
       <w:proofErr w:type="spellStart"/>
       <w:r>
-        <w:t>be</w:t>
+        <w:t>collaboration</w:t>
       </w:r>
       <w:proofErr w:type="spellEnd"/>
       <w:r>
-        <w:t xml:space="preserve"> </w:t>
+        <w:t xml:space="preserve"> via </w:t>
       </w:r>
       <w:proofErr w:type="spellStart"/>
       <w:r>
-        <w:t>written</w:t>
+        <w:t>Yjs</w:t>
       </w:r>
       <w:proofErr w:type="spellEnd"/>
       <w:r>
-        <w:t>…</w:t>
+        <w:t>/</w:t>
+      </w:r>
+      <w:proofErr w:type="spellStart"/>
+      <w:r>
+        <w:t>Hocuspocus</w:t>
+      </w:r>
+      <w:proofErr w:type="spellEnd"/>
+      <w:r>
+        <w:t xml:space="preserve"> samt invitation og adgangsstyring mellem brugere.</w:t>
+      </w:r>
+    </w:p>
+    <w:p>
+      <w:pPr>
+        <w:spacing w:afterLines="120" w:after="288" w:line="360" w:lineRule="auto"/>
+      </w:pPr>
+      <w:r>
+        <w:t>Funktioner som avanceret tekstformatering, offline-support, versionshistorik, mobilapp, og e-mail invitationer er ikke implementeret i denne version. Der er desuden lagt vægt på funktionalitet og systemarkitektur frem for fuld UI/UX optimering.</w:t>
       </w:r>
     </w:p>
     <w:p>
@@ -8159,11 +8175,6 @@
       <w:pPr>
         <w:spacing w:afterLines="120" w:after="288" w:line="360" w:lineRule="auto"/>
       </w:pPr>
-    </w:p>
-    <w:p>
-      <w:pPr>
-        <w:spacing w:afterLines="120" w:after="288" w:line="360" w:lineRule="auto"/>
-      </w:pPr>
       <w:r>
         <w:t xml:space="preserve">Der er arbejdet med versionsstyring gennem Git, hvor ændringer løbende er blevet opdelt i </w:t>
       </w:r>
@@ -8175,11 +8186,6 @@
       <w:r>
         <w:t xml:space="preserve"> for at dokumentere udviklingsprocessen. Funktionalitet er typisk blevet udviklet i mindre trin, så nye features kunne testes løbende under implementeringen.</w:t>
       </w:r>
-    </w:p>
-    <w:p>
-      <w:pPr>
-        <w:spacing w:afterLines="120" w:after="288" w:line="360" w:lineRule="auto"/>
-      </w:pPr>
     </w:p>
     <w:p>
       <w:pPr>
@@ -8330,7 +8336,6 @@
           <w:b/>
           <w:bCs/>
         </w:rPr>
-        <w:lastRenderedPageBreak/>
         <w:t>Konsekvens</w:t>
       </w:r>
       <w:r>
@@ -8349,6 +8354,7 @@
       </w:pPr>
       <w:proofErr w:type="spellStart"/>
       <w:r>
+        <w:lastRenderedPageBreak/>
         <w:t>Tiptap</w:t>
       </w:r>
       <w:proofErr w:type="spellEnd"/>
@@ -8700,7 +8706,6 @@
           <w:b/>
           <w:bCs/>
         </w:rPr>
-        <w:lastRenderedPageBreak/>
         <w:t>Konsekvens</w:t>
       </w:r>
       <w:r>
@@ -8718,6 +8723,7 @@
         <w:contextualSpacing w:val="0"/>
       </w:pPr>
       <w:r>
+        <w:lastRenderedPageBreak/>
         <w:t xml:space="preserve">Ved at anvende Next.js kunne </w:t>
       </w:r>
       <w:proofErr w:type="spellStart"/>

--- a/RapportDoc/Produktrapport - H5 Mini.docx
+++ b/RapportDoc/Produktrapport - H5 Mini.docx
@@ -8,6 +8,7 @@
         <w:sectPr>
           <w:footerReference w:type="even" r:id="rId8"/>
           <w:footerReference w:type="default" r:id="rId9"/>
+          <w:footerReference w:type="first" r:id="rId10"/>
           <w:pgSz w:w="11906" w:h="16838"/>
           <w:pgMar w:top="1701" w:right="1134" w:bottom="1701" w:left="1134" w:header="708" w:footer="708" w:gutter="0"/>
           <w:pgNumType w:start="1"/>
@@ -17,23 +18,86 @@
         </w:sectPr>
       </w:pPr>
       <w:r>
-        <w:t>FORSID</w:t>
-      </w:r>
-      <w:r>
-        <w:t>E</w:t>
-      </w:r>
-    </w:p>
-    <w:p>
-      <w:pPr>
-        <w:spacing w:afterLines="120" w:after="288" w:line="360" w:lineRule="auto"/>
-      </w:pPr>
+        <w:rPr>
+          <w:noProof/>
+        </w:rPr>
+        <w:drawing>
+          <wp:anchor distT="0" distB="0" distL="114300" distR="114300" simplePos="0" relativeHeight="251676672" behindDoc="1" locked="0" layoutInCell="1" allowOverlap="1" wp14:anchorId="7F8065B6" wp14:editId="26DB84F5">
+            <wp:simplePos x="0" y="0"/>
+            <wp:positionH relativeFrom="column">
+              <wp:posOffset>-3175</wp:posOffset>
+            </wp:positionH>
+            <wp:positionV relativeFrom="paragraph">
+              <wp:posOffset>0</wp:posOffset>
+            </wp:positionV>
+            <wp:extent cx="6024880" cy="8531860"/>
+            <wp:effectExtent l="0" t="0" r="0" b="2540"/>
+            <wp:wrapTight wrapText="bothSides">
+              <wp:wrapPolygon edited="0">
+                <wp:start x="0" y="0"/>
+                <wp:lineTo x="0" y="21574"/>
+                <wp:lineTo x="21536" y="21574"/>
+                <wp:lineTo x="21536" y="0"/>
+                <wp:lineTo x="0" y="0"/>
+              </wp:wrapPolygon>
+            </wp:wrapTight>
+            <wp:docPr id="1801086417" name="Billede 1"/>
+            <wp:cNvGraphicFramePr>
+              <a:graphicFrameLocks xmlns:a="http://schemas.openxmlformats.org/drawingml/2006/main" noChangeAspect="1"/>
+            </wp:cNvGraphicFramePr>
+            <a:graphic xmlns:a="http://schemas.openxmlformats.org/drawingml/2006/main">
+              <a:graphicData uri="http://schemas.openxmlformats.org/drawingml/2006/picture">
+                <pic:pic xmlns:pic="http://schemas.openxmlformats.org/drawingml/2006/picture">
+                  <pic:nvPicPr>
+                    <pic:cNvPr id="1801086417" name="Billede 1801086417"/>
+                    <pic:cNvPicPr/>
+                  </pic:nvPicPr>
+                  <pic:blipFill>
+                    <a:blip r:embed="rId11">
+                      <a:extLst>
+                        <a:ext uri="{28A0092B-C50C-407E-A947-70E740481C1C}">
+                          <a14:useLocalDpi xmlns:a14="http://schemas.microsoft.com/office/drawing/2010/main" val="0"/>
+                        </a:ext>
+                      </a:extLst>
+                    </a:blip>
+                    <a:stretch>
+                      <a:fillRect/>
+                    </a:stretch>
+                  </pic:blipFill>
+                  <pic:spPr>
+                    <a:xfrm>
+                      <a:off x="0" y="0"/>
+                      <a:ext cx="6024880" cy="8531860"/>
+                    </a:xfrm>
+                    <a:prstGeom prst="rect">
+                      <a:avLst/>
+                    </a:prstGeom>
+                  </pic:spPr>
+                </pic:pic>
+              </a:graphicData>
+            </a:graphic>
+            <wp14:sizeRelH relativeFrom="page">
+              <wp14:pctWidth>0</wp14:pctWidth>
+            </wp14:sizeRelH>
+            <wp14:sizeRelV relativeFrom="page">
+              <wp14:pctHeight>0</wp14:pctHeight>
+            </wp14:sizeRelV>
+          </wp:anchor>
+        </w:drawing>
+      </w:r>
     </w:p>
     <w:sdt>
       <w:sdtPr>
+        <w:id w:val="1458994613"/>
+        <w:docPartObj>
+          <w:docPartGallery w:val="Table of Contents"/>
+          <w:docPartUnique/>
+        </w:docPartObj>
+      </w:sdtPr>
+      <w:sdtEndPr>
         <w:rPr>
           <w:rFonts w:asciiTheme="minorHAnsi" w:eastAsiaTheme="minorHAnsi" w:hAnsiTheme="minorHAnsi" w:cstheme="minorBidi"/>
-          <w:b w:val="0"/>
-          <w:bCs w:val="0"/>
+          <w:noProof/>
           <w:color w:val="auto"/>
           <w:kern w:val="2"/>
           <w:sz w:val="24"/>
@@ -41,22 +105,16 @@
           <w:lang w:eastAsia="en-US"/>
           <w14:ligatures w14:val="standardContextual"/>
         </w:rPr>
-        <w:id w:val="501173965"/>
-        <w:docPartObj>
-          <w:docPartGallery w:val="Table of Contents"/>
-          <w:docPartUnique/>
-        </w:docPartObj>
-      </w:sdtPr>
-      <w:sdtEndPr>
-        <w:rPr>
-          <w:noProof/>
-        </w:rPr>
       </w:sdtEndPr>
       <w:sdtContent>
         <w:p>
           <w:pPr>
             <w:pStyle w:val="Overskrift"/>
-            <w:spacing w:afterLines="120" w:after="288" w:line="360" w:lineRule="auto"/>
+            <w:spacing w:line="360" w:lineRule="auto"/>
+            <w:rPr>
+              <w:sz w:val="24"/>
+              <w:szCs w:val="24"/>
+            </w:rPr>
           </w:pPr>
           <w:r>
             <w:t>Indholdsfortegnelse</w:t>
@@ -65,85 +123,10 @@
         <w:p>
           <w:pPr>
             <w:pStyle w:val="Indholdsfortegnelse1"/>
-            <w:rPr>
-              <w:rFonts w:eastAsiaTheme="minorEastAsia"/>
-              <w:noProof/>
-              <w:lang w:eastAsia="da-DK"/>
-            </w:rPr>
-          </w:pPr>
-          <w:r>
-            <w:fldChar w:fldCharType="begin"/>
-          </w:r>
-          <w:r>
-            <w:instrText>TOC \o "1-3" \h \z \u</w:instrText>
-          </w:r>
-          <w:r>
-            <w:fldChar w:fldCharType="separate"/>
-          </w:r>
-          <w:hyperlink w:anchor="_Toc229062280" w:history="1">
-            <w:r>
-              <w:rPr>
-                <w:rStyle w:val="Hyperlink"/>
-                <w:noProof/>
-              </w:rPr>
-              <w:t>INDLEDNING</w:t>
-            </w:r>
-            <w:r>
-              <w:rPr>
-                <w:noProof/>
-                <w:webHidden/>
-              </w:rPr>
-              <w:tab/>
-            </w:r>
-            <w:r>
-              <w:rPr>
-                <w:noProof/>
-                <w:webHidden/>
-              </w:rPr>
-              <w:fldChar w:fldCharType="begin"/>
-            </w:r>
-            <w:r>
-              <w:rPr>
-                <w:noProof/>
-                <w:webHidden/>
-              </w:rPr>
-              <w:instrText xml:space="preserve"> PAGEREF _Toc229062280 \h </w:instrText>
-            </w:r>
-            <w:r>
-              <w:rPr>
-                <w:noProof/>
-                <w:webHidden/>
-              </w:rPr>
-            </w:r>
-            <w:r>
-              <w:rPr>
-                <w:noProof/>
-                <w:webHidden/>
-              </w:rPr>
-              <w:fldChar w:fldCharType="separate"/>
-            </w:r>
-            <w:r>
-              <w:rPr>
-                <w:noProof/>
-                <w:webHidden/>
-              </w:rPr>
-              <w:t>3</w:t>
-            </w:r>
-            <w:r>
-              <w:rPr>
-                <w:noProof/>
-                <w:webHidden/>
-              </w:rPr>
-              <w:fldChar w:fldCharType="end"/>
-            </w:r>
-          </w:hyperlink>
-        </w:p>
-        <w:p>
-          <w:pPr>
-            <w:pStyle w:val="Indholdsfortegnelse2"/>
             <w:tabs>
               <w:tab w:val="right" w:leader="dot" w:pos="9628"/>
             </w:tabs>
+            <w:spacing w:line="360" w:lineRule="auto"/>
             <w:rPr>
               <w:rFonts w:eastAsiaTheme="minorEastAsia"/>
               <w:b w:val="0"/>
@@ -154,13 +137,38 @@
               <w:lang w:eastAsia="da-DK"/>
             </w:rPr>
           </w:pPr>
-          <w:hyperlink w:anchor="_Toc229062281" w:history="1">
+          <w:r>
+            <w:rPr>
+              <w:b w:val="0"/>
+              <w:bCs w:val="0"/>
+              <w:sz w:val="24"/>
+              <w:szCs w:val="24"/>
+            </w:rPr>
+            <w:fldChar w:fldCharType="begin"/>
+          </w:r>
+          <w:r>
+            <w:rPr>
+              <w:sz w:val="24"/>
+              <w:szCs w:val="24"/>
+            </w:rPr>
+            <w:instrText>TOC \o "1-3" \h \z \u</w:instrText>
+          </w:r>
+          <w:r>
+            <w:rPr>
+              <w:b w:val="0"/>
+              <w:bCs w:val="0"/>
+              <w:sz w:val="24"/>
+              <w:szCs w:val="24"/>
+            </w:rPr>
+            <w:fldChar w:fldCharType="separate"/>
+          </w:r>
+          <w:hyperlink w:anchor="_Toc230200717" w:history="1">
             <w:r>
               <w:rPr>
                 <w:rStyle w:val="Hyperlink"/>
                 <w:noProof/>
               </w:rPr>
-              <w:t>Baggrund</w:t>
+              <w:t>INDLEDNING</w:t>
             </w:r>
             <w:r>
               <w:rPr>
@@ -181,7 +189,7 @@
                 <w:noProof/>
                 <w:webHidden/>
               </w:rPr>
-              <w:instrText xml:space="preserve"> PAGEREF _Toc229062281 \h </w:instrText>
+              <w:instrText xml:space="preserve"> PAGEREF _Toc230200717 \h </w:instrText>
             </w:r>
             <w:r>
               <w:rPr>
@@ -218,6 +226,232 @@
             <w:tabs>
               <w:tab w:val="right" w:leader="dot" w:pos="9628"/>
             </w:tabs>
+            <w:spacing w:line="360" w:lineRule="auto"/>
+            <w:rPr>
+              <w:rFonts w:eastAsiaTheme="minorEastAsia"/>
+              <w:i w:val="0"/>
+              <w:iCs w:val="0"/>
+              <w:noProof/>
+              <w:sz w:val="24"/>
+              <w:szCs w:val="24"/>
+              <w:lang w:eastAsia="da-DK"/>
+            </w:rPr>
+          </w:pPr>
+          <w:hyperlink w:anchor="_Toc230200718" w:history="1">
+            <w:r>
+              <w:rPr>
+                <w:rStyle w:val="Hyperlink"/>
+                <w:noProof/>
+              </w:rPr>
+              <w:t>Baggrund</w:t>
+            </w:r>
+            <w:r>
+              <w:rPr>
+                <w:noProof/>
+                <w:webHidden/>
+              </w:rPr>
+              <w:tab/>
+            </w:r>
+            <w:r>
+              <w:rPr>
+                <w:noProof/>
+                <w:webHidden/>
+              </w:rPr>
+              <w:fldChar w:fldCharType="begin"/>
+            </w:r>
+            <w:r>
+              <w:rPr>
+                <w:noProof/>
+                <w:webHidden/>
+              </w:rPr>
+              <w:instrText xml:space="preserve"> PAGEREF _Toc230200718 \h </w:instrText>
+            </w:r>
+            <w:r>
+              <w:rPr>
+                <w:noProof/>
+                <w:webHidden/>
+              </w:rPr>
+            </w:r>
+            <w:r>
+              <w:rPr>
+                <w:noProof/>
+                <w:webHidden/>
+              </w:rPr>
+              <w:fldChar w:fldCharType="separate"/>
+            </w:r>
+            <w:r>
+              <w:rPr>
+                <w:noProof/>
+                <w:webHidden/>
+              </w:rPr>
+              <w:t>3</w:t>
+            </w:r>
+            <w:r>
+              <w:rPr>
+                <w:noProof/>
+                <w:webHidden/>
+              </w:rPr>
+              <w:fldChar w:fldCharType="end"/>
+            </w:r>
+          </w:hyperlink>
+        </w:p>
+        <w:p>
+          <w:pPr>
+            <w:pStyle w:val="Indholdsfortegnelse2"/>
+            <w:tabs>
+              <w:tab w:val="right" w:leader="dot" w:pos="9628"/>
+            </w:tabs>
+            <w:spacing w:line="360" w:lineRule="auto"/>
+            <w:rPr>
+              <w:rFonts w:eastAsiaTheme="minorEastAsia"/>
+              <w:i w:val="0"/>
+              <w:iCs w:val="0"/>
+              <w:noProof/>
+              <w:sz w:val="24"/>
+              <w:szCs w:val="24"/>
+              <w:lang w:eastAsia="da-DK"/>
+            </w:rPr>
+          </w:pPr>
+          <w:hyperlink w:anchor="_Toc230200719" w:history="1">
+            <w:r>
+              <w:rPr>
+                <w:rStyle w:val="Hyperlink"/>
+                <w:noProof/>
+              </w:rPr>
+              <w:t>Problemstilling</w:t>
+            </w:r>
+            <w:r>
+              <w:rPr>
+                <w:noProof/>
+                <w:webHidden/>
+              </w:rPr>
+              <w:tab/>
+            </w:r>
+            <w:r>
+              <w:rPr>
+                <w:noProof/>
+                <w:webHidden/>
+              </w:rPr>
+              <w:fldChar w:fldCharType="begin"/>
+            </w:r>
+            <w:r>
+              <w:rPr>
+                <w:noProof/>
+                <w:webHidden/>
+              </w:rPr>
+              <w:instrText xml:space="preserve"> PAGEREF _Toc230200719 \h </w:instrText>
+            </w:r>
+            <w:r>
+              <w:rPr>
+                <w:noProof/>
+                <w:webHidden/>
+              </w:rPr>
+            </w:r>
+            <w:r>
+              <w:rPr>
+                <w:noProof/>
+                <w:webHidden/>
+              </w:rPr>
+              <w:fldChar w:fldCharType="separate"/>
+            </w:r>
+            <w:r>
+              <w:rPr>
+                <w:noProof/>
+                <w:webHidden/>
+              </w:rPr>
+              <w:t>3</w:t>
+            </w:r>
+            <w:r>
+              <w:rPr>
+                <w:noProof/>
+                <w:webHidden/>
+              </w:rPr>
+              <w:fldChar w:fldCharType="end"/>
+            </w:r>
+          </w:hyperlink>
+        </w:p>
+        <w:p>
+          <w:pPr>
+            <w:pStyle w:val="Indholdsfortegnelse2"/>
+            <w:tabs>
+              <w:tab w:val="right" w:leader="dot" w:pos="9628"/>
+            </w:tabs>
+            <w:spacing w:line="360" w:lineRule="auto"/>
+            <w:rPr>
+              <w:rFonts w:eastAsiaTheme="minorEastAsia"/>
+              <w:i w:val="0"/>
+              <w:iCs w:val="0"/>
+              <w:noProof/>
+              <w:sz w:val="24"/>
+              <w:szCs w:val="24"/>
+              <w:lang w:eastAsia="da-DK"/>
+            </w:rPr>
+          </w:pPr>
+          <w:hyperlink w:anchor="_Toc230200720" w:history="1">
+            <w:r>
+              <w:rPr>
+                <w:rStyle w:val="Hyperlink"/>
+                <w:noProof/>
+              </w:rPr>
+              <w:t>Afgrænsning</w:t>
+            </w:r>
+            <w:r>
+              <w:rPr>
+                <w:noProof/>
+                <w:webHidden/>
+              </w:rPr>
+              <w:tab/>
+            </w:r>
+            <w:r>
+              <w:rPr>
+                <w:noProof/>
+                <w:webHidden/>
+              </w:rPr>
+              <w:fldChar w:fldCharType="begin"/>
+            </w:r>
+            <w:r>
+              <w:rPr>
+                <w:noProof/>
+                <w:webHidden/>
+              </w:rPr>
+              <w:instrText xml:space="preserve"> PAGEREF _Toc230200720 \h </w:instrText>
+            </w:r>
+            <w:r>
+              <w:rPr>
+                <w:noProof/>
+                <w:webHidden/>
+              </w:rPr>
+            </w:r>
+            <w:r>
+              <w:rPr>
+                <w:noProof/>
+                <w:webHidden/>
+              </w:rPr>
+              <w:fldChar w:fldCharType="separate"/>
+            </w:r>
+            <w:r>
+              <w:rPr>
+                <w:noProof/>
+                <w:webHidden/>
+              </w:rPr>
+              <w:t>4</w:t>
+            </w:r>
+            <w:r>
+              <w:rPr>
+                <w:noProof/>
+                <w:webHidden/>
+              </w:rPr>
+              <w:fldChar w:fldCharType="end"/>
+            </w:r>
+          </w:hyperlink>
+        </w:p>
+        <w:p>
+          <w:pPr>
+            <w:pStyle w:val="Indholdsfortegnelse1"/>
+            <w:tabs>
+              <w:tab w:val="right" w:leader="dot" w:pos="9628"/>
+            </w:tabs>
+            <w:spacing w:line="360" w:lineRule="auto"/>
             <w:rPr>
               <w:rFonts w:eastAsiaTheme="minorEastAsia"/>
               <w:b w:val="0"/>
@@ -228,13 +462,13 @@
               <w:lang w:eastAsia="da-DK"/>
             </w:rPr>
           </w:pPr>
-          <w:hyperlink w:anchor="_Toc229062282" w:history="1">
+          <w:hyperlink w:anchor="_Toc230200721" w:history="1">
             <w:r>
               <w:rPr>
                 <w:rStyle w:val="Hyperlink"/>
                 <w:noProof/>
               </w:rPr>
-              <w:t>Problemstilling</w:t>
+              <w:t>PRODUKTBESKRIVELSE</w:t>
             </w:r>
             <w:r>
               <w:rPr>
@@ -255,7 +489,7 @@
                 <w:noProof/>
                 <w:webHidden/>
               </w:rPr>
-              <w:instrText xml:space="preserve"> PAGEREF _Toc229062282 \h </w:instrText>
+              <w:instrText xml:space="preserve"> PAGEREF _Toc230200721 \h </w:instrText>
             </w:r>
             <w:r>
               <w:rPr>
@@ -275,7 +509,7 @@
                 <w:noProof/>
                 <w:webHidden/>
               </w:rPr>
-              <w:t>3</w:t>
+              <w:t>5</w:t>
             </w:r>
             <w:r>
               <w:rPr>
@@ -292,6 +526,307 @@
             <w:tabs>
               <w:tab w:val="right" w:leader="dot" w:pos="9628"/>
             </w:tabs>
+            <w:spacing w:line="360" w:lineRule="auto"/>
+            <w:rPr>
+              <w:rFonts w:eastAsiaTheme="minorEastAsia"/>
+              <w:i w:val="0"/>
+              <w:iCs w:val="0"/>
+              <w:noProof/>
+              <w:sz w:val="24"/>
+              <w:szCs w:val="24"/>
+              <w:lang w:eastAsia="da-DK"/>
+            </w:rPr>
+          </w:pPr>
+          <w:hyperlink w:anchor="_Toc230200722" w:history="1">
+            <w:r>
+              <w:rPr>
+                <w:rStyle w:val="Hyperlink"/>
+                <w:noProof/>
+              </w:rPr>
+              <w:t>Formål &amp; målgruppe</w:t>
+            </w:r>
+            <w:r>
+              <w:rPr>
+                <w:noProof/>
+                <w:webHidden/>
+              </w:rPr>
+              <w:tab/>
+            </w:r>
+            <w:r>
+              <w:rPr>
+                <w:noProof/>
+                <w:webHidden/>
+              </w:rPr>
+              <w:fldChar w:fldCharType="begin"/>
+            </w:r>
+            <w:r>
+              <w:rPr>
+                <w:noProof/>
+                <w:webHidden/>
+              </w:rPr>
+              <w:instrText xml:space="preserve"> PAGEREF _Toc230200722 \h </w:instrText>
+            </w:r>
+            <w:r>
+              <w:rPr>
+                <w:noProof/>
+                <w:webHidden/>
+              </w:rPr>
+            </w:r>
+            <w:r>
+              <w:rPr>
+                <w:noProof/>
+                <w:webHidden/>
+              </w:rPr>
+              <w:fldChar w:fldCharType="separate"/>
+            </w:r>
+            <w:r>
+              <w:rPr>
+                <w:noProof/>
+                <w:webHidden/>
+              </w:rPr>
+              <w:t>5</w:t>
+            </w:r>
+            <w:r>
+              <w:rPr>
+                <w:noProof/>
+                <w:webHidden/>
+              </w:rPr>
+              <w:fldChar w:fldCharType="end"/>
+            </w:r>
+          </w:hyperlink>
+        </w:p>
+        <w:p>
+          <w:pPr>
+            <w:pStyle w:val="Indholdsfortegnelse2"/>
+            <w:tabs>
+              <w:tab w:val="right" w:leader="dot" w:pos="9628"/>
+            </w:tabs>
+            <w:spacing w:line="360" w:lineRule="auto"/>
+            <w:rPr>
+              <w:rFonts w:eastAsiaTheme="minorEastAsia"/>
+              <w:i w:val="0"/>
+              <w:iCs w:val="0"/>
+              <w:noProof/>
+              <w:sz w:val="24"/>
+              <w:szCs w:val="24"/>
+              <w:lang w:eastAsia="da-DK"/>
+            </w:rPr>
+          </w:pPr>
+          <w:hyperlink w:anchor="_Toc230200723" w:history="1">
+            <w:r>
+              <w:rPr>
+                <w:rStyle w:val="Hyperlink"/>
+                <w:noProof/>
+              </w:rPr>
+              <w:t>Overordnet funktionalitet</w:t>
+            </w:r>
+            <w:r>
+              <w:rPr>
+                <w:noProof/>
+                <w:webHidden/>
+              </w:rPr>
+              <w:tab/>
+            </w:r>
+            <w:r>
+              <w:rPr>
+                <w:noProof/>
+                <w:webHidden/>
+              </w:rPr>
+              <w:fldChar w:fldCharType="begin"/>
+            </w:r>
+            <w:r>
+              <w:rPr>
+                <w:noProof/>
+                <w:webHidden/>
+              </w:rPr>
+              <w:instrText xml:space="preserve"> PAGEREF _Toc230200723 \h </w:instrText>
+            </w:r>
+            <w:r>
+              <w:rPr>
+                <w:noProof/>
+                <w:webHidden/>
+              </w:rPr>
+            </w:r>
+            <w:r>
+              <w:rPr>
+                <w:noProof/>
+                <w:webHidden/>
+              </w:rPr>
+              <w:fldChar w:fldCharType="separate"/>
+            </w:r>
+            <w:r>
+              <w:rPr>
+                <w:noProof/>
+                <w:webHidden/>
+              </w:rPr>
+              <w:t>5</w:t>
+            </w:r>
+            <w:r>
+              <w:rPr>
+                <w:noProof/>
+                <w:webHidden/>
+              </w:rPr>
+              <w:fldChar w:fldCharType="end"/>
+            </w:r>
+          </w:hyperlink>
+        </w:p>
+        <w:p>
+          <w:pPr>
+            <w:pStyle w:val="Indholdsfortegnelse2"/>
+            <w:tabs>
+              <w:tab w:val="right" w:leader="dot" w:pos="9628"/>
+            </w:tabs>
+            <w:spacing w:line="360" w:lineRule="auto"/>
+            <w:rPr>
+              <w:rFonts w:eastAsiaTheme="minorEastAsia"/>
+              <w:i w:val="0"/>
+              <w:iCs w:val="0"/>
+              <w:noProof/>
+              <w:sz w:val="24"/>
+              <w:szCs w:val="24"/>
+              <w:lang w:eastAsia="da-DK"/>
+            </w:rPr>
+          </w:pPr>
+          <w:hyperlink w:anchor="_Toc230200724" w:history="1">
+            <w:r>
+              <w:rPr>
+                <w:rStyle w:val="Hyperlink"/>
+                <w:noProof/>
+              </w:rPr>
+              <w:t>Teknologi</w:t>
+            </w:r>
+            <w:r>
+              <w:rPr>
+                <w:noProof/>
+                <w:webHidden/>
+              </w:rPr>
+              <w:tab/>
+            </w:r>
+            <w:r>
+              <w:rPr>
+                <w:noProof/>
+                <w:webHidden/>
+              </w:rPr>
+              <w:fldChar w:fldCharType="begin"/>
+            </w:r>
+            <w:r>
+              <w:rPr>
+                <w:noProof/>
+                <w:webHidden/>
+              </w:rPr>
+              <w:instrText xml:space="preserve"> PAGEREF _Toc230200724 \h </w:instrText>
+            </w:r>
+            <w:r>
+              <w:rPr>
+                <w:noProof/>
+                <w:webHidden/>
+              </w:rPr>
+            </w:r>
+            <w:r>
+              <w:rPr>
+                <w:noProof/>
+                <w:webHidden/>
+              </w:rPr>
+              <w:fldChar w:fldCharType="separate"/>
+            </w:r>
+            <w:r>
+              <w:rPr>
+                <w:noProof/>
+                <w:webHidden/>
+              </w:rPr>
+              <w:t>6</w:t>
+            </w:r>
+            <w:r>
+              <w:rPr>
+                <w:noProof/>
+                <w:webHidden/>
+              </w:rPr>
+              <w:fldChar w:fldCharType="end"/>
+            </w:r>
+          </w:hyperlink>
+        </w:p>
+        <w:p>
+          <w:pPr>
+            <w:pStyle w:val="Indholdsfortegnelse2"/>
+            <w:tabs>
+              <w:tab w:val="right" w:leader="dot" w:pos="9628"/>
+            </w:tabs>
+            <w:spacing w:line="360" w:lineRule="auto"/>
+            <w:rPr>
+              <w:rFonts w:eastAsiaTheme="minorEastAsia"/>
+              <w:i w:val="0"/>
+              <w:iCs w:val="0"/>
+              <w:noProof/>
+              <w:sz w:val="24"/>
+              <w:szCs w:val="24"/>
+              <w:lang w:eastAsia="da-DK"/>
+            </w:rPr>
+          </w:pPr>
+          <w:hyperlink w:anchor="_Toc230200725" w:history="1">
+            <w:r>
+              <w:rPr>
+                <w:rStyle w:val="Hyperlink"/>
+                <w:noProof/>
+              </w:rPr>
+              <w:t>Arkitektur</w:t>
+            </w:r>
+            <w:r>
+              <w:rPr>
+                <w:noProof/>
+                <w:webHidden/>
+              </w:rPr>
+              <w:tab/>
+            </w:r>
+            <w:r>
+              <w:rPr>
+                <w:noProof/>
+                <w:webHidden/>
+              </w:rPr>
+              <w:fldChar w:fldCharType="begin"/>
+            </w:r>
+            <w:r>
+              <w:rPr>
+                <w:noProof/>
+                <w:webHidden/>
+              </w:rPr>
+              <w:instrText xml:space="preserve"> PAGEREF _Toc230200725 \h </w:instrText>
+            </w:r>
+            <w:r>
+              <w:rPr>
+                <w:noProof/>
+                <w:webHidden/>
+              </w:rPr>
+            </w:r>
+            <w:r>
+              <w:rPr>
+                <w:noProof/>
+                <w:webHidden/>
+              </w:rPr>
+              <w:fldChar w:fldCharType="separate"/>
+            </w:r>
+            <w:r>
+              <w:rPr>
+                <w:noProof/>
+                <w:webHidden/>
+              </w:rPr>
+              <w:t>7</w:t>
+            </w:r>
+            <w:r>
+              <w:rPr>
+                <w:noProof/>
+                <w:webHidden/>
+              </w:rPr>
+              <w:fldChar w:fldCharType="end"/>
+            </w:r>
+          </w:hyperlink>
+        </w:p>
+        <w:p>
+          <w:pPr>
+            <w:pStyle w:val="Indholdsfortegnelse1"/>
+            <w:tabs>
+              <w:tab w:val="right" w:leader="dot" w:pos="9628"/>
+            </w:tabs>
+            <w:spacing w:line="360" w:lineRule="auto"/>
             <w:rPr>
               <w:rFonts w:eastAsiaTheme="minorEastAsia"/>
               <w:b w:val="0"/>
@@ -302,13 +837,13 @@
               <w:lang w:eastAsia="da-DK"/>
             </w:rPr>
           </w:pPr>
-          <w:hyperlink w:anchor="_Toc229062283" w:history="1">
+          <w:hyperlink w:anchor="_Toc230200726" w:history="1">
             <w:r>
               <w:rPr>
                 <w:rStyle w:val="Hyperlink"/>
                 <w:noProof/>
               </w:rPr>
-              <w:t>Afgrænsning</w:t>
+              <w:t>KRAV &amp; MÅL</w:t>
             </w:r>
             <w:r>
               <w:rPr>
@@ -329,7 +864,7 @@
                 <w:noProof/>
                 <w:webHidden/>
               </w:rPr>
-              <w:instrText xml:space="preserve"> PAGEREF _Toc229062283 \h </w:instrText>
+              <w:instrText xml:space="preserve"> PAGEREF _Toc230200726 \h </w:instrText>
             </w:r>
             <w:r>
               <w:rPr>
@@ -349,74 +884,7 @@
                 <w:noProof/>
                 <w:webHidden/>
               </w:rPr>
-              <w:t>4</w:t>
-            </w:r>
-            <w:r>
-              <w:rPr>
-                <w:noProof/>
-                <w:webHidden/>
-              </w:rPr>
-              <w:fldChar w:fldCharType="end"/>
-            </w:r>
-          </w:hyperlink>
-        </w:p>
-        <w:p>
-          <w:pPr>
-            <w:pStyle w:val="Indholdsfortegnelse1"/>
-            <w:rPr>
-              <w:rFonts w:eastAsiaTheme="minorEastAsia"/>
-              <w:noProof/>
-              <w:lang w:eastAsia="da-DK"/>
-            </w:rPr>
-          </w:pPr>
-          <w:hyperlink w:anchor="_Toc229062284" w:history="1">
-            <w:r>
-              <w:rPr>
-                <w:rStyle w:val="Hyperlink"/>
-                <w:noProof/>
-              </w:rPr>
-              <w:t>PRODUKTBESKRIVELSE</w:t>
-            </w:r>
-            <w:r>
-              <w:rPr>
-                <w:noProof/>
-                <w:webHidden/>
-              </w:rPr>
-              <w:tab/>
-            </w:r>
-            <w:r>
-              <w:rPr>
-                <w:noProof/>
-                <w:webHidden/>
-              </w:rPr>
-              <w:fldChar w:fldCharType="begin"/>
-            </w:r>
-            <w:r>
-              <w:rPr>
-                <w:noProof/>
-                <w:webHidden/>
-              </w:rPr>
-              <w:instrText xml:space="preserve"> PAGEREF _Toc229062284 \h </w:instrText>
-            </w:r>
-            <w:r>
-              <w:rPr>
-                <w:noProof/>
-                <w:webHidden/>
-              </w:rPr>
-            </w:r>
-            <w:r>
-              <w:rPr>
-                <w:noProof/>
-                <w:webHidden/>
-              </w:rPr>
-              <w:fldChar w:fldCharType="separate"/>
-            </w:r>
-            <w:r>
-              <w:rPr>
-                <w:noProof/>
-                <w:webHidden/>
-              </w:rPr>
-              <w:t>5</w:t>
+              <w:t>8</w:t>
             </w:r>
             <w:r>
               <w:rPr>
@@ -433,6 +901,232 @@
             <w:tabs>
               <w:tab w:val="right" w:leader="dot" w:pos="9628"/>
             </w:tabs>
+            <w:spacing w:line="360" w:lineRule="auto"/>
+            <w:rPr>
+              <w:rFonts w:eastAsiaTheme="minorEastAsia"/>
+              <w:i w:val="0"/>
+              <w:iCs w:val="0"/>
+              <w:noProof/>
+              <w:sz w:val="24"/>
+              <w:szCs w:val="24"/>
+              <w:lang w:eastAsia="da-DK"/>
+            </w:rPr>
+          </w:pPr>
+          <w:hyperlink w:anchor="_Toc230200727" w:history="1">
+            <w:r>
+              <w:rPr>
+                <w:rStyle w:val="Hyperlink"/>
+                <w:noProof/>
+              </w:rPr>
+              <w:t>Faglige mål</w:t>
+            </w:r>
+            <w:r>
+              <w:rPr>
+                <w:noProof/>
+                <w:webHidden/>
+              </w:rPr>
+              <w:tab/>
+            </w:r>
+            <w:r>
+              <w:rPr>
+                <w:noProof/>
+                <w:webHidden/>
+              </w:rPr>
+              <w:fldChar w:fldCharType="begin"/>
+            </w:r>
+            <w:r>
+              <w:rPr>
+                <w:noProof/>
+                <w:webHidden/>
+              </w:rPr>
+              <w:instrText xml:space="preserve"> PAGEREF _Toc230200727 \h </w:instrText>
+            </w:r>
+            <w:r>
+              <w:rPr>
+                <w:noProof/>
+                <w:webHidden/>
+              </w:rPr>
+            </w:r>
+            <w:r>
+              <w:rPr>
+                <w:noProof/>
+                <w:webHidden/>
+              </w:rPr>
+              <w:fldChar w:fldCharType="separate"/>
+            </w:r>
+            <w:r>
+              <w:rPr>
+                <w:noProof/>
+                <w:webHidden/>
+              </w:rPr>
+              <w:t>8</w:t>
+            </w:r>
+            <w:r>
+              <w:rPr>
+                <w:noProof/>
+                <w:webHidden/>
+              </w:rPr>
+              <w:fldChar w:fldCharType="end"/>
+            </w:r>
+          </w:hyperlink>
+        </w:p>
+        <w:p>
+          <w:pPr>
+            <w:pStyle w:val="Indholdsfortegnelse2"/>
+            <w:tabs>
+              <w:tab w:val="right" w:leader="dot" w:pos="9628"/>
+            </w:tabs>
+            <w:spacing w:line="360" w:lineRule="auto"/>
+            <w:rPr>
+              <w:rFonts w:eastAsiaTheme="minorEastAsia"/>
+              <w:i w:val="0"/>
+              <w:iCs w:val="0"/>
+              <w:noProof/>
+              <w:sz w:val="24"/>
+              <w:szCs w:val="24"/>
+              <w:lang w:eastAsia="da-DK"/>
+            </w:rPr>
+          </w:pPr>
+          <w:hyperlink w:anchor="_Toc230200728" w:history="1">
+            <w:r>
+              <w:rPr>
+                <w:rStyle w:val="Hyperlink"/>
+                <w:noProof/>
+              </w:rPr>
+              <w:t>Ikke funktionelle-krav</w:t>
+            </w:r>
+            <w:r>
+              <w:rPr>
+                <w:noProof/>
+                <w:webHidden/>
+              </w:rPr>
+              <w:tab/>
+            </w:r>
+            <w:r>
+              <w:rPr>
+                <w:noProof/>
+                <w:webHidden/>
+              </w:rPr>
+              <w:fldChar w:fldCharType="begin"/>
+            </w:r>
+            <w:r>
+              <w:rPr>
+                <w:noProof/>
+                <w:webHidden/>
+              </w:rPr>
+              <w:instrText xml:space="preserve"> PAGEREF _Toc230200728 \h </w:instrText>
+            </w:r>
+            <w:r>
+              <w:rPr>
+                <w:noProof/>
+                <w:webHidden/>
+              </w:rPr>
+            </w:r>
+            <w:r>
+              <w:rPr>
+                <w:noProof/>
+                <w:webHidden/>
+              </w:rPr>
+              <w:fldChar w:fldCharType="separate"/>
+            </w:r>
+            <w:r>
+              <w:rPr>
+                <w:noProof/>
+                <w:webHidden/>
+              </w:rPr>
+              <w:t>8</w:t>
+            </w:r>
+            <w:r>
+              <w:rPr>
+                <w:noProof/>
+                <w:webHidden/>
+              </w:rPr>
+              <w:fldChar w:fldCharType="end"/>
+            </w:r>
+          </w:hyperlink>
+        </w:p>
+        <w:p>
+          <w:pPr>
+            <w:pStyle w:val="Indholdsfortegnelse2"/>
+            <w:tabs>
+              <w:tab w:val="right" w:leader="dot" w:pos="9628"/>
+            </w:tabs>
+            <w:spacing w:line="360" w:lineRule="auto"/>
+            <w:rPr>
+              <w:rFonts w:eastAsiaTheme="minorEastAsia"/>
+              <w:i w:val="0"/>
+              <w:iCs w:val="0"/>
+              <w:noProof/>
+              <w:sz w:val="24"/>
+              <w:szCs w:val="24"/>
+              <w:lang w:eastAsia="da-DK"/>
+            </w:rPr>
+          </w:pPr>
+          <w:hyperlink w:anchor="_Toc230200729" w:history="1">
+            <w:r>
+              <w:rPr>
+                <w:rStyle w:val="Hyperlink"/>
+                <w:noProof/>
+              </w:rPr>
+              <w:t>Test på krav</w:t>
+            </w:r>
+            <w:r>
+              <w:rPr>
+                <w:noProof/>
+                <w:webHidden/>
+              </w:rPr>
+              <w:tab/>
+            </w:r>
+            <w:r>
+              <w:rPr>
+                <w:noProof/>
+                <w:webHidden/>
+              </w:rPr>
+              <w:fldChar w:fldCharType="begin"/>
+            </w:r>
+            <w:r>
+              <w:rPr>
+                <w:noProof/>
+                <w:webHidden/>
+              </w:rPr>
+              <w:instrText xml:space="preserve"> PAGEREF _Toc230200729 \h </w:instrText>
+            </w:r>
+            <w:r>
+              <w:rPr>
+                <w:noProof/>
+                <w:webHidden/>
+              </w:rPr>
+            </w:r>
+            <w:r>
+              <w:rPr>
+                <w:noProof/>
+                <w:webHidden/>
+              </w:rPr>
+              <w:fldChar w:fldCharType="separate"/>
+            </w:r>
+            <w:r>
+              <w:rPr>
+                <w:noProof/>
+                <w:webHidden/>
+              </w:rPr>
+              <w:t>9</w:t>
+            </w:r>
+            <w:r>
+              <w:rPr>
+                <w:noProof/>
+                <w:webHidden/>
+              </w:rPr>
+              <w:fldChar w:fldCharType="end"/>
+            </w:r>
+          </w:hyperlink>
+        </w:p>
+        <w:p>
+          <w:pPr>
+            <w:pStyle w:val="Indholdsfortegnelse1"/>
+            <w:tabs>
+              <w:tab w:val="right" w:leader="dot" w:pos="9628"/>
+            </w:tabs>
+            <w:spacing w:line="360" w:lineRule="auto"/>
             <w:rPr>
               <w:rFonts w:eastAsiaTheme="minorEastAsia"/>
               <w:b w:val="0"/>
@@ -443,13 +1137,13 @@
               <w:lang w:eastAsia="da-DK"/>
             </w:rPr>
           </w:pPr>
-          <w:hyperlink w:anchor="_Toc229062285" w:history="1">
+          <w:hyperlink w:anchor="_Toc230200730" w:history="1">
             <w:r>
               <w:rPr>
                 <w:rStyle w:val="Hyperlink"/>
                 <w:noProof/>
               </w:rPr>
-              <w:t>Formål &amp; målgruppe</w:t>
+              <w:t>PLANLÆGNING</w:t>
             </w:r>
             <w:r>
               <w:rPr>
@@ -470,7 +1164,7 @@
                 <w:noProof/>
                 <w:webHidden/>
               </w:rPr>
-              <w:instrText xml:space="preserve"> PAGEREF _Toc229062285 \h </w:instrText>
+              <w:instrText xml:space="preserve"> PAGEREF _Toc230200730 \h </w:instrText>
             </w:r>
             <w:r>
               <w:rPr>
@@ -490,7 +1184,7 @@
                 <w:noProof/>
                 <w:webHidden/>
               </w:rPr>
-              <w:t>5</w:t>
+              <w:t>10</w:t>
             </w:r>
             <w:r>
               <w:rPr>
@@ -507,6 +1201,382 @@
             <w:tabs>
               <w:tab w:val="right" w:leader="dot" w:pos="9628"/>
             </w:tabs>
+            <w:spacing w:line="360" w:lineRule="auto"/>
+            <w:rPr>
+              <w:rFonts w:eastAsiaTheme="minorEastAsia"/>
+              <w:i w:val="0"/>
+              <w:iCs w:val="0"/>
+              <w:noProof/>
+              <w:sz w:val="24"/>
+              <w:szCs w:val="24"/>
+              <w:lang w:eastAsia="da-DK"/>
+            </w:rPr>
+          </w:pPr>
+          <w:hyperlink w:anchor="_Toc230200731" w:history="1">
+            <w:r>
+              <w:rPr>
+                <w:rStyle w:val="Hyperlink"/>
+                <w:noProof/>
+              </w:rPr>
+              <w:t>Tidsplan</w:t>
+            </w:r>
+            <w:r>
+              <w:rPr>
+                <w:noProof/>
+                <w:webHidden/>
+              </w:rPr>
+              <w:tab/>
+            </w:r>
+            <w:r>
+              <w:rPr>
+                <w:noProof/>
+                <w:webHidden/>
+              </w:rPr>
+              <w:fldChar w:fldCharType="begin"/>
+            </w:r>
+            <w:r>
+              <w:rPr>
+                <w:noProof/>
+                <w:webHidden/>
+              </w:rPr>
+              <w:instrText xml:space="preserve"> PAGEREF _Toc230200731 \h </w:instrText>
+            </w:r>
+            <w:r>
+              <w:rPr>
+                <w:noProof/>
+                <w:webHidden/>
+              </w:rPr>
+            </w:r>
+            <w:r>
+              <w:rPr>
+                <w:noProof/>
+                <w:webHidden/>
+              </w:rPr>
+              <w:fldChar w:fldCharType="separate"/>
+            </w:r>
+            <w:r>
+              <w:rPr>
+                <w:noProof/>
+                <w:webHidden/>
+              </w:rPr>
+              <w:t>10</w:t>
+            </w:r>
+            <w:r>
+              <w:rPr>
+                <w:noProof/>
+                <w:webHidden/>
+              </w:rPr>
+              <w:fldChar w:fldCharType="end"/>
+            </w:r>
+          </w:hyperlink>
+        </w:p>
+        <w:p>
+          <w:pPr>
+            <w:pStyle w:val="Indholdsfortegnelse2"/>
+            <w:tabs>
+              <w:tab w:val="right" w:leader="dot" w:pos="9628"/>
+            </w:tabs>
+            <w:spacing w:line="360" w:lineRule="auto"/>
+            <w:rPr>
+              <w:rFonts w:eastAsiaTheme="minorEastAsia"/>
+              <w:i w:val="0"/>
+              <w:iCs w:val="0"/>
+              <w:noProof/>
+              <w:sz w:val="24"/>
+              <w:szCs w:val="24"/>
+              <w:lang w:eastAsia="da-DK"/>
+            </w:rPr>
+          </w:pPr>
+          <w:hyperlink w:anchor="_Toc230200732" w:history="1">
+            <w:r>
+              <w:rPr>
+                <w:rStyle w:val="Hyperlink"/>
+                <w:noProof/>
+              </w:rPr>
+              <w:t>Milepæle</w:t>
+            </w:r>
+            <w:r>
+              <w:rPr>
+                <w:noProof/>
+                <w:webHidden/>
+              </w:rPr>
+              <w:tab/>
+            </w:r>
+            <w:r>
+              <w:rPr>
+                <w:noProof/>
+                <w:webHidden/>
+              </w:rPr>
+              <w:fldChar w:fldCharType="begin"/>
+            </w:r>
+            <w:r>
+              <w:rPr>
+                <w:noProof/>
+                <w:webHidden/>
+              </w:rPr>
+              <w:instrText xml:space="preserve"> PAGEREF _Toc230200732 \h </w:instrText>
+            </w:r>
+            <w:r>
+              <w:rPr>
+                <w:noProof/>
+                <w:webHidden/>
+              </w:rPr>
+            </w:r>
+            <w:r>
+              <w:rPr>
+                <w:noProof/>
+                <w:webHidden/>
+              </w:rPr>
+              <w:fldChar w:fldCharType="separate"/>
+            </w:r>
+            <w:r>
+              <w:rPr>
+                <w:noProof/>
+                <w:webHidden/>
+              </w:rPr>
+              <w:t>10</w:t>
+            </w:r>
+            <w:r>
+              <w:rPr>
+                <w:noProof/>
+                <w:webHidden/>
+              </w:rPr>
+              <w:fldChar w:fldCharType="end"/>
+            </w:r>
+          </w:hyperlink>
+        </w:p>
+        <w:p>
+          <w:pPr>
+            <w:pStyle w:val="Indholdsfortegnelse2"/>
+            <w:tabs>
+              <w:tab w:val="right" w:leader="dot" w:pos="9628"/>
+            </w:tabs>
+            <w:spacing w:line="360" w:lineRule="auto"/>
+            <w:rPr>
+              <w:rFonts w:eastAsiaTheme="minorEastAsia"/>
+              <w:i w:val="0"/>
+              <w:iCs w:val="0"/>
+              <w:noProof/>
+              <w:sz w:val="24"/>
+              <w:szCs w:val="24"/>
+              <w:lang w:eastAsia="da-DK"/>
+            </w:rPr>
+          </w:pPr>
+          <w:hyperlink w:anchor="_Toc230200733" w:history="1">
+            <w:r>
+              <w:rPr>
+                <w:rStyle w:val="Hyperlink"/>
+                <w:noProof/>
+              </w:rPr>
+              <w:t>Risiko &amp; mitigering</w:t>
+            </w:r>
+            <w:r>
+              <w:rPr>
+                <w:noProof/>
+                <w:webHidden/>
+              </w:rPr>
+              <w:tab/>
+            </w:r>
+            <w:r>
+              <w:rPr>
+                <w:noProof/>
+                <w:webHidden/>
+              </w:rPr>
+              <w:fldChar w:fldCharType="begin"/>
+            </w:r>
+            <w:r>
+              <w:rPr>
+                <w:noProof/>
+                <w:webHidden/>
+              </w:rPr>
+              <w:instrText xml:space="preserve"> PAGEREF _Toc230200733 \h </w:instrText>
+            </w:r>
+            <w:r>
+              <w:rPr>
+                <w:noProof/>
+                <w:webHidden/>
+              </w:rPr>
+            </w:r>
+            <w:r>
+              <w:rPr>
+                <w:noProof/>
+                <w:webHidden/>
+              </w:rPr>
+              <w:fldChar w:fldCharType="separate"/>
+            </w:r>
+            <w:r>
+              <w:rPr>
+                <w:noProof/>
+                <w:webHidden/>
+              </w:rPr>
+              <w:t>11</w:t>
+            </w:r>
+            <w:r>
+              <w:rPr>
+                <w:noProof/>
+                <w:webHidden/>
+              </w:rPr>
+              <w:fldChar w:fldCharType="end"/>
+            </w:r>
+          </w:hyperlink>
+        </w:p>
+        <w:p>
+          <w:pPr>
+            <w:pStyle w:val="Indholdsfortegnelse2"/>
+            <w:tabs>
+              <w:tab w:val="right" w:leader="dot" w:pos="9628"/>
+            </w:tabs>
+            <w:spacing w:line="360" w:lineRule="auto"/>
+            <w:rPr>
+              <w:rFonts w:eastAsiaTheme="minorEastAsia"/>
+              <w:i w:val="0"/>
+              <w:iCs w:val="0"/>
+              <w:noProof/>
+              <w:sz w:val="24"/>
+              <w:szCs w:val="24"/>
+              <w:lang w:eastAsia="da-DK"/>
+            </w:rPr>
+          </w:pPr>
+          <w:hyperlink w:anchor="_Toc230200734" w:history="1">
+            <w:r>
+              <w:rPr>
+                <w:rStyle w:val="Hyperlink"/>
+                <w:noProof/>
+              </w:rPr>
+              <w:t>Samarbejde &amp; kommunikation</w:t>
+            </w:r>
+            <w:r>
+              <w:rPr>
+                <w:noProof/>
+                <w:webHidden/>
+              </w:rPr>
+              <w:tab/>
+            </w:r>
+            <w:r>
+              <w:rPr>
+                <w:noProof/>
+                <w:webHidden/>
+              </w:rPr>
+              <w:fldChar w:fldCharType="begin"/>
+            </w:r>
+            <w:r>
+              <w:rPr>
+                <w:noProof/>
+                <w:webHidden/>
+              </w:rPr>
+              <w:instrText xml:space="preserve"> PAGEREF _Toc230200734 \h </w:instrText>
+            </w:r>
+            <w:r>
+              <w:rPr>
+                <w:noProof/>
+                <w:webHidden/>
+              </w:rPr>
+            </w:r>
+            <w:r>
+              <w:rPr>
+                <w:noProof/>
+                <w:webHidden/>
+              </w:rPr>
+              <w:fldChar w:fldCharType="separate"/>
+            </w:r>
+            <w:r>
+              <w:rPr>
+                <w:noProof/>
+                <w:webHidden/>
+              </w:rPr>
+              <w:t>11</w:t>
+            </w:r>
+            <w:r>
+              <w:rPr>
+                <w:noProof/>
+                <w:webHidden/>
+              </w:rPr>
+              <w:fldChar w:fldCharType="end"/>
+            </w:r>
+          </w:hyperlink>
+        </w:p>
+        <w:p>
+          <w:pPr>
+            <w:pStyle w:val="Indholdsfortegnelse2"/>
+            <w:tabs>
+              <w:tab w:val="right" w:leader="dot" w:pos="9628"/>
+            </w:tabs>
+            <w:spacing w:line="360" w:lineRule="auto"/>
+            <w:rPr>
+              <w:rFonts w:eastAsiaTheme="minorEastAsia"/>
+              <w:i w:val="0"/>
+              <w:iCs w:val="0"/>
+              <w:noProof/>
+              <w:sz w:val="24"/>
+              <w:szCs w:val="24"/>
+              <w:lang w:eastAsia="da-DK"/>
+            </w:rPr>
+          </w:pPr>
+          <w:hyperlink w:anchor="_Toc230200735" w:history="1">
+            <w:r>
+              <w:rPr>
+                <w:rStyle w:val="Hyperlink"/>
+                <w:noProof/>
+              </w:rPr>
+              <w:t>Værktøjer til planlægning</w:t>
+            </w:r>
+            <w:r>
+              <w:rPr>
+                <w:noProof/>
+                <w:webHidden/>
+              </w:rPr>
+              <w:tab/>
+            </w:r>
+            <w:r>
+              <w:rPr>
+                <w:noProof/>
+                <w:webHidden/>
+              </w:rPr>
+              <w:fldChar w:fldCharType="begin"/>
+            </w:r>
+            <w:r>
+              <w:rPr>
+                <w:noProof/>
+                <w:webHidden/>
+              </w:rPr>
+              <w:instrText xml:space="preserve"> PAGEREF _Toc230200735 \h </w:instrText>
+            </w:r>
+            <w:r>
+              <w:rPr>
+                <w:noProof/>
+                <w:webHidden/>
+              </w:rPr>
+            </w:r>
+            <w:r>
+              <w:rPr>
+                <w:noProof/>
+                <w:webHidden/>
+              </w:rPr>
+              <w:fldChar w:fldCharType="separate"/>
+            </w:r>
+            <w:r>
+              <w:rPr>
+                <w:noProof/>
+                <w:webHidden/>
+              </w:rPr>
+              <w:t>12</w:t>
+            </w:r>
+            <w:r>
+              <w:rPr>
+                <w:noProof/>
+                <w:webHidden/>
+              </w:rPr>
+              <w:fldChar w:fldCharType="end"/>
+            </w:r>
+          </w:hyperlink>
+        </w:p>
+        <w:p>
+          <w:pPr>
+            <w:pStyle w:val="Indholdsfortegnelse1"/>
+            <w:tabs>
+              <w:tab w:val="right" w:leader="dot" w:pos="9628"/>
+            </w:tabs>
+            <w:spacing w:line="360" w:lineRule="auto"/>
             <w:rPr>
               <w:rFonts w:eastAsiaTheme="minorEastAsia"/>
               <w:b w:val="0"/>
@@ -517,13 +1587,13 @@
               <w:lang w:eastAsia="da-DK"/>
             </w:rPr>
           </w:pPr>
-          <w:hyperlink w:anchor="_Toc229062286" w:history="1">
+          <w:hyperlink w:anchor="_Toc230200736" w:history="1">
             <w:r>
               <w:rPr>
                 <w:rStyle w:val="Hyperlink"/>
                 <w:noProof/>
               </w:rPr>
-              <w:t>Overordnet funktionalitet</w:t>
+              <w:t>UDFØRELSE</w:t>
             </w:r>
             <w:r>
               <w:rPr>
@@ -544,7 +1614,7 @@
                 <w:noProof/>
                 <w:webHidden/>
               </w:rPr>
-              <w:instrText xml:space="preserve"> PAGEREF _Toc229062286 \h </w:instrText>
+              <w:instrText xml:space="preserve"> PAGEREF _Toc230200736 \h </w:instrText>
             </w:r>
             <w:r>
               <w:rPr>
@@ -564,7 +1634,7 @@
                 <w:noProof/>
                 <w:webHidden/>
               </w:rPr>
-              <w:t>5</w:t>
+              <w:t>13</w:t>
             </w:r>
             <w:r>
               <w:rPr>
@@ -581,6 +1651,686 @@
             <w:tabs>
               <w:tab w:val="right" w:leader="dot" w:pos="9628"/>
             </w:tabs>
+            <w:spacing w:line="360" w:lineRule="auto"/>
+            <w:rPr>
+              <w:rFonts w:eastAsiaTheme="minorEastAsia"/>
+              <w:i w:val="0"/>
+              <w:iCs w:val="0"/>
+              <w:noProof/>
+              <w:sz w:val="24"/>
+              <w:szCs w:val="24"/>
+              <w:lang w:eastAsia="da-DK"/>
+            </w:rPr>
+          </w:pPr>
+          <w:hyperlink w:anchor="_Toc230200737" w:history="1">
+            <w:r>
+              <w:rPr>
+                <w:rStyle w:val="Hyperlink"/>
+                <w:noProof/>
+              </w:rPr>
+              <w:t>Arbejdsproces</w:t>
+            </w:r>
+            <w:r>
+              <w:rPr>
+                <w:noProof/>
+                <w:webHidden/>
+              </w:rPr>
+              <w:tab/>
+            </w:r>
+            <w:r>
+              <w:rPr>
+                <w:noProof/>
+                <w:webHidden/>
+              </w:rPr>
+              <w:fldChar w:fldCharType="begin"/>
+            </w:r>
+            <w:r>
+              <w:rPr>
+                <w:noProof/>
+                <w:webHidden/>
+              </w:rPr>
+              <w:instrText xml:space="preserve"> PAGEREF _Toc230200737 \h </w:instrText>
+            </w:r>
+            <w:r>
+              <w:rPr>
+                <w:noProof/>
+                <w:webHidden/>
+              </w:rPr>
+            </w:r>
+            <w:r>
+              <w:rPr>
+                <w:noProof/>
+                <w:webHidden/>
+              </w:rPr>
+              <w:fldChar w:fldCharType="separate"/>
+            </w:r>
+            <w:r>
+              <w:rPr>
+                <w:noProof/>
+                <w:webHidden/>
+              </w:rPr>
+              <w:t>13</w:t>
+            </w:r>
+            <w:r>
+              <w:rPr>
+                <w:noProof/>
+                <w:webHidden/>
+              </w:rPr>
+              <w:fldChar w:fldCharType="end"/>
+            </w:r>
+          </w:hyperlink>
+        </w:p>
+        <w:p>
+          <w:pPr>
+            <w:pStyle w:val="Indholdsfortegnelse2"/>
+            <w:tabs>
+              <w:tab w:val="right" w:leader="dot" w:pos="9628"/>
+            </w:tabs>
+            <w:spacing w:line="360" w:lineRule="auto"/>
+            <w:rPr>
+              <w:rFonts w:eastAsiaTheme="minorEastAsia"/>
+              <w:i w:val="0"/>
+              <w:iCs w:val="0"/>
+              <w:noProof/>
+              <w:sz w:val="24"/>
+              <w:szCs w:val="24"/>
+              <w:lang w:eastAsia="da-DK"/>
+            </w:rPr>
+          </w:pPr>
+          <w:hyperlink w:anchor="_Toc230200738" w:history="1">
+            <w:r>
+              <w:rPr>
+                <w:rStyle w:val="Hyperlink"/>
+                <w:noProof/>
+              </w:rPr>
+              <w:t>Centrale tekniske valg</w:t>
+            </w:r>
+            <w:r>
+              <w:rPr>
+                <w:noProof/>
+                <w:webHidden/>
+              </w:rPr>
+              <w:tab/>
+            </w:r>
+            <w:r>
+              <w:rPr>
+                <w:noProof/>
+                <w:webHidden/>
+              </w:rPr>
+              <w:fldChar w:fldCharType="begin"/>
+            </w:r>
+            <w:r>
+              <w:rPr>
+                <w:noProof/>
+                <w:webHidden/>
+              </w:rPr>
+              <w:instrText xml:space="preserve"> PAGEREF _Toc230200738 \h </w:instrText>
+            </w:r>
+            <w:r>
+              <w:rPr>
+                <w:noProof/>
+                <w:webHidden/>
+              </w:rPr>
+            </w:r>
+            <w:r>
+              <w:rPr>
+                <w:noProof/>
+                <w:webHidden/>
+              </w:rPr>
+              <w:fldChar w:fldCharType="separate"/>
+            </w:r>
+            <w:r>
+              <w:rPr>
+                <w:noProof/>
+                <w:webHidden/>
+              </w:rPr>
+              <w:t>13</w:t>
+            </w:r>
+            <w:r>
+              <w:rPr>
+                <w:noProof/>
+                <w:webHidden/>
+              </w:rPr>
+              <w:fldChar w:fldCharType="end"/>
+            </w:r>
+          </w:hyperlink>
+        </w:p>
+        <w:p>
+          <w:pPr>
+            <w:pStyle w:val="Indholdsfortegnelse2"/>
+            <w:tabs>
+              <w:tab w:val="right" w:leader="dot" w:pos="9628"/>
+            </w:tabs>
+            <w:spacing w:line="360" w:lineRule="auto"/>
+            <w:rPr>
+              <w:rFonts w:eastAsiaTheme="minorEastAsia"/>
+              <w:i w:val="0"/>
+              <w:iCs w:val="0"/>
+              <w:noProof/>
+              <w:sz w:val="24"/>
+              <w:szCs w:val="24"/>
+              <w:lang w:eastAsia="da-DK"/>
+            </w:rPr>
+          </w:pPr>
+          <w:hyperlink w:anchor="_Toc230200739" w:history="1">
+            <w:r>
+              <w:rPr>
+                <w:rStyle w:val="Hyperlink"/>
+                <w:rFonts w:eastAsia="Times New Roman"/>
+                <w:noProof/>
+                <w:lang w:eastAsia="da-DK"/>
+              </w:rPr>
+              <w:t>Implementering</w:t>
+            </w:r>
+            <w:r>
+              <w:rPr>
+                <w:noProof/>
+                <w:webHidden/>
+              </w:rPr>
+              <w:tab/>
+            </w:r>
+            <w:r>
+              <w:rPr>
+                <w:noProof/>
+                <w:webHidden/>
+              </w:rPr>
+              <w:fldChar w:fldCharType="begin"/>
+            </w:r>
+            <w:r>
+              <w:rPr>
+                <w:noProof/>
+                <w:webHidden/>
+              </w:rPr>
+              <w:instrText xml:space="preserve"> PAGEREF _Toc230200739 \h </w:instrText>
+            </w:r>
+            <w:r>
+              <w:rPr>
+                <w:noProof/>
+                <w:webHidden/>
+              </w:rPr>
+            </w:r>
+            <w:r>
+              <w:rPr>
+                <w:noProof/>
+                <w:webHidden/>
+              </w:rPr>
+              <w:fldChar w:fldCharType="separate"/>
+            </w:r>
+            <w:r>
+              <w:rPr>
+                <w:noProof/>
+                <w:webHidden/>
+              </w:rPr>
+              <w:t>16</w:t>
+            </w:r>
+            <w:r>
+              <w:rPr>
+                <w:noProof/>
+                <w:webHidden/>
+              </w:rPr>
+              <w:fldChar w:fldCharType="end"/>
+            </w:r>
+          </w:hyperlink>
+        </w:p>
+        <w:p>
+          <w:pPr>
+            <w:pStyle w:val="Indholdsfortegnelse2"/>
+            <w:tabs>
+              <w:tab w:val="right" w:leader="dot" w:pos="9628"/>
+            </w:tabs>
+            <w:spacing w:line="360" w:lineRule="auto"/>
+            <w:rPr>
+              <w:rFonts w:eastAsiaTheme="minorEastAsia"/>
+              <w:i w:val="0"/>
+              <w:iCs w:val="0"/>
+              <w:noProof/>
+              <w:sz w:val="24"/>
+              <w:szCs w:val="24"/>
+              <w:lang w:eastAsia="da-DK"/>
+            </w:rPr>
+          </w:pPr>
+          <w:hyperlink w:anchor="_Toc230200740" w:history="1">
+            <w:r>
+              <w:rPr>
+                <w:rStyle w:val="Hyperlink"/>
+                <w:noProof/>
+              </w:rPr>
+              <w:t>Server</w:t>
+            </w:r>
+            <w:r>
+              <w:rPr>
+                <w:noProof/>
+                <w:webHidden/>
+              </w:rPr>
+              <w:tab/>
+            </w:r>
+            <w:r>
+              <w:rPr>
+                <w:noProof/>
+                <w:webHidden/>
+              </w:rPr>
+              <w:fldChar w:fldCharType="begin"/>
+            </w:r>
+            <w:r>
+              <w:rPr>
+                <w:noProof/>
+                <w:webHidden/>
+              </w:rPr>
+              <w:instrText xml:space="preserve"> PAGEREF _Toc230200740 \h </w:instrText>
+            </w:r>
+            <w:r>
+              <w:rPr>
+                <w:noProof/>
+                <w:webHidden/>
+              </w:rPr>
+            </w:r>
+            <w:r>
+              <w:rPr>
+                <w:noProof/>
+                <w:webHidden/>
+              </w:rPr>
+              <w:fldChar w:fldCharType="separate"/>
+            </w:r>
+            <w:r>
+              <w:rPr>
+                <w:noProof/>
+                <w:webHidden/>
+              </w:rPr>
+              <w:t>16</w:t>
+            </w:r>
+            <w:r>
+              <w:rPr>
+                <w:noProof/>
+                <w:webHidden/>
+              </w:rPr>
+              <w:fldChar w:fldCharType="end"/>
+            </w:r>
+          </w:hyperlink>
+        </w:p>
+        <w:p>
+          <w:pPr>
+            <w:pStyle w:val="Indholdsfortegnelse2"/>
+            <w:tabs>
+              <w:tab w:val="right" w:leader="dot" w:pos="9628"/>
+            </w:tabs>
+            <w:spacing w:line="360" w:lineRule="auto"/>
+            <w:rPr>
+              <w:rFonts w:eastAsiaTheme="minorEastAsia"/>
+              <w:i w:val="0"/>
+              <w:iCs w:val="0"/>
+              <w:noProof/>
+              <w:sz w:val="24"/>
+              <w:szCs w:val="24"/>
+              <w:lang w:eastAsia="da-DK"/>
+            </w:rPr>
+          </w:pPr>
+          <w:hyperlink w:anchor="_Toc230200741" w:history="1">
+            <w:r>
+              <w:rPr>
+                <w:rStyle w:val="Hyperlink"/>
+                <w:noProof/>
+              </w:rPr>
+              <w:t>Editor</w:t>
+            </w:r>
+            <w:r>
+              <w:rPr>
+                <w:noProof/>
+                <w:webHidden/>
+              </w:rPr>
+              <w:tab/>
+            </w:r>
+            <w:r>
+              <w:rPr>
+                <w:noProof/>
+                <w:webHidden/>
+              </w:rPr>
+              <w:fldChar w:fldCharType="begin"/>
+            </w:r>
+            <w:r>
+              <w:rPr>
+                <w:noProof/>
+                <w:webHidden/>
+              </w:rPr>
+              <w:instrText xml:space="preserve"> PAGEREF _Toc230200741 \h </w:instrText>
+            </w:r>
+            <w:r>
+              <w:rPr>
+                <w:noProof/>
+                <w:webHidden/>
+              </w:rPr>
+            </w:r>
+            <w:r>
+              <w:rPr>
+                <w:noProof/>
+                <w:webHidden/>
+              </w:rPr>
+              <w:fldChar w:fldCharType="separate"/>
+            </w:r>
+            <w:r>
+              <w:rPr>
+                <w:noProof/>
+                <w:webHidden/>
+              </w:rPr>
+              <w:t>19</w:t>
+            </w:r>
+            <w:r>
+              <w:rPr>
+                <w:noProof/>
+                <w:webHidden/>
+              </w:rPr>
+              <w:fldChar w:fldCharType="end"/>
+            </w:r>
+          </w:hyperlink>
+        </w:p>
+        <w:p>
+          <w:pPr>
+            <w:pStyle w:val="Indholdsfortegnelse2"/>
+            <w:tabs>
+              <w:tab w:val="right" w:leader="dot" w:pos="9628"/>
+            </w:tabs>
+            <w:spacing w:line="360" w:lineRule="auto"/>
+            <w:rPr>
+              <w:rFonts w:eastAsiaTheme="minorEastAsia"/>
+              <w:i w:val="0"/>
+              <w:iCs w:val="0"/>
+              <w:noProof/>
+              <w:sz w:val="24"/>
+              <w:szCs w:val="24"/>
+              <w:lang w:eastAsia="da-DK"/>
+            </w:rPr>
+          </w:pPr>
+          <w:hyperlink w:anchor="_Toc230200742" w:history="1">
+            <w:r>
+              <w:rPr>
+                <w:rStyle w:val="Hyperlink"/>
+                <w:noProof/>
+              </w:rPr>
+              <w:t>Invite/Accept</w:t>
+            </w:r>
+            <w:r>
+              <w:rPr>
+                <w:noProof/>
+                <w:webHidden/>
+              </w:rPr>
+              <w:tab/>
+            </w:r>
+            <w:r>
+              <w:rPr>
+                <w:noProof/>
+                <w:webHidden/>
+              </w:rPr>
+              <w:fldChar w:fldCharType="begin"/>
+            </w:r>
+            <w:r>
+              <w:rPr>
+                <w:noProof/>
+                <w:webHidden/>
+              </w:rPr>
+              <w:instrText xml:space="preserve"> PAGEREF _Toc230200742 \h </w:instrText>
+            </w:r>
+            <w:r>
+              <w:rPr>
+                <w:noProof/>
+                <w:webHidden/>
+              </w:rPr>
+            </w:r>
+            <w:r>
+              <w:rPr>
+                <w:noProof/>
+                <w:webHidden/>
+              </w:rPr>
+              <w:fldChar w:fldCharType="separate"/>
+            </w:r>
+            <w:r>
+              <w:rPr>
+                <w:noProof/>
+                <w:webHidden/>
+              </w:rPr>
+              <w:t>20</w:t>
+            </w:r>
+            <w:r>
+              <w:rPr>
+                <w:noProof/>
+                <w:webHidden/>
+              </w:rPr>
+              <w:fldChar w:fldCharType="end"/>
+            </w:r>
+          </w:hyperlink>
+        </w:p>
+        <w:p>
+          <w:pPr>
+            <w:pStyle w:val="Indholdsfortegnelse2"/>
+            <w:tabs>
+              <w:tab w:val="right" w:leader="dot" w:pos="9628"/>
+            </w:tabs>
+            <w:spacing w:line="360" w:lineRule="auto"/>
+            <w:rPr>
+              <w:rFonts w:eastAsiaTheme="minorEastAsia"/>
+              <w:i w:val="0"/>
+              <w:iCs w:val="0"/>
+              <w:noProof/>
+              <w:sz w:val="24"/>
+              <w:szCs w:val="24"/>
+              <w:lang w:eastAsia="da-DK"/>
+            </w:rPr>
+          </w:pPr>
+          <w:hyperlink w:anchor="_Toc230200743" w:history="1">
+            <w:r>
+              <w:rPr>
+                <w:rStyle w:val="Hyperlink"/>
+                <w:rFonts w:eastAsia="Times New Roman"/>
+                <w:noProof/>
+                <w:lang w:eastAsia="da-DK"/>
+              </w:rPr>
+              <w:t>Database</w:t>
+            </w:r>
+            <w:r>
+              <w:rPr>
+                <w:noProof/>
+                <w:webHidden/>
+              </w:rPr>
+              <w:tab/>
+            </w:r>
+            <w:r>
+              <w:rPr>
+                <w:noProof/>
+                <w:webHidden/>
+              </w:rPr>
+              <w:fldChar w:fldCharType="begin"/>
+            </w:r>
+            <w:r>
+              <w:rPr>
+                <w:noProof/>
+                <w:webHidden/>
+              </w:rPr>
+              <w:instrText xml:space="preserve"> PAGEREF _Toc230200743 \h </w:instrText>
+            </w:r>
+            <w:r>
+              <w:rPr>
+                <w:noProof/>
+                <w:webHidden/>
+              </w:rPr>
+            </w:r>
+            <w:r>
+              <w:rPr>
+                <w:noProof/>
+                <w:webHidden/>
+              </w:rPr>
+              <w:fldChar w:fldCharType="separate"/>
+            </w:r>
+            <w:r>
+              <w:rPr>
+                <w:noProof/>
+                <w:webHidden/>
+              </w:rPr>
+              <w:t>22</w:t>
+            </w:r>
+            <w:r>
+              <w:rPr>
+                <w:noProof/>
+                <w:webHidden/>
+              </w:rPr>
+              <w:fldChar w:fldCharType="end"/>
+            </w:r>
+          </w:hyperlink>
+        </w:p>
+        <w:p>
+          <w:pPr>
+            <w:pStyle w:val="Indholdsfortegnelse2"/>
+            <w:tabs>
+              <w:tab w:val="right" w:leader="dot" w:pos="9628"/>
+            </w:tabs>
+            <w:spacing w:line="360" w:lineRule="auto"/>
+            <w:rPr>
+              <w:rFonts w:eastAsiaTheme="minorEastAsia"/>
+              <w:i w:val="0"/>
+              <w:iCs w:val="0"/>
+              <w:noProof/>
+              <w:sz w:val="24"/>
+              <w:szCs w:val="24"/>
+              <w:lang w:eastAsia="da-DK"/>
+            </w:rPr>
+          </w:pPr>
+          <w:hyperlink w:anchor="_Toc230200744" w:history="1">
+            <w:r>
+              <w:rPr>
+                <w:rStyle w:val="Hyperlink"/>
+                <w:noProof/>
+              </w:rPr>
+              <w:t>Kvalitetssikring undervejs</w:t>
+            </w:r>
+            <w:r>
+              <w:rPr>
+                <w:noProof/>
+                <w:webHidden/>
+              </w:rPr>
+              <w:tab/>
+            </w:r>
+            <w:r>
+              <w:rPr>
+                <w:noProof/>
+                <w:webHidden/>
+              </w:rPr>
+              <w:fldChar w:fldCharType="begin"/>
+            </w:r>
+            <w:r>
+              <w:rPr>
+                <w:noProof/>
+                <w:webHidden/>
+              </w:rPr>
+              <w:instrText xml:space="preserve"> PAGEREF _Toc230200744 \h </w:instrText>
+            </w:r>
+            <w:r>
+              <w:rPr>
+                <w:noProof/>
+                <w:webHidden/>
+              </w:rPr>
+            </w:r>
+            <w:r>
+              <w:rPr>
+                <w:noProof/>
+                <w:webHidden/>
+              </w:rPr>
+              <w:fldChar w:fldCharType="separate"/>
+            </w:r>
+            <w:r>
+              <w:rPr>
+                <w:noProof/>
+                <w:webHidden/>
+              </w:rPr>
+              <w:t>22</w:t>
+            </w:r>
+            <w:r>
+              <w:rPr>
+                <w:noProof/>
+                <w:webHidden/>
+              </w:rPr>
+              <w:fldChar w:fldCharType="end"/>
+            </w:r>
+          </w:hyperlink>
+        </w:p>
+        <w:p>
+          <w:pPr>
+            <w:pStyle w:val="Indholdsfortegnelse2"/>
+            <w:tabs>
+              <w:tab w:val="right" w:leader="dot" w:pos="9628"/>
+            </w:tabs>
+            <w:spacing w:line="360" w:lineRule="auto"/>
+            <w:rPr>
+              <w:rFonts w:eastAsiaTheme="minorEastAsia"/>
+              <w:i w:val="0"/>
+              <w:iCs w:val="0"/>
+              <w:noProof/>
+              <w:sz w:val="24"/>
+              <w:szCs w:val="24"/>
+              <w:lang w:eastAsia="da-DK"/>
+            </w:rPr>
+          </w:pPr>
+          <w:hyperlink w:anchor="_Toc230200745" w:history="1">
+            <w:r>
+              <w:rPr>
+                <w:rStyle w:val="Hyperlink"/>
+                <w:noProof/>
+              </w:rPr>
+              <w:t>Udfordringer under udvikling</w:t>
+            </w:r>
+            <w:r>
+              <w:rPr>
+                <w:noProof/>
+                <w:webHidden/>
+              </w:rPr>
+              <w:tab/>
+            </w:r>
+            <w:r>
+              <w:rPr>
+                <w:noProof/>
+                <w:webHidden/>
+              </w:rPr>
+              <w:fldChar w:fldCharType="begin"/>
+            </w:r>
+            <w:r>
+              <w:rPr>
+                <w:noProof/>
+                <w:webHidden/>
+              </w:rPr>
+              <w:instrText xml:space="preserve"> PAGEREF _Toc230200745 \h </w:instrText>
+            </w:r>
+            <w:r>
+              <w:rPr>
+                <w:noProof/>
+                <w:webHidden/>
+              </w:rPr>
+            </w:r>
+            <w:r>
+              <w:rPr>
+                <w:noProof/>
+                <w:webHidden/>
+              </w:rPr>
+              <w:fldChar w:fldCharType="separate"/>
+            </w:r>
+            <w:r>
+              <w:rPr>
+                <w:noProof/>
+                <w:webHidden/>
+              </w:rPr>
+              <w:t>22</w:t>
+            </w:r>
+            <w:r>
+              <w:rPr>
+                <w:noProof/>
+                <w:webHidden/>
+              </w:rPr>
+              <w:fldChar w:fldCharType="end"/>
+            </w:r>
+          </w:hyperlink>
+        </w:p>
+        <w:p>
+          <w:pPr>
+            <w:pStyle w:val="Indholdsfortegnelse1"/>
+            <w:tabs>
+              <w:tab w:val="right" w:leader="dot" w:pos="9628"/>
+            </w:tabs>
+            <w:spacing w:line="360" w:lineRule="auto"/>
             <w:rPr>
               <w:rFonts w:eastAsiaTheme="minorEastAsia"/>
               <w:b w:val="0"/>
@@ -591,13 +2341,13 @@
               <w:lang w:eastAsia="da-DK"/>
             </w:rPr>
           </w:pPr>
-          <w:hyperlink w:anchor="_Toc229062287" w:history="1">
+          <w:hyperlink w:anchor="_Toc230200746" w:history="1">
             <w:r>
               <w:rPr>
                 <w:rStyle w:val="Hyperlink"/>
                 <w:noProof/>
               </w:rPr>
-              <w:t>Teknologi</w:t>
+              <w:t>RESULTAT &amp; EVALUERING</w:t>
             </w:r>
             <w:r>
               <w:rPr>
@@ -618,7 +2368,7 @@
                 <w:noProof/>
                 <w:webHidden/>
               </w:rPr>
-              <w:instrText xml:space="preserve"> PAGEREF _Toc229062287 \h </w:instrText>
+              <w:instrText xml:space="preserve"> PAGEREF _Toc230200746 \h </w:instrText>
             </w:r>
             <w:r>
               <w:rPr>
@@ -638,7 +2388,7 @@
                 <w:noProof/>
                 <w:webHidden/>
               </w:rPr>
-              <w:t>6</w:t>
+              <w:t>24</w:t>
             </w:r>
             <w:r>
               <w:rPr>
@@ -655,6 +2405,378 @@
             <w:tabs>
               <w:tab w:val="right" w:leader="dot" w:pos="9628"/>
             </w:tabs>
+            <w:spacing w:line="360" w:lineRule="auto"/>
+            <w:rPr>
+              <w:rFonts w:eastAsiaTheme="minorEastAsia"/>
+              <w:i w:val="0"/>
+              <w:iCs w:val="0"/>
+              <w:noProof/>
+              <w:sz w:val="24"/>
+              <w:szCs w:val="24"/>
+              <w:lang w:eastAsia="da-DK"/>
+            </w:rPr>
+          </w:pPr>
+          <w:hyperlink w:anchor="_Toc230200747" w:history="1">
+            <w:r>
+              <w:rPr>
+                <w:rStyle w:val="Hyperlink"/>
+                <w:noProof/>
+              </w:rPr>
+              <w:t>Test</w:t>
+            </w:r>
+            <w:r>
+              <w:rPr>
+                <w:noProof/>
+                <w:webHidden/>
+              </w:rPr>
+              <w:tab/>
+            </w:r>
+            <w:r>
+              <w:rPr>
+                <w:noProof/>
+                <w:webHidden/>
+              </w:rPr>
+              <w:fldChar w:fldCharType="begin"/>
+            </w:r>
+            <w:r>
+              <w:rPr>
+                <w:noProof/>
+                <w:webHidden/>
+              </w:rPr>
+              <w:instrText xml:space="preserve"> PAGEREF _Toc230200747 \h </w:instrText>
+            </w:r>
+            <w:r>
+              <w:rPr>
+                <w:noProof/>
+                <w:webHidden/>
+              </w:rPr>
+            </w:r>
+            <w:r>
+              <w:rPr>
+                <w:noProof/>
+                <w:webHidden/>
+              </w:rPr>
+              <w:fldChar w:fldCharType="separate"/>
+            </w:r>
+            <w:r>
+              <w:rPr>
+                <w:noProof/>
+                <w:webHidden/>
+              </w:rPr>
+              <w:t>24</w:t>
+            </w:r>
+            <w:r>
+              <w:rPr>
+                <w:noProof/>
+                <w:webHidden/>
+              </w:rPr>
+              <w:fldChar w:fldCharType="end"/>
+            </w:r>
+          </w:hyperlink>
+        </w:p>
+        <w:p>
+          <w:pPr>
+            <w:pStyle w:val="Indholdsfortegnelse3"/>
+            <w:tabs>
+              <w:tab w:val="right" w:leader="dot" w:pos="9628"/>
+            </w:tabs>
+            <w:spacing w:line="360" w:lineRule="auto"/>
+            <w:rPr>
+              <w:rFonts w:eastAsiaTheme="minorEastAsia"/>
+              <w:noProof/>
+              <w:sz w:val="24"/>
+              <w:szCs w:val="24"/>
+              <w:lang w:eastAsia="da-DK"/>
+            </w:rPr>
+          </w:pPr>
+          <w:hyperlink w:anchor="_Toc230200748" w:history="1">
+            <w:r>
+              <w:rPr>
+                <w:rStyle w:val="Hyperlink"/>
+                <w:noProof/>
+              </w:rPr>
+              <w:t>Automatiserede tests</w:t>
+            </w:r>
+            <w:r>
+              <w:rPr>
+                <w:noProof/>
+                <w:webHidden/>
+              </w:rPr>
+              <w:tab/>
+            </w:r>
+            <w:r>
+              <w:rPr>
+                <w:noProof/>
+                <w:webHidden/>
+              </w:rPr>
+              <w:fldChar w:fldCharType="begin"/>
+            </w:r>
+            <w:r>
+              <w:rPr>
+                <w:noProof/>
+                <w:webHidden/>
+              </w:rPr>
+              <w:instrText xml:space="preserve"> PAGEREF _Toc230200748 \h </w:instrText>
+            </w:r>
+            <w:r>
+              <w:rPr>
+                <w:noProof/>
+                <w:webHidden/>
+              </w:rPr>
+            </w:r>
+            <w:r>
+              <w:rPr>
+                <w:noProof/>
+                <w:webHidden/>
+              </w:rPr>
+              <w:fldChar w:fldCharType="separate"/>
+            </w:r>
+            <w:r>
+              <w:rPr>
+                <w:noProof/>
+                <w:webHidden/>
+              </w:rPr>
+              <w:t>24</w:t>
+            </w:r>
+            <w:r>
+              <w:rPr>
+                <w:noProof/>
+                <w:webHidden/>
+              </w:rPr>
+              <w:fldChar w:fldCharType="end"/>
+            </w:r>
+          </w:hyperlink>
+        </w:p>
+        <w:p>
+          <w:pPr>
+            <w:pStyle w:val="Indholdsfortegnelse3"/>
+            <w:tabs>
+              <w:tab w:val="right" w:leader="dot" w:pos="9628"/>
+            </w:tabs>
+            <w:spacing w:line="360" w:lineRule="auto"/>
+            <w:rPr>
+              <w:rFonts w:eastAsiaTheme="minorEastAsia"/>
+              <w:noProof/>
+              <w:sz w:val="24"/>
+              <w:szCs w:val="24"/>
+              <w:lang w:eastAsia="da-DK"/>
+            </w:rPr>
+          </w:pPr>
+          <w:hyperlink w:anchor="_Toc230200749" w:history="1">
+            <w:r>
+              <w:rPr>
+                <w:rStyle w:val="Hyperlink"/>
+                <w:noProof/>
+              </w:rPr>
+              <w:t>Manuelle tests</w:t>
+            </w:r>
+            <w:r>
+              <w:rPr>
+                <w:noProof/>
+                <w:webHidden/>
+              </w:rPr>
+              <w:tab/>
+            </w:r>
+            <w:r>
+              <w:rPr>
+                <w:noProof/>
+                <w:webHidden/>
+              </w:rPr>
+              <w:fldChar w:fldCharType="begin"/>
+            </w:r>
+            <w:r>
+              <w:rPr>
+                <w:noProof/>
+                <w:webHidden/>
+              </w:rPr>
+              <w:instrText xml:space="preserve"> PAGEREF _Toc230200749 \h </w:instrText>
+            </w:r>
+            <w:r>
+              <w:rPr>
+                <w:noProof/>
+                <w:webHidden/>
+              </w:rPr>
+            </w:r>
+            <w:r>
+              <w:rPr>
+                <w:noProof/>
+                <w:webHidden/>
+              </w:rPr>
+              <w:fldChar w:fldCharType="separate"/>
+            </w:r>
+            <w:r>
+              <w:rPr>
+                <w:noProof/>
+                <w:webHidden/>
+              </w:rPr>
+              <w:t>24</w:t>
+            </w:r>
+            <w:r>
+              <w:rPr>
+                <w:noProof/>
+                <w:webHidden/>
+              </w:rPr>
+              <w:fldChar w:fldCharType="end"/>
+            </w:r>
+          </w:hyperlink>
+        </w:p>
+        <w:p>
+          <w:pPr>
+            <w:pStyle w:val="Indholdsfortegnelse2"/>
+            <w:tabs>
+              <w:tab w:val="right" w:leader="dot" w:pos="9628"/>
+            </w:tabs>
+            <w:spacing w:line="360" w:lineRule="auto"/>
+            <w:rPr>
+              <w:rFonts w:eastAsiaTheme="minorEastAsia"/>
+              <w:i w:val="0"/>
+              <w:iCs w:val="0"/>
+              <w:noProof/>
+              <w:sz w:val="24"/>
+              <w:szCs w:val="24"/>
+              <w:lang w:eastAsia="da-DK"/>
+            </w:rPr>
+          </w:pPr>
+          <w:hyperlink w:anchor="_Toc230200750" w:history="1">
+            <w:r>
+              <w:rPr>
+                <w:rStyle w:val="Hyperlink"/>
+                <w:noProof/>
+              </w:rPr>
+              <w:t>Krav vs. leveret</w:t>
+            </w:r>
+            <w:r>
+              <w:rPr>
+                <w:noProof/>
+                <w:webHidden/>
+              </w:rPr>
+              <w:tab/>
+            </w:r>
+            <w:r>
+              <w:rPr>
+                <w:noProof/>
+                <w:webHidden/>
+              </w:rPr>
+              <w:fldChar w:fldCharType="begin"/>
+            </w:r>
+            <w:r>
+              <w:rPr>
+                <w:noProof/>
+                <w:webHidden/>
+              </w:rPr>
+              <w:instrText xml:space="preserve"> PAGEREF _Toc230200750 \h </w:instrText>
+            </w:r>
+            <w:r>
+              <w:rPr>
+                <w:noProof/>
+                <w:webHidden/>
+              </w:rPr>
+            </w:r>
+            <w:r>
+              <w:rPr>
+                <w:noProof/>
+                <w:webHidden/>
+              </w:rPr>
+              <w:fldChar w:fldCharType="separate"/>
+            </w:r>
+            <w:r>
+              <w:rPr>
+                <w:noProof/>
+                <w:webHidden/>
+              </w:rPr>
+              <w:t>25</w:t>
+            </w:r>
+            <w:r>
+              <w:rPr>
+                <w:noProof/>
+                <w:webHidden/>
+              </w:rPr>
+              <w:fldChar w:fldCharType="end"/>
+            </w:r>
+          </w:hyperlink>
+        </w:p>
+        <w:p>
+          <w:pPr>
+            <w:pStyle w:val="Indholdsfortegnelse2"/>
+            <w:tabs>
+              <w:tab w:val="right" w:leader="dot" w:pos="9628"/>
+            </w:tabs>
+            <w:spacing w:line="360" w:lineRule="auto"/>
+            <w:rPr>
+              <w:rFonts w:eastAsiaTheme="minorEastAsia"/>
+              <w:i w:val="0"/>
+              <w:iCs w:val="0"/>
+              <w:noProof/>
+              <w:sz w:val="24"/>
+              <w:szCs w:val="24"/>
+              <w:lang w:eastAsia="da-DK"/>
+            </w:rPr>
+          </w:pPr>
+          <w:hyperlink w:anchor="_Toc230200751" w:history="1">
+            <w:r>
+              <w:rPr>
+                <w:rStyle w:val="Hyperlink"/>
+                <w:noProof/>
+              </w:rPr>
+              <w:t>Kendte begrænsninger</w:t>
+            </w:r>
+            <w:r>
+              <w:rPr>
+                <w:noProof/>
+                <w:webHidden/>
+              </w:rPr>
+              <w:tab/>
+            </w:r>
+            <w:r>
+              <w:rPr>
+                <w:noProof/>
+                <w:webHidden/>
+              </w:rPr>
+              <w:fldChar w:fldCharType="begin"/>
+            </w:r>
+            <w:r>
+              <w:rPr>
+                <w:noProof/>
+                <w:webHidden/>
+              </w:rPr>
+              <w:instrText xml:space="preserve"> PAGEREF _Toc230200751 \h </w:instrText>
+            </w:r>
+            <w:r>
+              <w:rPr>
+                <w:noProof/>
+                <w:webHidden/>
+              </w:rPr>
+            </w:r>
+            <w:r>
+              <w:rPr>
+                <w:noProof/>
+                <w:webHidden/>
+              </w:rPr>
+              <w:fldChar w:fldCharType="separate"/>
+            </w:r>
+            <w:r>
+              <w:rPr>
+                <w:noProof/>
+                <w:webHidden/>
+              </w:rPr>
+              <w:t>25</w:t>
+            </w:r>
+            <w:r>
+              <w:rPr>
+                <w:noProof/>
+                <w:webHidden/>
+              </w:rPr>
+              <w:fldChar w:fldCharType="end"/>
+            </w:r>
+          </w:hyperlink>
+        </w:p>
+        <w:p>
+          <w:pPr>
+            <w:pStyle w:val="Indholdsfortegnelse1"/>
+            <w:tabs>
+              <w:tab w:val="right" w:leader="dot" w:pos="9628"/>
+            </w:tabs>
+            <w:spacing w:line="360" w:lineRule="auto"/>
             <w:rPr>
               <w:rFonts w:eastAsiaTheme="minorEastAsia"/>
               <w:b w:val="0"/>
@@ -665,13 +2787,13 @@
               <w:lang w:eastAsia="da-DK"/>
             </w:rPr>
           </w:pPr>
-          <w:hyperlink w:anchor="_Toc229062288" w:history="1">
+          <w:hyperlink w:anchor="_Toc230200752" w:history="1">
             <w:r>
               <w:rPr>
                 <w:rStyle w:val="Hyperlink"/>
                 <w:noProof/>
               </w:rPr>
-              <w:t>Arkitektur</w:t>
+              <w:t>REFLEKSION</w:t>
             </w:r>
             <w:r>
               <w:rPr>
@@ -692,7 +2814,7 @@
                 <w:noProof/>
                 <w:webHidden/>
               </w:rPr>
-              <w:instrText xml:space="preserve"> PAGEREF _Toc229062288 \h </w:instrText>
+              <w:instrText xml:space="preserve"> PAGEREF _Toc230200752 \h </w:instrText>
             </w:r>
             <w:r>
               <w:rPr>
@@ -712,74 +2834,7 @@
                 <w:noProof/>
                 <w:webHidden/>
               </w:rPr>
-              <w:t>7</w:t>
-            </w:r>
-            <w:r>
-              <w:rPr>
-                <w:noProof/>
-                <w:webHidden/>
-              </w:rPr>
-              <w:fldChar w:fldCharType="end"/>
-            </w:r>
-          </w:hyperlink>
-        </w:p>
-        <w:p>
-          <w:pPr>
-            <w:pStyle w:val="Indholdsfortegnelse1"/>
-            <w:rPr>
-              <w:rFonts w:eastAsiaTheme="minorEastAsia"/>
-              <w:noProof/>
-              <w:lang w:eastAsia="da-DK"/>
-            </w:rPr>
-          </w:pPr>
-          <w:hyperlink w:anchor="_Toc229062289" w:history="1">
-            <w:r>
-              <w:rPr>
-                <w:rStyle w:val="Hyperlink"/>
-                <w:noProof/>
-              </w:rPr>
-              <w:t>KRAV &amp; MÅL</w:t>
-            </w:r>
-            <w:r>
-              <w:rPr>
-                <w:noProof/>
-                <w:webHidden/>
-              </w:rPr>
-              <w:tab/>
-            </w:r>
-            <w:r>
-              <w:rPr>
-                <w:noProof/>
-                <w:webHidden/>
-              </w:rPr>
-              <w:fldChar w:fldCharType="begin"/>
-            </w:r>
-            <w:r>
-              <w:rPr>
-                <w:noProof/>
-                <w:webHidden/>
-              </w:rPr>
-              <w:instrText xml:space="preserve"> PAGEREF _Toc229062289 \h </w:instrText>
-            </w:r>
-            <w:r>
-              <w:rPr>
-                <w:noProof/>
-                <w:webHidden/>
-              </w:rPr>
-            </w:r>
-            <w:r>
-              <w:rPr>
-                <w:noProof/>
-                <w:webHidden/>
-              </w:rPr>
-              <w:fldChar w:fldCharType="separate"/>
-            </w:r>
-            <w:r>
-              <w:rPr>
-                <w:noProof/>
-                <w:webHidden/>
-              </w:rPr>
-              <w:t>8</w:t>
+              <w:t>26</w:t>
             </w:r>
             <w:r>
               <w:rPr>
@@ -796,23 +2851,24 @@
             <w:tabs>
               <w:tab w:val="right" w:leader="dot" w:pos="9628"/>
             </w:tabs>
+            <w:spacing w:line="360" w:lineRule="auto"/>
             <w:rPr>
               <w:rFonts w:eastAsiaTheme="minorEastAsia"/>
-              <w:b w:val="0"/>
-              <w:bCs w:val="0"/>
+              <w:i w:val="0"/>
+              <w:iCs w:val="0"/>
               <w:noProof/>
               <w:sz w:val="24"/>
               <w:szCs w:val="24"/>
               <w:lang w:eastAsia="da-DK"/>
             </w:rPr>
           </w:pPr>
-          <w:hyperlink w:anchor="_Toc229062290" w:history="1">
+          <w:hyperlink w:anchor="_Toc230200753" w:history="1">
             <w:r>
               <w:rPr>
                 <w:rStyle w:val="Hyperlink"/>
                 <w:noProof/>
               </w:rPr>
-              <w:t>Faglige mål</w:t>
+              <w:t>Egen læring</w:t>
             </w:r>
             <w:r>
               <w:rPr>
@@ -833,7 +2889,7 @@
                 <w:noProof/>
                 <w:webHidden/>
               </w:rPr>
-              <w:instrText xml:space="preserve"> PAGEREF _Toc229062290 \h </w:instrText>
+              <w:instrText xml:space="preserve"> PAGEREF _Toc230200753 \h </w:instrText>
             </w:r>
             <w:r>
               <w:rPr>
@@ -853,7 +2909,7 @@
                 <w:noProof/>
                 <w:webHidden/>
               </w:rPr>
-              <w:t>8</w:t>
+              <w:t>26</w:t>
             </w:r>
             <w:r>
               <w:rPr>
@@ -870,23 +2926,24 @@
             <w:tabs>
               <w:tab w:val="right" w:leader="dot" w:pos="9628"/>
             </w:tabs>
+            <w:spacing w:line="360" w:lineRule="auto"/>
             <w:rPr>
               <w:rFonts w:eastAsiaTheme="minorEastAsia"/>
-              <w:b w:val="0"/>
-              <w:bCs w:val="0"/>
+              <w:i w:val="0"/>
+              <w:iCs w:val="0"/>
               <w:noProof/>
               <w:sz w:val="24"/>
               <w:szCs w:val="24"/>
               <w:lang w:eastAsia="da-DK"/>
             </w:rPr>
           </w:pPr>
-          <w:hyperlink w:anchor="_Toc229062291" w:history="1">
+          <w:hyperlink w:anchor="_Toc230200754" w:history="1">
             <w:r>
               <w:rPr>
                 <w:rStyle w:val="Hyperlink"/>
                 <w:noProof/>
               </w:rPr>
-              <w:t>Ikke funktionelle-krav</w:t>
+              <w:t>Fremtidige forbedringer</w:t>
             </w:r>
             <w:r>
               <w:rPr>
@@ -907,7 +2964,7 @@
                 <w:noProof/>
                 <w:webHidden/>
               </w:rPr>
-              <w:instrText xml:space="preserve"> PAGEREF _Toc229062291 \h </w:instrText>
+              <w:instrText xml:space="preserve"> PAGEREF _Toc230200754 \h </w:instrText>
             </w:r>
             <w:r>
               <w:rPr>
@@ -927,7 +2984,7 @@
                 <w:noProof/>
                 <w:webHidden/>
               </w:rPr>
-              <w:t>8</w:t>
+              <w:t>26</w:t>
             </w:r>
             <w:r>
               <w:rPr>
@@ -944,23 +3001,24 @@
             <w:tabs>
               <w:tab w:val="right" w:leader="dot" w:pos="9628"/>
             </w:tabs>
+            <w:spacing w:line="360" w:lineRule="auto"/>
             <w:rPr>
               <w:rFonts w:eastAsiaTheme="minorEastAsia"/>
-              <w:b w:val="0"/>
-              <w:bCs w:val="0"/>
+              <w:i w:val="0"/>
+              <w:iCs w:val="0"/>
               <w:noProof/>
               <w:sz w:val="24"/>
               <w:szCs w:val="24"/>
               <w:lang w:eastAsia="da-DK"/>
             </w:rPr>
           </w:pPr>
-          <w:hyperlink w:anchor="_Toc229062292" w:history="1">
+          <w:hyperlink w:anchor="_Toc230200755" w:history="1">
             <w:r>
               <w:rPr>
                 <w:rStyle w:val="Hyperlink"/>
                 <w:noProof/>
               </w:rPr>
-              <w:t>Test på krav</w:t>
+              <w:t>Afsluttende kommentarer</w:t>
             </w:r>
             <w:r>
               <w:rPr>
@@ -981,7 +3039,7 @@
                 <w:noProof/>
                 <w:webHidden/>
               </w:rPr>
-              <w:instrText xml:space="preserve"> PAGEREF _Toc229062292 \h </w:instrText>
+              <w:instrText xml:space="preserve"> PAGEREF _Toc230200755 \h </w:instrText>
             </w:r>
             <w:r>
               <w:rPr>
@@ -1001,7 +3059,7 @@
                 <w:noProof/>
                 <w:webHidden/>
               </w:rPr>
-              <w:t>9</w:t>
+              <w:t>27</w:t>
             </w:r>
             <w:r>
               <w:rPr>
@@ -1014,1605 +3072,7 @@
         </w:p>
         <w:p>
           <w:pPr>
-            <w:pStyle w:val="Indholdsfortegnelse1"/>
-            <w:rPr>
-              <w:rFonts w:eastAsiaTheme="minorEastAsia"/>
-              <w:noProof/>
-              <w:lang w:eastAsia="da-DK"/>
-            </w:rPr>
-          </w:pPr>
-          <w:hyperlink w:anchor="_Toc229062293" w:history="1">
-            <w:r>
-              <w:rPr>
-                <w:rStyle w:val="Hyperlink"/>
-                <w:noProof/>
-              </w:rPr>
-              <w:t>PLANLÆGNING</w:t>
-            </w:r>
-            <w:r>
-              <w:rPr>
-                <w:noProof/>
-                <w:webHidden/>
-              </w:rPr>
-              <w:tab/>
-            </w:r>
-            <w:r>
-              <w:rPr>
-                <w:noProof/>
-                <w:webHidden/>
-              </w:rPr>
-              <w:fldChar w:fldCharType="begin"/>
-            </w:r>
-            <w:r>
-              <w:rPr>
-                <w:noProof/>
-                <w:webHidden/>
-              </w:rPr>
-              <w:instrText xml:space="preserve"> PAGEREF _Toc229062293 \h </w:instrText>
-            </w:r>
-            <w:r>
-              <w:rPr>
-                <w:noProof/>
-                <w:webHidden/>
-              </w:rPr>
-            </w:r>
-            <w:r>
-              <w:rPr>
-                <w:noProof/>
-                <w:webHidden/>
-              </w:rPr>
-              <w:fldChar w:fldCharType="separate"/>
-            </w:r>
-            <w:r>
-              <w:rPr>
-                <w:noProof/>
-                <w:webHidden/>
-              </w:rPr>
-              <w:t>10</w:t>
-            </w:r>
-            <w:r>
-              <w:rPr>
-                <w:noProof/>
-                <w:webHidden/>
-              </w:rPr>
-              <w:fldChar w:fldCharType="end"/>
-            </w:r>
-          </w:hyperlink>
-        </w:p>
-        <w:p>
-          <w:pPr>
-            <w:pStyle w:val="Indholdsfortegnelse2"/>
-            <w:tabs>
-              <w:tab w:val="right" w:leader="dot" w:pos="9628"/>
-            </w:tabs>
-            <w:rPr>
-              <w:rFonts w:eastAsiaTheme="minorEastAsia"/>
-              <w:b w:val="0"/>
-              <w:bCs w:val="0"/>
-              <w:noProof/>
-              <w:sz w:val="24"/>
-              <w:szCs w:val="24"/>
-              <w:lang w:eastAsia="da-DK"/>
-            </w:rPr>
-          </w:pPr>
-          <w:hyperlink w:anchor="_Toc229062294" w:history="1">
-            <w:r>
-              <w:rPr>
-                <w:rStyle w:val="Hyperlink"/>
-                <w:noProof/>
-              </w:rPr>
-              <w:t>Tidsplan</w:t>
-            </w:r>
-            <w:r>
-              <w:rPr>
-                <w:noProof/>
-                <w:webHidden/>
-              </w:rPr>
-              <w:tab/>
-            </w:r>
-            <w:r>
-              <w:rPr>
-                <w:noProof/>
-                <w:webHidden/>
-              </w:rPr>
-              <w:fldChar w:fldCharType="begin"/>
-            </w:r>
-            <w:r>
-              <w:rPr>
-                <w:noProof/>
-                <w:webHidden/>
-              </w:rPr>
-              <w:instrText xml:space="preserve"> PAGEREF _Toc229062294 \h </w:instrText>
-            </w:r>
-            <w:r>
-              <w:rPr>
-                <w:noProof/>
-                <w:webHidden/>
-              </w:rPr>
-            </w:r>
-            <w:r>
-              <w:rPr>
-                <w:noProof/>
-                <w:webHidden/>
-              </w:rPr>
-              <w:fldChar w:fldCharType="separate"/>
-            </w:r>
-            <w:r>
-              <w:rPr>
-                <w:noProof/>
-                <w:webHidden/>
-              </w:rPr>
-              <w:t>10</w:t>
-            </w:r>
-            <w:r>
-              <w:rPr>
-                <w:noProof/>
-                <w:webHidden/>
-              </w:rPr>
-              <w:fldChar w:fldCharType="end"/>
-            </w:r>
-          </w:hyperlink>
-        </w:p>
-        <w:p>
-          <w:pPr>
-            <w:pStyle w:val="Indholdsfortegnelse2"/>
-            <w:tabs>
-              <w:tab w:val="right" w:leader="dot" w:pos="9628"/>
-            </w:tabs>
-            <w:rPr>
-              <w:rFonts w:eastAsiaTheme="minorEastAsia"/>
-              <w:b w:val="0"/>
-              <w:bCs w:val="0"/>
-              <w:noProof/>
-              <w:sz w:val="24"/>
-              <w:szCs w:val="24"/>
-              <w:lang w:eastAsia="da-DK"/>
-            </w:rPr>
-          </w:pPr>
-          <w:hyperlink w:anchor="_Toc229062295" w:history="1">
-            <w:r>
-              <w:rPr>
-                <w:rStyle w:val="Hyperlink"/>
-                <w:noProof/>
-              </w:rPr>
-              <w:t>Milepæle</w:t>
-            </w:r>
-            <w:r>
-              <w:rPr>
-                <w:noProof/>
-                <w:webHidden/>
-              </w:rPr>
-              <w:tab/>
-            </w:r>
-            <w:r>
-              <w:rPr>
-                <w:noProof/>
-                <w:webHidden/>
-              </w:rPr>
-              <w:fldChar w:fldCharType="begin"/>
-            </w:r>
-            <w:r>
-              <w:rPr>
-                <w:noProof/>
-                <w:webHidden/>
-              </w:rPr>
-              <w:instrText xml:space="preserve"> PAGEREF _Toc229062295 \h </w:instrText>
-            </w:r>
-            <w:r>
-              <w:rPr>
-                <w:noProof/>
-                <w:webHidden/>
-              </w:rPr>
-            </w:r>
-            <w:r>
-              <w:rPr>
-                <w:noProof/>
-                <w:webHidden/>
-              </w:rPr>
-              <w:fldChar w:fldCharType="separate"/>
-            </w:r>
-            <w:r>
-              <w:rPr>
-                <w:noProof/>
-                <w:webHidden/>
-              </w:rPr>
-              <w:t>10</w:t>
-            </w:r>
-            <w:r>
-              <w:rPr>
-                <w:noProof/>
-                <w:webHidden/>
-              </w:rPr>
-              <w:fldChar w:fldCharType="end"/>
-            </w:r>
-          </w:hyperlink>
-        </w:p>
-        <w:p>
-          <w:pPr>
-            <w:pStyle w:val="Indholdsfortegnelse2"/>
-            <w:tabs>
-              <w:tab w:val="right" w:leader="dot" w:pos="9628"/>
-            </w:tabs>
-            <w:rPr>
-              <w:rFonts w:eastAsiaTheme="minorEastAsia"/>
-              <w:b w:val="0"/>
-              <w:bCs w:val="0"/>
-              <w:noProof/>
-              <w:sz w:val="24"/>
-              <w:szCs w:val="24"/>
-              <w:lang w:eastAsia="da-DK"/>
-            </w:rPr>
-          </w:pPr>
-          <w:hyperlink w:anchor="_Toc229062296" w:history="1">
-            <w:r>
-              <w:rPr>
-                <w:rStyle w:val="Hyperlink"/>
-                <w:noProof/>
-              </w:rPr>
-              <w:t>Risiko &amp; mitigering</w:t>
-            </w:r>
-            <w:r>
-              <w:rPr>
-                <w:noProof/>
-                <w:webHidden/>
-              </w:rPr>
-              <w:tab/>
-            </w:r>
-            <w:r>
-              <w:rPr>
-                <w:noProof/>
-                <w:webHidden/>
-              </w:rPr>
-              <w:fldChar w:fldCharType="begin"/>
-            </w:r>
-            <w:r>
-              <w:rPr>
-                <w:noProof/>
-                <w:webHidden/>
-              </w:rPr>
-              <w:instrText xml:space="preserve"> PAGEREF _Toc229062296 \h </w:instrText>
-            </w:r>
-            <w:r>
-              <w:rPr>
-                <w:noProof/>
-                <w:webHidden/>
-              </w:rPr>
-            </w:r>
-            <w:r>
-              <w:rPr>
-                <w:noProof/>
-                <w:webHidden/>
-              </w:rPr>
-              <w:fldChar w:fldCharType="separate"/>
-            </w:r>
-            <w:r>
-              <w:rPr>
-                <w:noProof/>
-                <w:webHidden/>
-              </w:rPr>
-              <w:t>11</w:t>
-            </w:r>
-            <w:r>
-              <w:rPr>
-                <w:noProof/>
-                <w:webHidden/>
-              </w:rPr>
-              <w:fldChar w:fldCharType="end"/>
-            </w:r>
-          </w:hyperlink>
-        </w:p>
-        <w:p>
-          <w:pPr>
-            <w:pStyle w:val="Indholdsfortegnelse2"/>
-            <w:tabs>
-              <w:tab w:val="right" w:leader="dot" w:pos="9628"/>
-            </w:tabs>
-            <w:rPr>
-              <w:rFonts w:eastAsiaTheme="minorEastAsia"/>
-              <w:b w:val="0"/>
-              <w:bCs w:val="0"/>
-              <w:noProof/>
-              <w:sz w:val="24"/>
-              <w:szCs w:val="24"/>
-              <w:lang w:eastAsia="da-DK"/>
-            </w:rPr>
-          </w:pPr>
-          <w:hyperlink w:anchor="_Toc229062297" w:history="1">
-            <w:r>
-              <w:rPr>
-                <w:rStyle w:val="Hyperlink"/>
-                <w:noProof/>
-              </w:rPr>
-              <w:t>Samarbejde &amp; kommunikation</w:t>
-            </w:r>
-            <w:r>
-              <w:rPr>
-                <w:noProof/>
-                <w:webHidden/>
-              </w:rPr>
-              <w:tab/>
-            </w:r>
-            <w:r>
-              <w:rPr>
-                <w:noProof/>
-                <w:webHidden/>
-              </w:rPr>
-              <w:fldChar w:fldCharType="begin"/>
-            </w:r>
-            <w:r>
-              <w:rPr>
-                <w:noProof/>
-                <w:webHidden/>
-              </w:rPr>
-              <w:instrText xml:space="preserve"> PAGEREF _Toc229062297 \h </w:instrText>
-            </w:r>
-            <w:r>
-              <w:rPr>
-                <w:noProof/>
-                <w:webHidden/>
-              </w:rPr>
-            </w:r>
-            <w:r>
-              <w:rPr>
-                <w:noProof/>
-                <w:webHidden/>
-              </w:rPr>
-              <w:fldChar w:fldCharType="separate"/>
-            </w:r>
-            <w:r>
-              <w:rPr>
-                <w:noProof/>
-                <w:webHidden/>
-              </w:rPr>
-              <w:t>11</w:t>
-            </w:r>
-            <w:r>
-              <w:rPr>
-                <w:noProof/>
-                <w:webHidden/>
-              </w:rPr>
-              <w:fldChar w:fldCharType="end"/>
-            </w:r>
-          </w:hyperlink>
-        </w:p>
-        <w:p>
-          <w:pPr>
-            <w:pStyle w:val="Indholdsfortegnelse2"/>
-            <w:tabs>
-              <w:tab w:val="right" w:leader="dot" w:pos="9628"/>
-            </w:tabs>
-            <w:rPr>
-              <w:rFonts w:eastAsiaTheme="minorEastAsia"/>
-              <w:b w:val="0"/>
-              <w:bCs w:val="0"/>
-              <w:noProof/>
-              <w:sz w:val="24"/>
-              <w:szCs w:val="24"/>
-              <w:lang w:eastAsia="da-DK"/>
-            </w:rPr>
-          </w:pPr>
-          <w:hyperlink w:anchor="_Toc229062298" w:history="1">
-            <w:r>
-              <w:rPr>
-                <w:rStyle w:val="Hyperlink"/>
-                <w:noProof/>
-              </w:rPr>
-              <w:t>Værktøjer til planlægning</w:t>
-            </w:r>
-            <w:r>
-              <w:rPr>
-                <w:noProof/>
-                <w:webHidden/>
-              </w:rPr>
-              <w:tab/>
-            </w:r>
-            <w:r>
-              <w:rPr>
-                <w:noProof/>
-                <w:webHidden/>
-              </w:rPr>
-              <w:fldChar w:fldCharType="begin"/>
-            </w:r>
-            <w:r>
-              <w:rPr>
-                <w:noProof/>
-                <w:webHidden/>
-              </w:rPr>
-              <w:instrText xml:space="preserve"> PAGEREF _Toc229062298 \h </w:instrText>
-            </w:r>
-            <w:r>
-              <w:rPr>
-                <w:noProof/>
-                <w:webHidden/>
-              </w:rPr>
-            </w:r>
-            <w:r>
-              <w:rPr>
-                <w:noProof/>
-                <w:webHidden/>
-              </w:rPr>
-              <w:fldChar w:fldCharType="separate"/>
-            </w:r>
-            <w:r>
-              <w:rPr>
-                <w:noProof/>
-                <w:webHidden/>
-              </w:rPr>
-              <w:t>12</w:t>
-            </w:r>
-            <w:r>
-              <w:rPr>
-                <w:noProof/>
-                <w:webHidden/>
-              </w:rPr>
-              <w:fldChar w:fldCharType="end"/>
-            </w:r>
-          </w:hyperlink>
-        </w:p>
-        <w:p>
-          <w:pPr>
-            <w:pStyle w:val="Indholdsfortegnelse1"/>
-            <w:rPr>
-              <w:rFonts w:eastAsiaTheme="minorEastAsia"/>
-              <w:noProof/>
-              <w:lang w:eastAsia="da-DK"/>
-            </w:rPr>
-          </w:pPr>
-          <w:hyperlink w:anchor="_Toc229062299" w:history="1">
-            <w:r>
-              <w:rPr>
-                <w:rStyle w:val="Hyperlink"/>
-                <w:noProof/>
-              </w:rPr>
-              <w:t>UDFØRELSE</w:t>
-            </w:r>
-            <w:r>
-              <w:rPr>
-                <w:noProof/>
-                <w:webHidden/>
-              </w:rPr>
-              <w:tab/>
-            </w:r>
-            <w:r>
-              <w:rPr>
-                <w:noProof/>
-                <w:webHidden/>
-              </w:rPr>
-              <w:fldChar w:fldCharType="begin"/>
-            </w:r>
-            <w:r>
-              <w:rPr>
-                <w:noProof/>
-                <w:webHidden/>
-              </w:rPr>
-              <w:instrText xml:space="preserve"> PAGEREF _Toc229062299 \h </w:instrText>
-            </w:r>
-            <w:r>
-              <w:rPr>
-                <w:noProof/>
-                <w:webHidden/>
-              </w:rPr>
-            </w:r>
-            <w:r>
-              <w:rPr>
-                <w:noProof/>
-                <w:webHidden/>
-              </w:rPr>
-              <w:fldChar w:fldCharType="separate"/>
-            </w:r>
-            <w:r>
-              <w:rPr>
-                <w:noProof/>
-                <w:webHidden/>
-              </w:rPr>
-              <w:t>13</w:t>
-            </w:r>
-            <w:r>
-              <w:rPr>
-                <w:noProof/>
-                <w:webHidden/>
-              </w:rPr>
-              <w:fldChar w:fldCharType="end"/>
-            </w:r>
-          </w:hyperlink>
-        </w:p>
-        <w:p>
-          <w:pPr>
-            <w:pStyle w:val="Indholdsfortegnelse2"/>
-            <w:tabs>
-              <w:tab w:val="right" w:leader="dot" w:pos="9628"/>
-            </w:tabs>
-            <w:rPr>
-              <w:rFonts w:eastAsiaTheme="minorEastAsia"/>
-              <w:b w:val="0"/>
-              <w:bCs w:val="0"/>
-              <w:noProof/>
-              <w:sz w:val="24"/>
-              <w:szCs w:val="24"/>
-              <w:lang w:eastAsia="da-DK"/>
-            </w:rPr>
-          </w:pPr>
-          <w:hyperlink w:anchor="_Toc229062300" w:history="1">
-            <w:r>
-              <w:rPr>
-                <w:rStyle w:val="Hyperlink"/>
-                <w:noProof/>
-              </w:rPr>
-              <w:t>Arbejdsproces</w:t>
-            </w:r>
-            <w:r>
-              <w:rPr>
-                <w:noProof/>
-                <w:webHidden/>
-              </w:rPr>
-              <w:tab/>
-            </w:r>
-            <w:r>
-              <w:rPr>
-                <w:noProof/>
-                <w:webHidden/>
-              </w:rPr>
-              <w:fldChar w:fldCharType="begin"/>
-            </w:r>
-            <w:r>
-              <w:rPr>
-                <w:noProof/>
-                <w:webHidden/>
-              </w:rPr>
-              <w:instrText xml:space="preserve"> PAGEREF _Toc229062300 \h </w:instrText>
-            </w:r>
-            <w:r>
-              <w:rPr>
-                <w:noProof/>
-                <w:webHidden/>
-              </w:rPr>
-            </w:r>
-            <w:r>
-              <w:rPr>
-                <w:noProof/>
-                <w:webHidden/>
-              </w:rPr>
-              <w:fldChar w:fldCharType="separate"/>
-            </w:r>
-            <w:r>
-              <w:rPr>
-                <w:noProof/>
-                <w:webHidden/>
-              </w:rPr>
-              <w:t>13</w:t>
-            </w:r>
-            <w:r>
-              <w:rPr>
-                <w:noProof/>
-                <w:webHidden/>
-              </w:rPr>
-              <w:fldChar w:fldCharType="end"/>
-            </w:r>
-          </w:hyperlink>
-        </w:p>
-        <w:p>
-          <w:pPr>
-            <w:pStyle w:val="Indholdsfortegnelse2"/>
-            <w:tabs>
-              <w:tab w:val="right" w:leader="dot" w:pos="9628"/>
-            </w:tabs>
-            <w:rPr>
-              <w:rFonts w:eastAsiaTheme="minorEastAsia"/>
-              <w:b w:val="0"/>
-              <w:bCs w:val="0"/>
-              <w:noProof/>
-              <w:sz w:val="24"/>
-              <w:szCs w:val="24"/>
-              <w:lang w:eastAsia="da-DK"/>
-            </w:rPr>
-          </w:pPr>
-          <w:hyperlink w:anchor="_Toc229062301" w:history="1">
-            <w:r>
-              <w:rPr>
-                <w:rStyle w:val="Hyperlink"/>
-                <w:noProof/>
-              </w:rPr>
-              <w:t>Centrale tekniske valg</w:t>
-            </w:r>
-            <w:r>
-              <w:rPr>
-                <w:noProof/>
-                <w:webHidden/>
-              </w:rPr>
-              <w:tab/>
-            </w:r>
-            <w:r>
-              <w:rPr>
-                <w:noProof/>
-                <w:webHidden/>
-              </w:rPr>
-              <w:fldChar w:fldCharType="begin"/>
-            </w:r>
-            <w:r>
-              <w:rPr>
-                <w:noProof/>
-                <w:webHidden/>
-              </w:rPr>
-              <w:instrText xml:space="preserve"> PAGEREF _Toc229062301 \h </w:instrText>
-            </w:r>
-            <w:r>
-              <w:rPr>
-                <w:noProof/>
-                <w:webHidden/>
-              </w:rPr>
-            </w:r>
-            <w:r>
-              <w:rPr>
-                <w:noProof/>
-                <w:webHidden/>
-              </w:rPr>
-              <w:fldChar w:fldCharType="separate"/>
-            </w:r>
-            <w:r>
-              <w:rPr>
-                <w:noProof/>
-                <w:webHidden/>
-              </w:rPr>
-              <w:t>13</w:t>
-            </w:r>
-            <w:r>
-              <w:rPr>
-                <w:noProof/>
-                <w:webHidden/>
-              </w:rPr>
-              <w:fldChar w:fldCharType="end"/>
-            </w:r>
-          </w:hyperlink>
-        </w:p>
-        <w:p>
-          <w:pPr>
-            <w:pStyle w:val="Indholdsfortegnelse2"/>
-            <w:tabs>
-              <w:tab w:val="right" w:leader="dot" w:pos="9628"/>
-            </w:tabs>
-            <w:rPr>
-              <w:rFonts w:eastAsiaTheme="minorEastAsia"/>
-              <w:b w:val="0"/>
-              <w:bCs w:val="0"/>
-              <w:noProof/>
-              <w:sz w:val="24"/>
-              <w:szCs w:val="24"/>
-              <w:lang w:eastAsia="da-DK"/>
-            </w:rPr>
-          </w:pPr>
-          <w:hyperlink w:anchor="_Toc229062302" w:history="1">
-            <w:r>
-              <w:rPr>
-                <w:rStyle w:val="Hyperlink"/>
-                <w:rFonts w:eastAsia="Times New Roman"/>
-                <w:noProof/>
-                <w:lang w:eastAsia="da-DK"/>
-              </w:rPr>
-              <w:t>Database</w:t>
-            </w:r>
-            <w:r>
-              <w:rPr>
-                <w:noProof/>
-                <w:webHidden/>
-              </w:rPr>
-              <w:tab/>
-            </w:r>
-            <w:r>
-              <w:rPr>
-                <w:noProof/>
-                <w:webHidden/>
-              </w:rPr>
-              <w:fldChar w:fldCharType="begin"/>
-            </w:r>
-            <w:r>
-              <w:rPr>
-                <w:noProof/>
-                <w:webHidden/>
-              </w:rPr>
-              <w:instrText xml:space="preserve"> PAGEREF _Toc229062302 \h </w:instrText>
-            </w:r>
-            <w:r>
-              <w:rPr>
-                <w:noProof/>
-                <w:webHidden/>
-              </w:rPr>
-            </w:r>
-            <w:r>
-              <w:rPr>
-                <w:noProof/>
-                <w:webHidden/>
-              </w:rPr>
-              <w:fldChar w:fldCharType="separate"/>
-            </w:r>
-            <w:r>
-              <w:rPr>
-                <w:noProof/>
-                <w:webHidden/>
-              </w:rPr>
-              <w:t>16</w:t>
-            </w:r>
-            <w:r>
-              <w:rPr>
-                <w:noProof/>
-                <w:webHidden/>
-              </w:rPr>
-              <w:fldChar w:fldCharType="end"/>
-            </w:r>
-          </w:hyperlink>
-        </w:p>
-        <w:p>
-          <w:pPr>
-            <w:pStyle w:val="Indholdsfortegnelse2"/>
-            <w:tabs>
-              <w:tab w:val="right" w:leader="dot" w:pos="9628"/>
-            </w:tabs>
-            <w:rPr>
-              <w:rFonts w:eastAsiaTheme="minorEastAsia"/>
-              <w:b w:val="0"/>
-              <w:bCs w:val="0"/>
-              <w:noProof/>
-              <w:sz w:val="24"/>
-              <w:szCs w:val="24"/>
-              <w:lang w:eastAsia="da-DK"/>
-            </w:rPr>
-          </w:pPr>
-          <w:hyperlink w:anchor="_Toc229062303" w:history="1">
-            <w:r>
-              <w:rPr>
-                <w:rStyle w:val="Hyperlink"/>
-                <w:noProof/>
-              </w:rPr>
-              <w:t>Kvalitetssikring undervejs</w:t>
-            </w:r>
-            <w:r>
-              <w:rPr>
-                <w:noProof/>
-                <w:webHidden/>
-              </w:rPr>
-              <w:tab/>
-            </w:r>
-            <w:r>
-              <w:rPr>
-                <w:noProof/>
-                <w:webHidden/>
-              </w:rPr>
-              <w:fldChar w:fldCharType="begin"/>
-            </w:r>
-            <w:r>
-              <w:rPr>
-                <w:noProof/>
-                <w:webHidden/>
-              </w:rPr>
-              <w:instrText xml:space="preserve"> PAGEREF _Toc229062303 \h </w:instrText>
-            </w:r>
-            <w:r>
-              <w:rPr>
-                <w:noProof/>
-                <w:webHidden/>
-              </w:rPr>
-            </w:r>
-            <w:r>
-              <w:rPr>
-                <w:noProof/>
-                <w:webHidden/>
-              </w:rPr>
-              <w:fldChar w:fldCharType="separate"/>
-            </w:r>
-            <w:r>
-              <w:rPr>
-                <w:noProof/>
-                <w:webHidden/>
-              </w:rPr>
-              <w:t>16</w:t>
-            </w:r>
-            <w:r>
-              <w:rPr>
-                <w:noProof/>
-                <w:webHidden/>
-              </w:rPr>
-              <w:fldChar w:fldCharType="end"/>
-            </w:r>
-          </w:hyperlink>
-        </w:p>
-        <w:p>
-          <w:pPr>
-            <w:pStyle w:val="Indholdsfortegnelse2"/>
-            <w:tabs>
-              <w:tab w:val="right" w:leader="dot" w:pos="9628"/>
-            </w:tabs>
-            <w:rPr>
-              <w:rFonts w:eastAsiaTheme="minorEastAsia"/>
-              <w:b w:val="0"/>
-              <w:bCs w:val="0"/>
-              <w:noProof/>
-              <w:sz w:val="24"/>
-              <w:szCs w:val="24"/>
-              <w:lang w:eastAsia="da-DK"/>
-            </w:rPr>
-          </w:pPr>
-          <w:hyperlink w:anchor="_Toc229062304" w:history="1">
-            <w:r>
-              <w:rPr>
-                <w:rStyle w:val="Hyperlink"/>
-                <w:noProof/>
-              </w:rPr>
-              <w:t>Udfordringer under udvikling</w:t>
-            </w:r>
-            <w:r>
-              <w:rPr>
-                <w:noProof/>
-                <w:webHidden/>
-              </w:rPr>
-              <w:tab/>
-            </w:r>
-            <w:r>
-              <w:rPr>
-                <w:noProof/>
-                <w:webHidden/>
-              </w:rPr>
-              <w:fldChar w:fldCharType="begin"/>
-            </w:r>
-            <w:r>
-              <w:rPr>
-                <w:noProof/>
-                <w:webHidden/>
-              </w:rPr>
-              <w:instrText xml:space="preserve"> PAGEREF _Toc229062304 \h </w:instrText>
-            </w:r>
-            <w:r>
-              <w:rPr>
-                <w:noProof/>
-                <w:webHidden/>
-              </w:rPr>
-            </w:r>
-            <w:r>
-              <w:rPr>
-                <w:noProof/>
-                <w:webHidden/>
-              </w:rPr>
-              <w:fldChar w:fldCharType="separate"/>
-            </w:r>
-            <w:r>
-              <w:rPr>
-                <w:noProof/>
-                <w:webHidden/>
-              </w:rPr>
-              <w:t>17</w:t>
-            </w:r>
-            <w:r>
-              <w:rPr>
-                <w:noProof/>
-                <w:webHidden/>
-              </w:rPr>
-              <w:fldChar w:fldCharType="end"/>
-            </w:r>
-          </w:hyperlink>
-        </w:p>
-        <w:p>
-          <w:pPr>
-            <w:pStyle w:val="Indholdsfortegnelse1"/>
-            <w:rPr>
-              <w:rFonts w:eastAsiaTheme="minorEastAsia"/>
-              <w:noProof/>
-              <w:lang w:eastAsia="da-DK"/>
-            </w:rPr>
-          </w:pPr>
-          <w:hyperlink w:anchor="_Toc229062305" w:history="1">
-            <w:r>
-              <w:rPr>
-                <w:rStyle w:val="Hyperlink"/>
-                <w:noProof/>
-              </w:rPr>
-              <w:t>RESULTAT &amp; EVALUERING</w:t>
-            </w:r>
-            <w:r>
-              <w:rPr>
-                <w:noProof/>
-                <w:webHidden/>
-              </w:rPr>
-              <w:tab/>
-            </w:r>
-            <w:r>
-              <w:rPr>
-                <w:noProof/>
-                <w:webHidden/>
-              </w:rPr>
-              <w:fldChar w:fldCharType="begin"/>
-            </w:r>
-            <w:r>
-              <w:rPr>
-                <w:noProof/>
-                <w:webHidden/>
-              </w:rPr>
-              <w:instrText xml:space="preserve"> PAGEREF _Toc229062305 \h </w:instrText>
-            </w:r>
-            <w:r>
-              <w:rPr>
-                <w:noProof/>
-                <w:webHidden/>
-              </w:rPr>
-            </w:r>
-            <w:r>
-              <w:rPr>
-                <w:noProof/>
-                <w:webHidden/>
-              </w:rPr>
-              <w:fldChar w:fldCharType="separate"/>
-            </w:r>
-            <w:r>
-              <w:rPr>
-                <w:noProof/>
-                <w:webHidden/>
-              </w:rPr>
-              <w:t>18</w:t>
-            </w:r>
-            <w:r>
-              <w:rPr>
-                <w:noProof/>
-                <w:webHidden/>
-              </w:rPr>
-              <w:fldChar w:fldCharType="end"/>
-            </w:r>
-          </w:hyperlink>
-        </w:p>
-        <w:p>
-          <w:pPr>
-            <w:pStyle w:val="Indholdsfortegnelse2"/>
-            <w:tabs>
-              <w:tab w:val="right" w:leader="dot" w:pos="9628"/>
-            </w:tabs>
-            <w:rPr>
-              <w:rFonts w:eastAsiaTheme="minorEastAsia"/>
-              <w:b w:val="0"/>
-              <w:bCs w:val="0"/>
-              <w:noProof/>
-              <w:sz w:val="24"/>
-              <w:szCs w:val="24"/>
-              <w:lang w:eastAsia="da-DK"/>
-            </w:rPr>
-          </w:pPr>
-          <w:hyperlink w:anchor="_Toc229062306" w:history="1">
-            <w:r>
-              <w:rPr>
-                <w:rStyle w:val="Hyperlink"/>
-                <w:noProof/>
-              </w:rPr>
-              <w:t>Test</w:t>
-            </w:r>
-            <w:r>
-              <w:rPr>
-                <w:noProof/>
-                <w:webHidden/>
-              </w:rPr>
-              <w:tab/>
-            </w:r>
-            <w:r>
-              <w:rPr>
-                <w:noProof/>
-                <w:webHidden/>
-              </w:rPr>
-              <w:fldChar w:fldCharType="begin"/>
-            </w:r>
-            <w:r>
-              <w:rPr>
-                <w:noProof/>
-                <w:webHidden/>
-              </w:rPr>
-              <w:instrText xml:space="preserve"> PAGEREF _Toc229062306 \h </w:instrText>
-            </w:r>
-            <w:r>
-              <w:rPr>
-                <w:noProof/>
-                <w:webHidden/>
-              </w:rPr>
-            </w:r>
-            <w:r>
-              <w:rPr>
-                <w:noProof/>
-                <w:webHidden/>
-              </w:rPr>
-              <w:fldChar w:fldCharType="separate"/>
-            </w:r>
-            <w:r>
-              <w:rPr>
-                <w:noProof/>
-                <w:webHidden/>
-              </w:rPr>
-              <w:t>18</w:t>
-            </w:r>
-            <w:r>
-              <w:rPr>
-                <w:noProof/>
-                <w:webHidden/>
-              </w:rPr>
-              <w:fldChar w:fldCharType="end"/>
-            </w:r>
-          </w:hyperlink>
-        </w:p>
-        <w:p>
-          <w:pPr>
-            <w:pStyle w:val="Indholdsfortegnelse3"/>
-            <w:tabs>
-              <w:tab w:val="right" w:leader="dot" w:pos="9628"/>
-            </w:tabs>
-            <w:rPr>
-              <w:rFonts w:eastAsiaTheme="minorEastAsia"/>
-              <w:noProof/>
-              <w:sz w:val="24"/>
-              <w:szCs w:val="24"/>
-              <w:lang w:eastAsia="da-DK"/>
-            </w:rPr>
-          </w:pPr>
-          <w:hyperlink w:anchor="_Toc229062307" w:history="1">
-            <w:r>
-              <w:rPr>
-                <w:rStyle w:val="Hyperlink"/>
-                <w:noProof/>
-              </w:rPr>
-              <w:t>Automatiserede tests</w:t>
-            </w:r>
-            <w:r>
-              <w:rPr>
-                <w:noProof/>
-                <w:webHidden/>
-              </w:rPr>
-              <w:tab/>
-            </w:r>
-            <w:r>
-              <w:rPr>
-                <w:noProof/>
-                <w:webHidden/>
-              </w:rPr>
-              <w:fldChar w:fldCharType="begin"/>
-            </w:r>
-            <w:r>
-              <w:rPr>
-                <w:noProof/>
-                <w:webHidden/>
-              </w:rPr>
-              <w:instrText xml:space="preserve"> PAGEREF _Toc229062307 \h </w:instrText>
-            </w:r>
-            <w:r>
-              <w:rPr>
-                <w:noProof/>
-                <w:webHidden/>
-              </w:rPr>
-            </w:r>
-            <w:r>
-              <w:rPr>
-                <w:noProof/>
-                <w:webHidden/>
-              </w:rPr>
-              <w:fldChar w:fldCharType="separate"/>
-            </w:r>
-            <w:r>
-              <w:rPr>
-                <w:noProof/>
-                <w:webHidden/>
-              </w:rPr>
-              <w:t>18</w:t>
-            </w:r>
-            <w:r>
-              <w:rPr>
-                <w:noProof/>
-                <w:webHidden/>
-              </w:rPr>
-              <w:fldChar w:fldCharType="end"/>
-            </w:r>
-          </w:hyperlink>
-        </w:p>
-        <w:p>
-          <w:pPr>
-            <w:pStyle w:val="Indholdsfortegnelse3"/>
-            <w:tabs>
-              <w:tab w:val="right" w:leader="dot" w:pos="9628"/>
-            </w:tabs>
-            <w:rPr>
-              <w:rFonts w:eastAsiaTheme="minorEastAsia"/>
-              <w:noProof/>
-              <w:sz w:val="24"/>
-              <w:szCs w:val="24"/>
-              <w:lang w:eastAsia="da-DK"/>
-            </w:rPr>
-          </w:pPr>
-          <w:hyperlink w:anchor="_Toc229062308" w:history="1">
-            <w:r>
-              <w:rPr>
-                <w:rStyle w:val="Hyperlink"/>
-                <w:noProof/>
-              </w:rPr>
-              <w:t>Manuelle tests</w:t>
-            </w:r>
-            <w:r>
-              <w:rPr>
-                <w:noProof/>
-                <w:webHidden/>
-              </w:rPr>
-              <w:tab/>
-            </w:r>
-            <w:r>
-              <w:rPr>
-                <w:noProof/>
-                <w:webHidden/>
-              </w:rPr>
-              <w:fldChar w:fldCharType="begin"/>
-            </w:r>
-            <w:r>
-              <w:rPr>
-                <w:noProof/>
-                <w:webHidden/>
-              </w:rPr>
-              <w:instrText xml:space="preserve"> PAGEREF _Toc229062308 \h </w:instrText>
-            </w:r>
-            <w:r>
-              <w:rPr>
-                <w:noProof/>
-                <w:webHidden/>
-              </w:rPr>
-            </w:r>
-            <w:r>
-              <w:rPr>
-                <w:noProof/>
-                <w:webHidden/>
-              </w:rPr>
-              <w:fldChar w:fldCharType="separate"/>
-            </w:r>
-            <w:r>
-              <w:rPr>
-                <w:noProof/>
-                <w:webHidden/>
-              </w:rPr>
-              <w:t>18</w:t>
-            </w:r>
-            <w:r>
-              <w:rPr>
-                <w:noProof/>
-                <w:webHidden/>
-              </w:rPr>
-              <w:fldChar w:fldCharType="end"/>
-            </w:r>
-          </w:hyperlink>
-        </w:p>
-        <w:p>
-          <w:pPr>
-            <w:pStyle w:val="Indholdsfortegnelse2"/>
-            <w:tabs>
-              <w:tab w:val="right" w:leader="dot" w:pos="9628"/>
-            </w:tabs>
-            <w:rPr>
-              <w:rFonts w:eastAsiaTheme="minorEastAsia"/>
-              <w:b w:val="0"/>
-              <w:bCs w:val="0"/>
-              <w:noProof/>
-              <w:sz w:val="24"/>
-              <w:szCs w:val="24"/>
-              <w:lang w:eastAsia="da-DK"/>
-            </w:rPr>
-          </w:pPr>
-          <w:hyperlink w:anchor="_Toc229062309" w:history="1">
-            <w:r>
-              <w:rPr>
-                <w:rStyle w:val="Hyperlink"/>
-                <w:noProof/>
-              </w:rPr>
-              <w:t>Krav vs. leveret</w:t>
-            </w:r>
-            <w:r>
-              <w:rPr>
-                <w:noProof/>
-                <w:webHidden/>
-              </w:rPr>
-              <w:tab/>
-            </w:r>
-            <w:r>
-              <w:rPr>
-                <w:noProof/>
-                <w:webHidden/>
-              </w:rPr>
-              <w:fldChar w:fldCharType="begin"/>
-            </w:r>
-            <w:r>
-              <w:rPr>
-                <w:noProof/>
-                <w:webHidden/>
-              </w:rPr>
-              <w:instrText xml:space="preserve"> PAGEREF _Toc229062309 \h </w:instrText>
-            </w:r>
-            <w:r>
-              <w:rPr>
-                <w:noProof/>
-                <w:webHidden/>
-              </w:rPr>
-            </w:r>
-            <w:r>
-              <w:rPr>
-                <w:noProof/>
-                <w:webHidden/>
-              </w:rPr>
-              <w:fldChar w:fldCharType="separate"/>
-            </w:r>
-            <w:r>
-              <w:rPr>
-                <w:noProof/>
-                <w:webHidden/>
-              </w:rPr>
-              <w:t>19</w:t>
-            </w:r>
-            <w:r>
-              <w:rPr>
-                <w:noProof/>
-                <w:webHidden/>
-              </w:rPr>
-              <w:fldChar w:fldCharType="end"/>
-            </w:r>
-          </w:hyperlink>
-        </w:p>
-        <w:p>
-          <w:pPr>
-            <w:pStyle w:val="Indholdsfortegnelse2"/>
-            <w:tabs>
-              <w:tab w:val="right" w:leader="dot" w:pos="9628"/>
-            </w:tabs>
-            <w:rPr>
-              <w:rFonts w:eastAsiaTheme="minorEastAsia"/>
-              <w:b w:val="0"/>
-              <w:bCs w:val="0"/>
-              <w:noProof/>
-              <w:sz w:val="24"/>
-              <w:szCs w:val="24"/>
-              <w:lang w:eastAsia="da-DK"/>
-            </w:rPr>
-          </w:pPr>
-          <w:hyperlink w:anchor="_Toc229062310" w:history="1">
-            <w:r>
-              <w:rPr>
-                <w:rStyle w:val="Hyperlink"/>
-                <w:noProof/>
-              </w:rPr>
-              <w:t>Kendte begrænsninger</w:t>
-            </w:r>
-            <w:r>
-              <w:rPr>
-                <w:noProof/>
-                <w:webHidden/>
-              </w:rPr>
-              <w:tab/>
-            </w:r>
-            <w:r>
-              <w:rPr>
-                <w:noProof/>
-                <w:webHidden/>
-              </w:rPr>
-              <w:fldChar w:fldCharType="begin"/>
-            </w:r>
-            <w:r>
-              <w:rPr>
-                <w:noProof/>
-                <w:webHidden/>
-              </w:rPr>
-              <w:instrText xml:space="preserve"> PAGEREF _Toc229062310 \h </w:instrText>
-            </w:r>
-            <w:r>
-              <w:rPr>
-                <w:noProof/>
-                <w:webHidden/>
-              </w:rPr>
-            </w:r>
-            <w:r>
-              <w:rPr>
-                <w:noProof/>
-                <w:webHidden/>
-              </w:rPr>
-              <w:fldChar w:fldCharType="separate"/>
-            </w:r>
-            <w:r>
-              <w:rPr>
-                <w:noProof/>
-                <w:webHidden/>
-              </w:rPr>
-              <w:t>19</w:t>
-            </w:r>
-            <w:r>
-              <w:rPr>
-                <w:noProof/>
-                <w:webHidden/>
-              </w:rPr>
-              <w:fldChar w:fldCharType="end"/>
-            </w:r>
-          </w:hyperlink>
-        </w:p>
-        <w:p>
-          <w:pPr>
-            <w:pStyle w:val="Indholdsfortegnelse1"/>
-            <w:rPr>
-              <w:rFonts w:eastAsiaTheme="minorEastAsia"/>
-              <w:noProof/>
-              <w:lang w:eastAsia="da-DK"/>
-            </w:rPr>
-          </w:pPr>
-          <w:hyperlink w:anchor="_Toc229062311" w:history="1">
-            <w:r>
-              <w:rPr>
-                <w:rStyle w:val="Hyperlink"/>
-                <w:noProof/>
-              </w:rPr>
-              <w:t>REFLEKSION</w:t>
-            </w:r>
-            <w:r>
-              <w:rPr>
-                <w:noProof/>
-                <w:webHidden/>
-              </w:rPr>
-              <w:tab/>
-            </w:r>
-            <w:r>
-              <w:rPr>
-                <w:noProof/>
-                <w:webHidden/>
-              </w:rPr>
-              <w:fldChar w:fldCharType="begin"/>
-            </w:r>
-            <w:r>
-              <w:rPr>
-                <w:noProof/>
-                <w:webHidden/>
-              </w:rPr>
-              <w:instrText xml:space="preserve"> PAGEREF _Toc229062311 \h </w:instrText>
-            </w:r>
-            <w:r>
-              <w:rPr>
-                <w:noProof/>
-                <w:webHidden/>
-              </w:rPr>
-            </w:r>
-            <w:r>
-              <w:rPr>
-                <w:noProof/>
-                <w:webHidden/>
-              </w:rPr>
-              <w:fldChar w:fldCharType="separate"/>
-            </w:r>
-            <w:r>
-              <w:rPr>
-                <w:noProof/>
-                <w:webHidden/>
-              </w:rPr>
-              <w:t>20</w:t>
-            </w:r>
-            <w:r>
-              <w:rPr>
-                <w:noProof/>
-                <w:webHidden/>
-              </w:rPr>
-              <w:fldChar w:fldCharType="end"/>
-            </w:r>
-          </w:hyperlink>
-        </w:p>
-        <w:p>
-          <w:pPr>
-            <w:pStyle w:val="Indholdsfortegnelse2"/>
-            <w:tabs>
-              <w:tab w:val="right" w:leader="dot" w:pos="9628"/>
-            </w:tabs>
-            <w:rPr>
-              <w:rFonts w:eastAsiaTheme="minorEastAsia"/>
-              <w:b w:val="0"/>
-              <w:bCs w:val="0"/>
-              <w:noProof/>
-              <w:sz w:val="24"/>
-              <w:szCs w:val="24"/>
-              <w:lang w:eastAsia="da-DK"/>
-            </w:rPr>
-          </w:pPr>
-          <w:hyperlink w:anchor="_Toc229062312" w:history="1">
-            <w:r>
-              <w:rPr>
-                <w:rStyle w:val="Hyperlink"/>
-                <w:noProof/>
-              </w:rPr>
-              <w:t>Egen læring</w:t>
-            </w:r>
-            <w:r>
-              <w:rPr>
-                <w:noProof/>
-                <w:webHidden/>
-              </w:rPr>
-              <w:tab/>
-            </w:r>
-            <w:r>
-              <w:rPr>
-                <w:noProof/>
-                <w:webHidden/>
-              </w:rPr>
-              <w:fldChar w:fldCharType="begin"/>
-            </w:r>
-            <w:r>
-              <w:rPr>
-                <w:noProof/>
-                <w:webHidden/>
-              </w:rPr>
-              <w:instrText xml:space="preserve"> PAGEREF _Toc229062312 \h </w:instrText>
-            </w:r>
-            <w:r>
-              <w:rPr>
-                <w:noProof/>
-                <w:webHidden/>
-              </w:rPr>
-            </w:r>
-            <w:r>
-              <w:rPr>
-                <w:noProof/>
-                <w:webHidden/>
-              </w:rPr>
-              <w:fldChar w:fldCharType="separate"/>
-            </w:r>
-            <w:r>
-              <w:rPr>
-                <w:noProof/>
-                <w:webHidden/>
-              </w:rPr>
-              <w:t>20</w:t>
-            </w:r>
-            <w:r>
-              <w:rPr>
-                <w:noProof/>
-                <w:webHidden/>
-              </w:rPr>
-              <w:fldChar w:fldCharType="end"/>
-            </w:r>
-          </w:hyperlink>
-        </w:p>
-        <w:p>
-          <w:pPr>
-            <w:pStyle w:val="Indholdsfortegnelse2"/>
-            <w:tabs>
-              <w:tab w:val="right" w:leader="dot" w:pos="9628"/>
-            </w:tabs>
-            <w:rPr>
-              <w:rFonts w:eastAsiaTheme="minorEastAsia"/>
-              <w:b w:val="0"/>
-              <w:bCs w:val="0"/>
-              <w:noProof/>
-              <w:sz w:val="24"/>
-              <w:szCs w:val="24"/>
-              <w:lang w:eastAsia="da-DK"/>
-            </w:rPr>
-          </w:pPr>
-          <w:hyperlink w:anchor="_Toc229062313" w:history="1">
-            <w:r>
-              <w:rPr>
-                <w:rStyle w:val="Hyperlink"/>
-                <w:noProof/>
-              </w:rPr>
-              <w:t>Fremtidige forbedringer</w:t>
-            </w:r>
-            <w:r>
-              <w:rPr>
-                <w:noProof/>
-                <w:webHidden/>
-              </w:rPr>
-              <w:tab/>
-            </w:r>
-            <w:r>
-              <w:rPr>
-                <w:noProof/>
-                <w:webHidden/>
-              </w:rPr>
-              <w:fldChar w:fldCharType="begin"/>
-            </w:r>
-            <w:r>
-              <w:rPr>
-                <w:noProof/>
-                <w:webHidden/>
-              </w:rPr>
-              <w:instrText xml:space="preserve"> PAGEREF _Toc229062313 \h </w:instrText>
-            </w:r>
-            <w:r>
-              <w:rPr>
-                <w:noProof/>
-                <w:webHidden/>
-              </w:rPr>
-            </w:r>
-            <w:r>
-              <w:rPr>
-                <w:noProof/>
-                <w:webHidden/>
-              </w:rPr>
-              <w:fldChar w:fldCharType="separate"/>
-            </w:r>
-            <w:r>
-              <w:rPr>
-                <w:noProof/>
-                <w:webHidden/>
-              </w:rPr>
-              <w:t>20</w:t>
-            </w:r>
-            <w:r>
-              <w:rPr>
-                <w:noProof/>
-                <w:webHidden/>
-              </w:rPr>
-              <w:fldChar w:fldCharType="end"/>
-            </w:r>
-          </w:hyperlink>
-        </w:p>
-        <w:p>
-          <w:pPr>
-            <w:pStyle w:val="Indholdsfortegnelse2"/>
-            <w:tabs>
-              <w:tab w:val="right" w:leader="dot" w:pos="9628"/>
-            </w:tabs>
-            <w:rPr>
-              <w:rFonts w:eastAsiaTheme="minorEastAsia"/>
-              <w:b w:val="0"/>
-              <w:bCs w:val="0"/>
-              <w:noProof/>
-              <w:sz w:val="24"/>
-              <w:szCs w:val="24"/>
-              <w:lang w:eastAsia="da-DK"/>
-            </w:rPr>
-          </w:pPr>
-          <w:hyperlink w:anchor="_Toc229062314" w:history="1">
-            <w:r>
-              <w:rPr>
-                <w:rStyle w:val="Hyperlink"/>
-                <w:noProof/>
-              </w:rPr>
-              <w:t>Afsluttende kommentarer</w:t>
-            </w:r>
-            <w:r>
-              <w:rPr>
-                <w:noProof/>
-                <w:webHidden/>
-              </w:rPr>
-              <w:tab/>
-            </w:r>
-            <w:r>
-              <w:rPr>
-                <w:noProof/>
-                <w:webHidden/>
-              </w:rPr>
-              <w:fldChar w:fldCharType="begin"/>
-            </w:r>
-            <w:r>
-              <w:rPr>
-                <w:noProof/>
-                <w:webHidden/>
-              </w:rPr>
-              <w:instrText xml:space="preserve"> PAGEREF _Toc229062314 \h </w:instrText>
-            </w:r>
-            <w:r>
-              <w:rPr>
-                <w:noProof/>
-                <w:webHidden/>
-              </w:rPr>
-            </w:r>
-            <w:r>
-              <w:rPr>
-                <w:noProof/>
-                <w:webHidden/>
-              </w:rPr>
-              <w:fldChar w:fldCharType="separate"/>
-            </w:r>
-            <w:r>
-              <w:rPr>
-                <w:noProof/>
-                <w:webHidden/>
-              </w:rPr>
-              <w:t>21</w:t>
-            </w:r>
-            <w:r>
-              <w:rPr>
-                <w:noProof/>
-                <w:webHidden/>
-              </w:rPr>
-              <w:fldChar w:fldCharType="end"/>
-            </w:r>
-          </w:hyperlink>
-        </w:p>
-        <w:p>
-          <w:pPr>
-            <w:spacing w:afterLines="120" w:after="288" w:line="360" w:lineRule="auto"/>
+            <w:spacing w:line="360" w:lineRule="auto"/>
           </w:pPr>
           <w:r>
             <w:rPr>
@@ -2643,7 +3103,7 @@
         <w:pStyle w:val="Overskrift1"/>
         <w:spacing w:afterLines="120" w:after="288" w:line="360" w:lineRule="auto"/>
       </w:pPr>
-      <w:bookmarkStart w:id="0" w:name="_Toc229062280"/>
+      <w:bookmarkStart w:id="0" w:name="_Toc230200717"/>
       <w:r>
         <w:lastRenderedPageBreak/>
         <w:t>INDLEDNING</w:t>
@@ -2655,7 +3115,7 @@
         <w:pStyle w:val="Overskrift2"/>
         <w:spacing w:afterLines="120" w:after="288" w:line="360" w:lineRule="auto"/>
       </w:pPr>
-      <w:bookmarkStart w:id="1" w:name="_Toc229062281"/>
+      <w:bookmarkStart w:id="1" w:name="_Toc230200718"/>
       <w:r>
         <w:t>Baggrund</w:t>
       </w:r>
@@ -2682,7 +3142,7 @@
         <w:pStyle w:val="Overskrift2"/>
         <w:spacing w:afterLines="120" w:after="288" w:line="360" w:lineRule="auto"/>
       </w:pPr>
-      <w:bookmarkStart w:id="2" w:name="_Toc229062282"/>
+      <w:bookmarkStart w:id="2" w:name="_Toc230200719"/>
       <w:r>
         <w:t>Problemstilling</w:t>
       </w:r>
@@ -2734,7 +3194,7 @@
         <w:pStyle w:val="Overskrift2"/>
         <w:spacing w:afterLines="120" w:after="288" w:line="360" w:lineRule="auto"/>
       </w:pPr>
-      <w:bookmarkStart w:id="3" w:name="_Toc229062283"/>
+      <w:bookmarkStart w:id="3" w:name="_Toc230200720"/>
       <w:r>
         <w:t>Afgrænsning</w:t>
       </w:r>
@@ -2793,7 +3253,7 @@
         <w:pStyle w:val="Overskrift1"/>
         <w:spacing w:afterLines="120" w:after="288" w:line="360" w:lineRule="auto"/>
       </w:pPr>
-      <w:bookmarkStart w:id="4" w:name="_Toc229062284"/>
+      <w:bookmarkStart w:id="4" w:name="_Toc230200721"/>
       <w:r>
         <w:lastRenderedPageBreak/>
         <w:t>PRODUKTBESKRIVELSE</w:t>
@@ -2808,7 +3268,7 @@
         <w:pStyle w:val="Overskrift2"/>
         <w:spacing w:afterLines="120" w:after="288" w:line="360" w:lineRule="auto"/>
       </w:pPr>
-      <w:bookmarkStart w:id="5" w:name="_Toc229062285"/>
+      <w:bookmarkStart w:id="5" w:name="_Toc230200722"/>
       <w:r>
         <w:t>Formål &amp; målgruppe</w:t>
       </w:r>
@@ -2835,7 +3295,7 @@
         <w:pStyle w:val="Overskrift2"/>
         <w:spacing w:afterLines="120" w:after="288" w:line="360" w:lineRule="auto"/>
       </w:pPr>
-      <w:bookmarkStart w:id="6" w:name="_Toc229062286"/>
+      <w:bookmarkStart w:id="6" w:name="_Toc230200723"/>
       <w:r>
         <w:t>Overordnet funktionalitet</w:t>
       </w:r>
@@ -2974,7 +3434,7 @@
         <w:pStyle w:val="Overskrift2"/>
         <w:spacing w:afterLines="120" w:after="288" w:line="360" w:lineRule="auto"/>
       </w:pPr>
-      <w:bookmarkStart w:id="7" w:name="_Toc229062287"/>
+      <w:bookmarkStart w:id="7" w:name="_Toc230200724"/>
       <w:r>
         <w:t>Teknologi</w:t>
       </w:r>
@@ -3001,15 +3461,7 @@
         <w:spacing w:afterLines="120" w:after="288" w:line="360" w:lineRule="auto"/>
       </w:pPr>
       <w:r>
-        <w:t>Next.js (</w:t>
-      </w:r>
-      <w:proofErr w:type="spellStart"/>
-      <w:r>
-        <w:t>React</w:t>
-      </w:r>
-      <w:proofErr w:type="spellEnd"/>
-      <w:r>
-        <w:t xml:space="preserve">) anvendes til at opbygge brugergrænsefladen og håndtere routing samt server-side </w:t>
+        <w:t xml:space="preserve">Next.js (React) anvendes til at opbygge brugergrænsefladen og håndtere routing samt server-side </w:t>
       </w:r>
       <w:proofErr w:type="spellStart"/>
       <w:r>
@@ -3068,15 +3520,7 @@
       </w:r>
       <w:proofErr w:type="spellEnd"/>
       <w:r>
-        <w:t xml:space="preserve"> ORM anvendes til type-sikker databaseadgang, og </w:t>
-      </w:r>
-      <w:proofErr w:type="spellStart"/>
-      <w:r>
-        <w:t>PostgreSQL</w:t>
-      </w:r>
-      <w:proofErr w:type="spellEnd"/>
-      <w:r>
-        <w:t xml:space="preserve"> bruges som </w:t>
+        <w:t xml:space="preserve"> ORM anvendes til type-sikker databaseadgang, og PostgreSQL bruges som </w:t>
       </w:r>
       <w:proofErr w:type="spellStart"/>
       <w:r>
@@ -3170,7 +3614,7 @@
         <w:pStyle w:val="Overskrift2"/>
         <w:spacing w:afterLines="120" w:after="288" w:line="360" w:lineRule="auto"/>
       </w:pPr>
-      <w:bookmarkStart w:id="8" w:name="_Toc229062288"/>
+      <w:bookmarkStart w:id="8" w:name="_Toc230200725"/>
       <w:r>
         <w:t>Arkitektur</w:t>
       </w:r>
@@ -3267,13 +3711,8 @@
       </w:r>
       <w:proofErr w:type="gramEnd"/>
       <w:r>
-        <w:t xml:space="preserve"> (</w:t>
-      </w:r>
-      <w:proofErr w:type="spellStart"/>
-      <w:r>
-        <w:t>PostgreSQL</w:t>
-      </w:r>
-      <w:proofErr w:type="spellEnd"/>
+        <w:t xml:space="preserve"> (PostgreSQL</w:t>
+      </w:r>
       <w:proofErr w:type="gramStart"/>
       <w:r>
         <w:t>) ]</w:t>
@@ -3368,7 +3807,7 @@
         <w:pStyle w:val="Overskrift1"/>
         <w:spacing w:afterLines="120" w:after="288" w:line="360" w:lineRule="auto"/>
       </w:pPr>
-      <w:bookmarkStart w:id="9" w:name="_Toc229062289"/>
+      <w:bookmarkStart w:id="9" w:name="_Toc230200726"/>
       <w:r>
         <w:lastRenderedPageBreak/>
         <w:t>KRAV &amp; MÅL</w:t>
@@ -3380,7 +3819,7 @@
         <w:pStyle w:val="Overskrift2"/>
         <w:spacing w:afterLines="120" w:after="288" w:line="360" w:lineRule="auto"/>
       </w:pPr>
-      <w:bookmarkStart w:id="10" w:name="_Toc229062290"/>
+      <w:bookmarkStart w:id="10" w:name="_Toc230200727"/>
       <w:r>
         <w:t>Faglige mål</w:t>
       </w:r>
@@ -3920,27 +4359,7 @@
                 <w:lang w:eastAsia="da-DK"/>
                 <w14:ligatures w14:val="none"/>
               </w:rPr>
-              <w:t xml:space="preserve">Noter gemmes i </w:t>
-            </w:r>
-            <w:proofErr w:type="spellStart"/>
-            <w:r>
-              <w:rPr>
-                <w:rFonts w:ascii="Times New Roman" w:eastAsia="Times New Roman" w:hAnsi="Times New Roman" w:cs="Times New Roman"/>
-                <w:kern w:val="0"/>
-                <w:lang w:eastAsia="da-DK"/>
-                <w14:ligatures w14:val="none"/>
-              </w:rPr>
-              <w:t>PostgreSQL</w:t>
-            </w:r>
-            <w:proofErr w:type="spellEnd"/>
-            <w:r>
-              <w:rPr>
-                <w:rFonts w:ascii="Times New Roman" w:eastAsia="Times New Roman" w:hAnsi="Times New Roman" w:cs="Times New Roman"/>
-                <w:kern w:val="0"/>
-                <w:lang w:eastAsia="da-DK"/>
-                <w14:ligatures w14:val="none"/>
-              </w:rPr>
-              <w:t xml:space="preserve"> via </w:t>
+              <w:t xml:space="preserve">Noter gemmes i PostgreSQL via </w:t>
             </w:r>
             <w:proofErr w:type="spellStart"/>
             <w:r>
@@ -4137,7 +4556,6 @@
                 <w14:ligatures w14:val="none"/>
               </w:rPr>
             </w:pPr>
-            <w:proofErr w:type="spellStart"/>
             <w:r>
               <w:rPr>
                 <w:rFonts w:ascii="Times New Roman" w:eastAsia="Times New Roman" w:hAnsi="Times New Roman" w:cs="Times New Roman"/>
@@ -4147,7 +4565,6 @@
               </w:rPr>
               <w:t>Backend</w:t>
             </w:r>
-            <w:proofErr w:type="spellEnd"/>
           </w:p>
         </w:tc>
       </w:tr>
@@ -4310,7 +4727,7 @@
         <w:pStyle w:val="Overskrift2"/>
         <w:spacing w:afterLines="120" w:after="288" w:line="360" w:lineRule="auto"/>
       </w:pPr>
-      <w:bookmarkStart w:id="11" w:name="_Toc229062291"/>
+      <w:bookmarkStart w:id="11" w:name="_Toc230200728"/>
       <w:r>
         <w:t>Ikke funktionelle-krav</w:t>
       </w:r>
@@ -5190,7 +5607,7 @@
         <w:pStyle w:val="Overskrift2"/>
         <w:spacing w:afterLines="120" w:after="288" w:line="360" w:lineRule="auto"/>
       </w:pPr>
-      <w:bookmarkStart w:id="12" w:name="_Toc229062292"/>
+      <w:bookmarkStart w:id="12" w:name="_Toc230200729"/>
       <w:r>
         <w:t>Test på krav</w:t>
       </w:r>
@@ -5220,7 +5637,7 @@
         <w:pStyle w:val="Overskrift1"/>
         <w:spacing w:afterLines="120" w:after="288" w:line="360" w:lineRule="auto"/>
       </w:pPr>
-      <w:bookmarkStart w:id="13" w:name="_Toc229062293"/>
+      <w:bookmarkStart w:id="13" w:name="_Toc230200730"/>
       <w:r>
         <w:lastRenderedPageBreak/>
         <w:t>PLANLÆGNING</w:t>
@@ -5232,7 +5649,7 @@
         <w:pStyle w:val="Overskrift2"/>
         <w:spacing w:afterLines="120" w:after="288" w:line="360" w:lineRule="auto"/>
       </w:pPr>
-      <w:bookmarkStart w:id="14" w:name="_Toc229062294"/>
+      <w:bookmarkStart w:id="14" w:name="_Toc230200731"/>
       <w:r>
         <w:t>Tidsplan</w:t>
       </w:r>
@@ -7034,7 +7451,7 @@
         <w:pStyle w:val="Overskrift2"/>
         <w:spacing w:afterLines="120" w:after="288" w:line="360" w:lineRule="auto"/>
       </w:pPr>
-      <w:bookmarkStart w:id="15" w:name="_Toc229062295"/>
+      <w:bookmarkStart w:id="15" w:name="_Toc230200732"/>
       <w:r>
         <w:t>Milepæle</w:t>
       </w:r>
@@ -7102,7 +7519,7 @@
         <w:pStyle w:val="Overskrift2"/>
         <w:spacing w:afterLines="120" w:after="288" w:line="360" w:lineRule="auto"/>
       </w:pPr>
-      <w:bookmarkStart w:id="16" w:name="_Toc229062296"/>
+      <w:bookmarkStart w:id="16" w:name="_Toc230200733"/>
       <w:r>
         <w:t xml:space="preserve">Risiko &amp; </w:t>
       </w:r>
@@ -8066,7 +8483,7 @@
         <w:pStyle w:val="Overskrift2"/>
         <w:spacing w:afterLines="120" w:after="288" w:line="360" w:lineRule="auto"/>
       </w:pPr>
-      <w:bookmarkStart w:id="17" w:name="_Toc229062297"/>
+      <w:bookmarkStart w:id="17" w:name="_Toc230200734"/>
       <w:r>
         <w:t>Samarbejde &amp; kommunikation</w:t>
       </w:r>
@@ -8101,7 +8518,7 @@
         <w:pStyle w:val="Overskrift2"/>
         <w:spacing w:afterLines="120" w:after="288" w:line="360" w:lineRule="auto"/>
       </w:pPr>
-      <w:bookmarkStart w:id="18" w:name="_Toc229062298"/>
+      <w:bookmarkStart w:id="18" w:name="_Toc230200735"/>
       <w:r>
         <w:lastRenderedPageBreak/>
         <w:t>Værktøjer til planlægning</w:t>
@@ -8145,7 +8562,7 @@
         <w:pStyle w:val="Overskrift1"/>
         <w:spacing w:afterLines="120" w:after="288" w:line="360" w:lineRule="auto"/>
       </w:pPr>
-      <w:bookmarkStart w:id="19" w:name="_Toc229062299"/>
+      <w:bookmarkStart w:id="19" w:name="_Toc230200736"/>
       <w:r>
         <w:lastRenderedPageBreak/>
         <w:t>UDFØRELSE</w:t>
@@ -8157,7 +8574,7 @@
         <w:pStyle w:val="Overskrift2"/>
         <w:spacing w:afterLines="120" w:after="288" w:line="360" w:lineRule="auto"/>
       </w:pPr>
-      <w:bookmarkStart w:id="20" w:name="_Toc229062300"/>
+      <w:bookmarkStart w:id="20" w:name="_Toc230200737"/>
       <w:r>
         <w:t>Arbejdsproces</w:t>
       </w:r>
@@ -8200,7 +8617,7 @@
         <w:pStyle w:val="Overskrift2"/>
         <w:spacing w:afterLines="120" w:after="288" w:line="360" w:lineRule="auto"/>
       </w:pPr>
-      <w:bookmarkStart w:id="21" w:name="_Toc229062301"/>
+      <w:bookmarkStart w:id="21" w:name="_Toc230200738"/>
       <w:r>
         <w:t>Centrale tekniske valg</w:t>
       </w:r>
@@ -8652,15 +9069,7 @@
         <w:contextualSpacing w:val="0"/>
       </w:pPr>
       <w:r>
-        <w:t xml:space="preserve">Der blev overvejet at anvende </w:t>
-      </w:r>
-      <w:proofErr w:type="spellStart"/>
-      <w:r>
-        <w:t>React</w:t>
-      </w:r>
-      <w:proofErr w:type="spellEnd"/>
-      <w:r>
-        <w:t xml:space="preserve"> med en separat </w:t>
+        <w:t xml:space="preserve">Der blev overvejet at anvende React med en separat </w:t>
       </w:r>
       <w:proofErr w:type="spellStart"/>
       <w:r>
@@ -8786,13 +9195,8 @@
         <w:spacing w:afterLines="120" w:after="288" w:line="360" w:lineRule="auto"/>
         <w:contextualSpacing w:val="0"/>
       </w:pPr>
-      <w:proofErr w:type="spellStart"/>
-      <w:r>
-        <w:t>PostgreSQL</w:t>
-      </w:r>
-      <w:proofErr w:type="spellEnd"/>
-      <w:r>
-        <w:t xml:space="preserve"> blev valgt som </w:t>
+      <w:r>
+        <w:t xml:space="preserve">PostgreSQL blev valgt som </w:t>
       </w:r>
       <w:proofErr w:type="spellStart"/>
       <w:r>
@@ -8877,13 +9281,8 @@
         <w:spacing w:afterLines="120" w:after="288" w:line="360" w:lineRule="auto"/>
         <w:contextualSpacing w:val="0"/>
       </w:pPr>
-      <w:proofErr w:type="spellStart"/>
-      <w:r>
-        <w:t>PostgreSQL</w:t>
-      </w:r>
-      <w:proofErr w:type="spellEnd"/>
-      <w:r>
-        <w:t xml:space="preserve"> passede godt til projektets relationelle datastruktur, hvor brugere, fag, emner og noter har tydelige relationer til hinanden. Databasen gav samtidig mulighed for stabile relationer, </w:t>
+      <w:r>
+        <w:t xml:space="preserve">PostgreSQL passede godt til projektets relationelle datastruktur, hvor brugere, fag, emner og noter har tydelige relationer til hinanden. Databasen gav samtidig mulighed for stabile relationer, </w:t>
       </w:r>
       <w:proofErr w:type="spellStart"/>
       <w:r>
@@ -9065,12 +9464,1245 @@
           <w:lang w:eastAsia="da-DK"/>
         </w:rPr>
       </w:pPr>
-      <w:bookmarkStart w:id="22" w:name="_Toc229062302"/>
+      <w:bookmarkStart w:id="22" w:name="_Toc230200739"/>
       <w:r>
         <w:rPr>
           <w:rFonts w:eastAsia="Times New Roman"/>
           <w:lang w:eastAsia="da-DK"/>
         </w:rPr>
+        <w:t>I</w:t>
+      </w:r>
+      <w:r>
+        <w:rPr>
+          <w:rFonts w:eastAsia="Times New Roman"/>
+          <w:lang w:eastAsia="da-DK"/>
+        </w:rPr>
+        <w:t>mplementering</w:t>
+      </w:r>
+      <w:bookmarkEnd w:id="22"/>
+    </w:p>
+    <w:p>
+      <w:pPr>
+        <w:pStyle w:val="Overskrift2"/>
+      </w:pPr>
+      <w:bookmarkStart w:id="23" w:name="_Toc230200740"/>
+      <w:r>
+        <w:t>Server</w:t>
+      </w:r>
+      <w:bookmarkEnd w:id="23"/>
+    </w:p>
+    <w:p>
+      <w:pPr>
+        <w:pStyle w:val="p1"/>
+      </w:pPr>
+      <w:r>
+        <w:t xml:space="preserve">Funktionen gemmer den aktuelle </w:t>
+      </w:r>
+      <w:proofErr w:type="spellStart"/>
+      <w:r>
+        <w:t>Yjs</w:t>
+      </w:r>
+      <w:proofErr w:type="spellEnd"/>
+      <w:r>
+        <w:t>-dokumenttilstand i databasen, så noter kan gendannes og synkroniseres mellem brugere.</w:t>
+      </w:r>
+    </w:p>
+    <w:p>
+      <w:r>
+        <w:rPr>
+          <w:noProof/>
+        </w:rPr>
+        <w:drawing>
+          <wp:anchor distT="0" distB="0" distL="114300" distR="114300" simplePos="0" relativeHeight="251669504" behindDoc="1" locked="0" layoutInCell="1" allowOverlap="1" wp14:anchorId="00CD8060" wp14:editId="510DD3D3">
+            <wp:simplePos x="0" y="0"/>
+            <wp:positionH relativeFrom="column">
+              <wp:posOffset>-8890</wp:posOffset>
+            </wp:positionH>
+            <wp:positionV relativeFrom="paragraph">
+              <wp:posOffset>48260</wp:posOffset>
+            </wp:positionV>
+            <wp:extent cx="5695315" cy="3378200"/>
+            <wp:effectExtent l="0" t="0" r="0" b="0"/>
+            <wp:wrapTight wrapText="bothSides">
+              <wp:wrapPolygon edited="0">
+                <wp:start x="0" y="0"/>
+                <wp:lineTo x="0" y="21519"/>
+                <wp:lineTo x="21530" y="21519"/>
+                <wp:lineTo x="21530" y="0"/>
+                <wp:lineTo x="0" y="0"/>
+              </wp:wrapPolygon>
+            </wp:wrapTight>
+            <wp:docPr id="1044910406" name="Billede 1"/>
+            <wp:cNvGraphicFramePr>
+              <a:graphicFrameLocks xmlns:a="http://schemas.openxmlformats.org/drawingml/2006/main" noChangeAspect="1"/>
+            </wp:cNvGraphicFramePr>
+            <a:graphic xmlns:a="http://schemas.openxmlformats.org/drawingml/2006/main">
+              <a:graphicData uri="http://schemas.openxmlformats.org/drawingml/2006/picture">
+                <pic:pic xmlns:pic="http://schemas.openxmlformats.org/drawingml/2006/picture">
+                  <pic:nvPicPr>
+                    <pic:cNvPr id="1728570492" name="Billede 1728570492"/>
+                    <pic:cNvPicPr/>
+                  </pic:nvPicPr>
+                  <pic:blipFill>
+                    <a:blip r:embed="rId12">
+                      <a:extLst>
+                        <a:ext uri="{28A0092B-C50C-407E-A947-70E740481C1C}">
+                          <a14:useLocalDpi xmlns:a14="http://schemas.microsoft.com/office/drawing/2010/main" val="0"/>
+                        </a:ext>
+                      </a:extLst>
+                    </a:blip>
+                    <a:stretch>
+                      <a:fillRect/>
+                    </a:stretch>
+                  </pic:blipFill>
+                  <pic:spPr>
+                    <a:xfrm>
+                      <a:off x="0" y="0"/>
+                      <a:ext cx="5695315" cy="3378200"/>
+                    </a:xfrm>
+                    <a:prstGeom prst="rect">
+                      <a:avLst/>
+                    </a:prstGeom>
+                  </pic:spPr>
+                </pic:pic>
+              </a:graphicData>
+            </a:graphic>
+            <wp14:sizeRelH relativeFrom="page">
+              <wp14:pctWidth>0</wp14:pctWidth>
+            </wp14:sizeRelH>
+            <wp14:sizeRelV relativeFrom="page">
+              <wp14:pctHeight>0</wp14:pctHeight>
+            </wp14:sizeRelV>
+          </wp:anchor>
+        </w:drawing>
+      </w:r>
+    </w:p>
+    <w:p/>
+    <w:p/>
+    <w:p>
+      <w:pPr>
+        <w:pStyle w:val="p1"/>
+        <w:spacing w:line="360" w:lineRule="auto"/>
+        <w:rPr>
+          <w:rStyle w:val="HTML-kode"/>
+          <w:rFonts w:asciiTheme="minorHAnsi" w:hAnsiTheme="minorHAnsi"/>
+          <w:sz w:val="24"/>
+          <w:szCs w:val="24"/>
+        </w:rPr>
+      </w:pPr>
+    </w:p>
+    <w:p>
+      <w:pPr>
+        <w:pStyle w:val="p1"/>
+        <w:spacing w:line="360" w:lineRule="auto"/>
+        <w:rPr>
+          <w:rStyle w:val="HTML-kode"/>
+          <w:rFonts w:asciiTheme="minorHAnsi" w:hAnsiTheme="minorHAnsi"/>
+          <w:sz w:val="24"/>
+          <w:szCs w:val="24"/>
+        </w:rPr>
+      </w:pPr>
+    </w:p>
+    <w:p>
+      <w:pPr>
+        <w:pStyle w:val="p1"/>
+        <w:spacing w:line="360" w:lineRule="auto"/>
+        <w:rPr>
+          <w:rStyle w:val="HTML-kode"/>
+          <w:rFonts w:asciiTheme="minorHAnsi" w:hAnsiTheme="minorHAnsi"/>
+          <w:sz w:val="24"/>
+          <w:szCs w:val="24"/>
+        </w:rPr>
+      </w:pPr>
+    </w:p>
+    <w:p>
+      <w:pPr>
+        <w:pStyle w:val="p1"/>
+        <w:spacing w:line="360" w:lineRule="auto"/>
+        <w:rPr>
+          <w:rStyle w:val="HTML-kode"/>
+          <w:rFonts w:asciiTheme="minorHAnsi" w:hAnsiTheme="minorHAnsi"/>
+          <w:sz w:val="24"/>
+          <w:szCs w:val="24"/>
+        </w:rPr>
+      </w:pPr>
+    </w:p>
+    <w:p>
+      <w:pPr>
+        <w:pStyle w:val="p1"/>
+        <w:spacing w:line="360" w:lineRule="auto"/>
+        <w:rPr>
+          <w:rStyle w:val="HTML-kode"/>
+          <w:rFonts w:asciiTheme="minorHAnsi" w:hAnsiTheme="minorHAnsi"/>
+          <w:sz w:val="24"/>
+          <w:szCs w:val="24"/>
+        </w:rPr>
+      </w:pPr>
+    </w:p>
+    <w:p>
+      <w:pPr>
+        <w:pStyle w:val="p1"/>
+        <w:spacing w:line="360" w:lineRule="auto"/>
+        <w:rPr>
+          <w:rStyle w:val="HTML-kode"/>
+          <w:rFonts w:asciiTheme="minorHAnsi" w:hAnsiTheme="minorHAnsi"/>
+          <w:sz w:val="24"/>
+          <w:szCs w:val="24"/>
+        </w:rPr>
+      </w:pPr>
+    </w:p>
+    <w:p>
+      <w:pPr>
+        <w:pStyle w:val="p1"/>
+        <w:spacing w:line="360" w:lineRule="auto"/>
+        <w:rPr>
+          <w:rStyle w:val="HTML-kode"/>
+          <w:rFonts w:asciiTheme="minorHAnsi" w:hAnsiTheme="minorHAnsi"/>
+          <w:sz w:val="24"/>
+          <w:szCs w:val="24"/>
+        </w:rPr>
+      </w:pPr>
+    </w:p>
+    <w:p>
+      <w:pPr>
+        <w:pStyle w:val="p1"/>
+        <w:spacing w:line="360" w:lineRule="auto"/>
+        <w:rPr>
+          <w:rStyle w:val="HTML-kode"/>
+          <w:rFonts w:asciiTheme="minorHAnsi" w:hAnsiTheme="minorHAnsi"/>
+          <w:sz w:val="24"/>
+          <w:szCs w:val="24"/>
+        </w:rPr>
+      </w:pPr>
+    </w:p>
+    <w:p>
+      <w:pPr>
+        <w:pStyle w:val="p1"/>
+        <w:spacing w:line="360" w:lineRule="auto"/>
+        <w:rPr>
+          <w:rStyle w:val="HTML-kode"/>
+          <w:rFonts w:asciiTheme="minorHAnsi" w:hAnsiTheme="minorHAnsi"/>
+          <w:sz w:val="24"/>
+          <w:szCs w:val="24"/>
+        </w:rPr>
+      </w:pPr>
+    </w:p>
+    <w:p>
+      <w:pPr>
+        <w:pStyle w:val="p1"/>
+        <w:spacing w:line="360" w:lineRule="auto"/>
+        <w:rPr>
+          <w:rStyle w:val="HTML-kode"/>
+          <w:rFonts w:asciiTheme="minorHAnsi" w:hAnsiTheme="minorHAnsi"/>
+          <w:sz w:val="24"/>
+          <w:szCs w:val="24"/>
+        </w:rPr>
+      </w:pPr>
+    </w:p>
+    <w:p>
+      <w:pPr>
+        <w:pStyle w:val="p1"/>
+        <w:spacing w:line="360" w:lineRule="auto"/>
+        <w:rPr>
+          <w:rFonts w:asciiTheme="minorHAnsi" w:hAnsiTheme="minorHAnsi"/>
+        </w:rPr>
+      </w:pPr>
+      <w:proofErr w:type="spellStart"/>
+      <w:r>
+        <w:rPr>
+          <w:rStyle w:val="HTML-kode"/>
+          <w:rFonts w:asciiTheme="minorHAnsi" w:hAnsiTheme="minorHAnsi"/>
+          <w:sz w:val="24"/>
+          <w:szCs w:val="24"/>
+        </w:rPr>
+        <w:lastRenderedPageBreak/>
+        <w:t>onLoadDocument</w:t>
+      </w:r>
+      <w:proofErr w:type="spellEnd"/>
+      <w:r>
+        <w:rPr>
+          <w:rFonts w:asciiTheme="minorHAnsi" w:hAnsiTheme="minorHAnsi"/>
+        </w:rPr>
+        <w:t xml:space="preserve"> bliver kaldt, når en bruger åbner en note. Funktionen henter den gemte </w:t>
+      </w:r>
+      <w:proofErr w:type="spellStart"/>
+      <w:r>
+        <w:rPr>
+          <w:rFonts w:asciiTheme="minorHAnsi" w:hAnsiTheme="minorHAnsi"/>
+        </w:rPr>
+        <w:t>Yjs</w:t>
+      </w:r>
+      <w:proofErr w:type="spellEnd"/>
+      <w:r>
+        <w:rPr>
+          <w:rFonts w:asciiTheme="minorHAnsi" w:hAnsiTheme="minorHAnsi"/>
+        </w:rPr>
+        <w:t>-tilstand fra databasen og anvender den på dokumentet, så brugeren ser den seneste version af noten.</w:t>
+      </w:r>
+    </w:p>
+    <w:p>
+      <w:pPr>
+        <w:pStyle w:val="p1"/>
+        <w:spacing w:line="360" w:lineRule="auto"/>
+        <w:rPr>
+          <w:rFonts w:asciiTheme="minorHAnsi" w:hAnsiTheme="minorHAnsi"/>
+        </w:rPr>
+      </w:pPr>
+      <w:proofErr w:type="spellStart"/>
+      <w:r>
+        <w:rPr>
+          <w:rStyle w:val="HTML-kode"/>
+          <w:rFonts w:asciiTheme="minorHAnsi" w:hAnsiTheme="minorHAnsi"/>
+          <w:sz w:val="24"/>
+          <w:szCs w:val="24"/>
+        </w:rPr>
+        <w:t>onChange</w:t>
+      </w:r>
+      <w:proofErr w:type="spellEnd"/>
+      <w:r>
+        <w:rPr>
+          <w:rFonts w:asciiTheme="minorHAnsi" w:hAnsiTheme="minorHAnsi"/>
+        </w:rPr>
+        <w:t xml:space="preserve"> bliver kaldt ved ændringer i dokumentet. Funktionen anvender en </w:t>
+      </w:r>
+      <w:proofErr w:type="spellStart"/>
+      <w:r>
+        <w:rPr>
+          <w:rFonts w:asciiTheme="minorHAnsi" w:hAnsiTheme="minorHAnsi"/>
+        </w:rPr>
+        <w:t>debounce</w:t>
+      </w:r>
+      <w:proofErr w:type="spellEnd"/>
+      <w:r>
+        <w:rPr>
+          <w:rFonts w:asciiTheme="minorHAnsi" w:hAnsiTheme="minorHAnsi"/>
+        </w:rPr>
+        <w:t>-mekanisme, så dokumentet ikke gemmes ved hvert tastetryk, men først efter en kort periode uden ændringer.</w:t>
+      </w:r>
+    </w:p>
+    <w:p>
+      <w:pPr>
+        <w:pStyle w:val="p1"/>
+        <w:spacing w:line="360" w:lineRule="auto"/>
+        <w:rPr>
+          <w:rFonts w:asciiTheme="minorHAnsi" w:hAnsiTheme="minorHAnsi"/>
+        </w:rPr>
+      </w:pPr>
+      <w:proofErr w:type="spellStart"/>
+      <w:r>
+        <w:rPr>
+          <w:rStyle w:val="HTML-kode"/>
+          <w:rFonts w:asciiTheme="minorHAnsi" w:hAnsiTheme="minorHAnsi"/>
+          <w:sz w:val="24"/>
+          <w:szCs w:val="24"/>
+        </w:rPr>
+        <w:t>onStoreDocument</w:t>
+      </w:r>
+      <w:proofErr w:type="spellEnd"/>
+      <w:r>
+        <w:rPr>
+          <w:rFonts w:asciiTheme="minorHAnsi" w:hAnsiTheme="minorHAnsi"/>
+        </w:rPr>
+        <w:t xml:space="preserve"> bruges som en ekstra sikkerhedsmekanisme til at gemme dokumentets tilstand direkte, når </w:t>
+      </w:r>
+      <w:proofErr w:type="spellStart"/>
+      <w:r>
+        <w:rPr>
+          <w:rFonts w:asciiTheme="minorHAnsi" w:hAnsiTheme="minorHAnsi"/>
+        </w:rPr>
+        <w:t>Hocuspocus</w:t>
+      </w:r>
+      <w:proofErr w:type="spellEnd"/>
+      <w:r>
+        <w:rPr>
+          <w:rFonts w:asciiTheme="minorHAnsi" w:hAnsiTheme="minorHAnsi"/>
+        </w:rPr>
+        <w:t>-serveren udfører en lagringsoperation.</w:t>
+      </w:r>
+    </w:p>
+    <w:p>
+      <w:r>
+        <w:rPr>
+          <w:noProof/>
+        </w:rPr>
+        <w:drawing>
+          <wp:anchor distT="0" distB="0" distL="114300" distR="114300" simplePos="0" relativeHeight="251668480" behindDoc="1" locked="0" layoutInCell="1" allowOverlap="1" wp14:anchorId="522FDAE1" wp14:editId="38BBC5CF">
+            <wp:simplePos x="0" y="0"/>
+            <wp:positionH relativeFrom="column">
+              <wp:posOffset>842010</wp:posOffset>
+            </wp:positionH>
+            <wp:positionV relativeFrom="paragraph">
+              <wp:posOffset>311785</wp:posOffset>
+            </wp:positionV>
+            <wp:extent cx="4108450" cy="4791075"/>
+            <wp:effectExtent l="0" t="0" r="6350" b="0"/>
+            <wp:wrapTight wrapText="bothSides">
+              <wp:wrapPolygon edited="0">
+                <wp:start x="0" y="0"/>
+                <wp:lineTo x="0" y="21528"/>
+                <wp:lineTo x="21567" y="21528"/>
+                <wp:lineTo x="21567" y="0"/>
+                <wp:lineTo x="0" y="0"/>
+              </wp:wrapPolygon>
+            </wp:wrapTight>
+            <wp:docPr id="1539657023" name="Billede 2"/>
+            <wp:cNvGraphicFramePr>
+              <a:graphicFrameLocks xmlns:a="http://schemas.openxmlformats.org/drawingml/2006/main" noChangeAspect="1"/>
+            </wp:cNvGraphicFramePr>
+            <a:graphic xmlns:a="http://schemas.openxmlformats.org/drawingml/2006/main">
+              <a:graphicData uri="http://schemas.openxmlformats.org/drawingml/2006/picture">
+                <pic:pic xmlns:pic="http://schemas.openxmlformats.org/drawingml/2006/picture">
+                  <pic:nvPicPr>
+                    <pic:cNvPr id="468110372" name="Billede 468110372"/>
+                    <pic:cNvPicPr/>
+                  </pic:nvPicPr>
+                  <pic:blipFill>
+                    <a:blip r:embed="rId13">
+                      <a:extLst>
+                        <a:ext uri="{28A0092B-C50C-407E-A947-70E740481C1C}">
+                          <a14:useLocalDpi xmlns:a14="http://schemas.microsoft.com/office/drawing/2010/main" val="0"/>
+                        </a:ext>
+                      </a:extLst>
+                    </a:blip>
+                    <a:stretch>
+                      <a:fillRect/>
+                    </a:stretch>
+                  </pic:blipFill>
+                  <pic:spPr>
+                    <a:xfrm>
+                      <a:off x="0" y="0"/>
+                      <a:ext cx="4108450" cy="4791075"/>
+                    </a:xfrm>
+                    <a:prstGeom prst="rect">
+                      <a:avLst/>
+                    </a:prstGeom>
+                  </pic:spPr>
+                </pic:pic>
+              </a:graphicData>
+            </a:graphic>
+            <wp14:sizeRelH relativeFrom="page">
+              <wp14:pctWidth>0</wp14:pctWidth>
+            </wp14:sizeRelH>
+            <wp14:sizeRelV relativeFrom="page">
+              <wp14:pctHeight>0</wp14:pctHeight>
+            </wp14:sizeRelV>
+          </wp:anchor>
+        </w:drawing>
+      </w:r>
+      <w:r>
+        <w:br w:type="page"/>
+      </w:r>
+    </w:p>
+    <w:p/>
+    <w:p>
+      <w:pPr>
+        <w:pStyle w:val="p1"/>
+        <w:rPr>
+          <w:rFonts w:asciiTheme="minorHAnsi" w:hAnsiTheme="minorHAnsi"/>
+        </w:rPr>
+      </w:pPr>
+      <w:r>
+        <w:rPr>
+          <w:rFonts w:asciiTheme="minorHAnsi" w:hAnsiTheme="minorHAnsi"/>
+        </w:rPr>
+        <w:t xml:space="preserve">Funktionen </w:t>
+      </w:r>
+      <w:proofErr w:type="spellStart"/>
+      <w:r>
+        <w:rPr>
+          <w:rStyle w:val="HTML-kode"/>
+          <w:rFonts w:asciiTheme="minorHAnsi" w:hAnsiTheme="minorHAnsi"/>
+          <w:sz w:val="24"/>
+          <w:szCs w:val="24"/>
+        </w:rPr>
+        <w:t>scheduleSave</w:t>
+      </w:r>
+      <w:proofErr w:type="spellEnd"/>
+      <w:r>
+        <w:rPr>
+          <w:rFonts w:asciiTheme="minorHAnsi" w:hAnsiTheme="minorHAnsi"/>
+        </w:rPr>
+        <w:t xml:space="preserve"> bruges til at planlægge lagring af dokumentet med </w:t>
+      </w:r>
+      <w:proofErr w:type="spellStart"/>
+      <w:r>
+        <w:rPr>
+          <w:rFonts w:asciiTheme="minorHAnsi" w:hAnsiTheme="minorHAnsi"/>
+        </w:rPr>
+        <w:t>debounce</w:t>
+      </w:r>
+      <w:proofErr w:type="spellEnd"/>
+      <w:r>
+        <w:rPr>
+          <w:rFonts w:asciiTheme="minorHAnsi" w:hAnsiTheme="minorHAnsi"/>
+        </w:rPr>
+        <w:t>. Hvis brugeren fortsætter med at skrive, nulstilles timeren, så databasen ikke opdateres unødvendigt ofte. Dette reducerer antallet af databasekald og forbedrer performance.</w:t>
+      </w:r>
+    </w:p>
+    <w:p>
+      <w:pPr>
+        <w:pStyle w:val="p1"/>
+        <w:rPr>
+          <w:rFonts w:asciiTheme="minorHAnsi" w:hAnsiTheme="minorHAnsi"/>
+        </w:rPr>
+      </w:pPr>
+      <w:r>
+        <w:rPr>
+          <w:noProof/>
+        </w:rPr>
+        <w:drawing>
+          <wp:anchor distT="0" distB="0" distL="114300" distR="114300" simplePos="0" relativeHeight="251670528" behindDoc="1" locked="0" layoutInCell="1" allowOverlap="1" wp14:anchorId="694551D6" wp14:editId="6E995600">
+            <wp:simplePos x="0" y="0"/>
+            <wp:positionH relativeFrom="column">
+              <wp:posOffset>-21590</wp:posOffset>
+            </wp:positionH>
+            <wp:positionV relativeFrom="paragraph">
+              <wp:posOffset>737870</wp:posOffset>
+            </wp:positionV>
+            <wp:extent cx="6120130" cy="4309745"/>
+            <wp:effectExtent l="0" t="0" r="1270" b="0"/>
+            <wp:wrapTight wrapText="bothSides">
+              <wp:wrapPolygon edited="0">
+                <wp:start x="0" y="0"/>
+                <wp:lineTo x="0" y="21514"/>
+                <wp:lineTo x="21560" y="21514"/>
+                <wp:lineTo x="21560" y="0"/>
+                <wp:lineTo x="0" y="0"/>
+              </wp:wrapPolygon>
+            </wp:wrapTight>
+            <wp:docPr id="1826409585" name="Billede 3"/>
+            <wp:cNvGraphicFramePr>
+              <a:graphicFrameLocks xmlns:a="http://schemas.openxmlformats.org/drawingml/2006/main" noChangeAspect="1"/>
+            </wp:cNvGraphicFramePr>
+            <a:graphic xmlns:a="http://schemas.openxmlformats.org/drawingml/2006/main">
+              <a:graphicData uri="http://schemas.openxmlformats.org/drawingml/2006/picture">
+                <pic:pic xmlns:pic="http://schemas.openxmlformats.org/drawingml/2006/picture">
+                  <pic:nvPicPr>
+                    <pic:cNvPr id="1647862908" name="Billede 1647862908"/>
+                    <pic:cNvPicPr/>
+                  </pic:nvPicPr>
+                  <pic:blipFill>
+                    <a:blip r:embed="rId14">
+                      <a:extLst>
+                        <a:ext uri="{28A0092B-C50C-407E-A947-70E740481C1C}">
+                          <a14:useLocalDpi xmlns:a14="http://schemas.microsoft.com/office/drawing/2010/main" val="0"/>
+                        </a:ext>
+                      </a:extLst>
+                    </a:blip>
+                    <a:stretch>
+                      <a:fillRect/>
+                    </a:stretch>
+                  </pic:blipFill>
+                  <pic:spPr>
+                    <a:xfrm>
+                      <a:off x="0" y="0"/>
+                      <a:ext cx="6120130" cy="4309745"/>
+                    </a:xfrm>
+                    <a:prstGeom prst="rect">
+                      <a:avLst/>
+                    </a:prstGeom>
+                  </pic:spPr>
+                </pic:pic>
+              </a:graphicData>
+            </a:graphic>
+            <wp14:sizeRelH relativeFrom="page">
+              <wp14:pctWidth>0</wp14:pctWidth>
+            </wp14:sizeRelH>
+            <wp14:sizeRelV relativeFrom="page">
+              <wp14:pctHeight>0</wp14:pctHeight>
+            </wp14:sizeRelV>
+          </wp:anchor>
+        </w:drawing>
+      </w:r>
+      <w:r>
+        <w:rPr>
+          <w:rFonts w:asciiTheme="minorHAnsi" w:hAnsiTheme="minorHAnsi"/>
+        </w:rPr>
+        <w:t xml:space="preserve">Dette kodeuddrag viser, hvordan editoren kobles sammen med </w:t>
+      </w:r>
+      <w:proofErr w:type="spellStart"/>
+      <w:r>
+        <w:rPr>
+          <w:rFonts w:asciiTheme="minorHAnsi" w:hAnsiTheme="minorHAnsi"/>
+        </w:rPr>
+        <w:t>Yjs</w:t>
+      </w:r>
+      <w:proofErr w:type="spellEnd"/>
+      <w:r>
+        <w:rPr>
+          <w:rFonts w:asciiTheme="minorHAnsi" w:hAnsiTheme="minorHAnsi"/>
+        </w:rPr>
+        <w:t xml:space="preserve"> og </w:t>
+      </w:r>
+      <w:proofErr w:type="spellStart"/>
+      <w:r>
+        <w:rPr>
+          <w:rFonts w:asciiTheme="minorHAnsi" w:hAnsiTheme="minorHAnsi"/>
+        </w:rPr>
+        <w:t>Hocuspocus</w:t>
+      </w:r>
+      <w:proofErr w:type="spellEnd"/>
+      <w:r>
+        <w:rPr>
+          <w:rFonts w:asciiTheme="minorHAnsi" w:hAnsiTheme="minorHAnsi"/>
+        </w:rPr>
+        <w:t xml:space="preserve">. </w:t>
+      </w:r>
+      <w:r>
+        <w:rPr>
+          <w:rStyle w:val="HTML-kode"/>
+          <w:rFonts w:asciiTheme="minorHAnsi" w:hAnsiTheme="minorHAnsi"/>
+          <w:sz w:val="24"/>
+          <w:szCs w:val="24"/>
+        </w:rPr>
+        <w:t>Collaboration</w:t>
+      </w:r>
+      <w:r>
+        <w:rPr>
+          <w:rFonts w:asciiTheme="minorHAnsi" w:hAnsiTheme="minorHAnsi"/>
+        </w:rPr>
+        <w:t xml:space="preserve"> synkroniserer dokumentets indhold mellem brugere, mens </w:t>
+      </w:r>
+      <w:proofErr w:type="spellStart"/>
+      <w:r>
+        <w:rPr>
+          <w:rStyle w:val="HTML-kode"/>
+          <w:rFonts w:asciiTheme="minorHAnsi" w:hAnsiTheme="minorHAnsi"/>
+          <w:sz w:val="24"/>
+          <w:szCs w:val="24"/>
+        </w:rPr>
+        <w:t>CollaborationCaret</w:t>
+      </w:r>
+      <w:proofErr w:type="spellEnd"/>
+      <w:r>
+        <w:rPr>
+          <w:rFonts w:asciiTheme="minorHAnsi" w:hAnsiTheme="minorHAnsi"/>
+        </w:rPr>
+        <w:t xml:space="preserve"> viser andre brugeres markører og navne i realtid.</w:t>
+      </w:r>
+    </w:p>
+    <w:p>
+      <w:pPr>
+        <w:pStyle w:val="p1"/>
+      </w:pPr>
+    </w:p>
+    <w:p/>
+    <w:p>
+      <w:r>
+        <w:br w:type="page"/>
+      </w:r>
+    </w:p>
+    <w:p>
+      <w:pPr>
+        <w:pStyle w:val="Overskrift2"/>
+      </w:pPr>
+      <w:bookmarkStart w:id="24" w:name="_Toc230200741"/>
+      <w:r>
+        <w:lastRenderedPageBreak/>
+        <w:t>Editor</w:t>
+      </w:r>
+      <w:bookmarkEnd w:id="24"/>
+    </w:p>
+    <w:p>
+      <w:pPr>
+        <w:pStyle w:val="p1"/>
+      </w:pPr>
+      <w:r>
+        <w:t xml:space="preserve">Dette kodeuddrag viser, hvordan editoren kobles sammen med </w:t>
+      </w:r>
+      <w:proofErr w:type="spellStart"/>
+      <w:r>
+        <w:t>Yjs</w:t>
+      </w:r>
+      <w:proofErr w:type="spellEnd"/>
+      <w:r>
+        <w:t xml:space="preserve"> og </w:t>
+      </w:r>
+      <w:proofErr w:type="spellStart"/>
+      <w:r>
+        <w:t>Hocuspocus</w:t>
+      </w:r>
+      <w:proofErr w:type="spellEnd"/>
+      <w:r>
+        <w:t xml:space="preserve">. </w:t>
+      </w:r>
+      <w:r>
+        <w:rPr>
+          <w:rStyle w:val="HTML-kode"/>
+        </w:rPr>
+        <w:t>Collaboration</w:t>
+      </w:r>
+      <w:r>
+        <w:t xml:space="preserve"> synkroniserer dokumentets indhold mellem brugere, mens </w:t>
+      </w:r>
+      <w:proofErr w:type="spellStart"/>
+      <w:r>
+        <w:rPr>
+          <w:rStyle w:val="HTML-kode"/>
+        </w:rPr>
+        <w:t>CollaborationCaret</w:t>
+      </w:r>
+      <w:proofErr w:type="spellEnd"/>
+      <w:r>
+        <w:t xml:space="preserve"> viser andre brugeres markører og navne i realtid.</w:t>
+      </w:r>
+    </w:p>
+    <w:p>
+      <w:r>
+        <w:rPr>
+          <w:noProof/>
+        </w:rPr>
+        <w:drawing>
+          <wp:anchor distT="0" distB="0" distL="114300" distR="114300" simplePos="0" relativeHeight="251671552" behindDoc="1" locked="0" layoutInCell="1" allowOverlap="1" wp14:anchorId="6BF156DF" wp14:editId="387813DD">
+            <wp:simplePos x="0" y="0"/>
+            <wp:positionH relativeFrom="column">
+              <wp:posOffset>1134110</wp:posOffset>
+            </wp:positionH>
+            <wp:positionV relativeFrom="paragraph">
+              <wp:posOffset>53340</wp:posOffset>
+            </wp:positionV>
+            <wp:extent cx="3149600" cy="2854325"/>
+            <wp:effectExtent l="0" t="0" r="0" b="3175"/>
+            <wp:wrapTight wrapText="bothSides">
+              <wp:wrapPolygon edited="0">
+                <wp:start x="0" y="0"/>
+                <wp:lineTo x="0" y="21528"/>
+                <wp:lineTo x="21513" y="21528"/>
+                <wp:lineTo x="21513" y="0"/>
+                <wp:lineTo x="0" y="0"/>
+              </wp:wrapPolygon>
+            </wp:wrapTight>
+            <wp:docPr id="1055650780" name="Billede 4"/>
+            <wp:cNvGraphicFramePr>
+              <a:graphicFrameLocks xmlns:a="http://schemas.openxmlformats.org/drawingml/2006/main" noChangeAspect="1"/>
+            </wp:cNvGraphicFramePr>
+            <a:graphic xmlns:a="http://schemas.openxmlformats.org/drawingml/2006/main">
+              <a:graphicData uri="http://schemas.openxmlformats.org/drawingml/2006/picture">
+                <pic:pic xmlns:pic="http://schemas.openxmlformats.org/drawingml/2006/picture">
+                  <pic:nvPicPr>
+                    <pic:cNvPr id="1573697913" name="Billede 1573697913"/>
+                    <pic:cNvPicPr/>
+                  </pic:nvPicPr>
+                  <pic:blipFill>
+                    <a:blip r:embed="rId15">
+                      <a:extLst>
+                        <a:ext uri="{28A0092B-C50C-407E-A947-70E740481C1C}">
+                          <a14:useLocalDpi xmlns:a14="http://schemas.microsoft.com/office/drawing/2010/main" val="0"/>
+                        </a:ext>
+                      </a:extLst>
+                    </a:blip>
+                    <a:stretch>
+                      <a:fillRect/>
+                    </a:stretch>
+                  </pic:blipFill>
+                  <pic:spPr>
+                    <a:xfrm>
+                      <a:off x="0" y="0"/>
+                      <a:ext cx="3149600" cy="2854325"/>
+                    </a:xfrm>
+                    <a:prstGeom prst="rect">
+                      <a:avLst/>
+                    </a:prstGeom>
+                  </pic:spPr>
+                </pic:pic>
+              </a:graphicData>
+            </a:graphic>
+            <wp14:sizeRelH relativeFrom="page">
+              <wp14:pctWidth>0</wp14:pctWidth>
+            </wp14:sizeRelH>
+            <wp14:sizeRelV relativeFrom="page">
+              <wp14:pctHeight>0</wp14:pctHeight>
+            </wp14:sizeRelV>
+          </wp:anchor>
+        </w:drawing>
+      </w:r>
+    </w:p>
+    <w:p/>
+    <w:p/>
+    <w:p/>
+    <w:p/>
+    <w:p/>
+    <w:p/>
+    <w:p/>
+    <w:p/>
+    <w:p/>
+    <w:p/>
+    <w:p/>
+    <w:p/>
+    <w:p/>
+    <w:p/>
+    <w:p/>
+    <w:p/>
+    <w:p/>
+    <w:p>
+      <w:r>
+        <w:t xml:space="preserve">Her oprettes et </w:t>
+      </w:r>
+      <w:proofErr w:type="spellStart"/>
+      <w:r>
+        <w:t>Yjs</w:t>
+      </w:r>
+      <w:proofErr w:type="spellEnd"/>
+      <w:r>
+        <w:t xml:space="preserve">-dokument og en </w:t>
+      </w:r>
+      <w:proofErr w:type="spellStart"/>
+      <w:r>
+        <w:t>Hocuspocus</w:t>
+      </w:r>
+      <w:proofErr w:type="spellEnd"/>
+      <w:r>
+        <w:t xml:space="preserve"> </w:t>
+      </w:r>
+      <w:proofErr w:type="spellStart"/>
+      <w:r>
+        <w:t>provider</w:t>
+      </w:r>
+      <w:proofErr w:type="spellEnd"/>
+      <w:r>
+        <w:t xml:space="preserve"> for den aktuelle note. Når brugeren forlader noten, lukkes forbindelsen og dokumentet ryddes op, så der ikke opstår unødvendige </w:t>
+      </w:r>
+      <w:proofErr w:type="spellStart"/>
+      <w:r>
+        <w:t>WebSocket</w:t>
+      </w:r>
+      <w:proofErr w:type="spellEnd"/>
+      <w:r>
+        <w:t xml:space="preserve">-forbindelser eller </w:t>
+      </w:r>
+      <w:proofErr w:type="spellStart"/>
+      <w:r>
+        <w:t>memory</w:t>
+      </w:r>
+      <w:proofErr w:type="spellEnd"/>
+      <w:r>
+        <w:t xml:space="preserve"> </w:t>
+      </w:r>
+      <w:proofErr w:type="spellStart"/>
+      <w:r>
+        <w:t>leaks</w:t>
+      </w:r>
+      <w:proofErr w:type="spellEnd"/>
+      <w:r>
+        <w:t>.</w:t>
+      </w:r>
+    </w:p>
+    <w:p>
+      <w:pPr>
+        <w:tabs>
+          <w:tab w:val="left" w:pos="2698"/>
+        </w:tabs>
+      </w:pPr>
+      <w:r>
+        <w:tab/>
+      </w:r>
+    </w:p>
+    <w:p>
+      <w:r>
+        <w:rPr>
+          <w:noProof/>
+        </w:rPr>
+        <w:drawing>
+          <wp:anchor distT="0" distB="0" distL="114300" distR="114300" simplePos="0" relativeHeight="251672576" behindDoc="1" locked="0" layoutInCell="1" allowOverlap="1" wp14:anchorId="73D1AB8A" wp14:editId="010E41B6">
+            <wp:simplePos x="0" y="0"/>
+            <wp:positionH relativeFrom="column">
+              <wp:posOffset>626110</wp:posOffset>
+            </wp:positionH>
+            <wp:positionV relativeFrom="paragraph">
+              <wp:posOffset>24765</wp:posOffset>
+            </wp:positionV>
+            <wp:extent cx="4445000" cy="2593975"/>
+            <wp:effectExtent l="0" t="0" r="0" b="0"/>
+            <wp:wrapTight wrapText="bothSides">
+              <wp:wrapPolygon edited="0">
+                <wp:start x="0" y="0"/>
+                <wp:lineTo x="0" y="21468"/>
+                <wp:lineTo x="21538" y="21468"/>
+                <wp:lineTo x="21538" y="0"/>
+                <wp:lineTo x="0" y="0"/>
+              </wp:wrapPolygon>
+            </wp:wrapTight>
+            <wp:docPr id="174679313" name="Billede 5"/>
+            <wp:cNvGraphicFramePr>
+              <a:graphicFrameLocks xmlns:a="http://schemas.openxmlformats.org/drawingml/2006/main" noChangeAspect="1"/>
+            </wp:cNvGraphicFramePr>
+            <a:graphic xmlns:a="http://schemas.openxmlformats.org/drawingml/2006/main">
+              <a:graphicData uri="http://schemas.openxmlformats.org/drawingml/2006/picture">
+                <pic:pic xmlns:pic="http://schemas.openxmlformats.org/drawingml/2006/picture">
+                  <pic:nvPicPr>
+                    <pic:cNvPr id="1316964201" name="Billede 1316964201"/>
+                    <pic:cNvPicPr/>
+                  </pic:nvPicPr>
+                  <pic:blipFill>
+                    <a:blip r:embed="rId16">
+                      <a:extLst>
+                        <a:ext uri="{28A0092B-C50C-407E-A947-70E740481C1C}">
+                          <a14:useLocalDpi xmlns:a14="http://schemas.microsoft.com/office/drawing/2010/main" val="0"/>
+                        </a:ext>
+                      </a:extLst>
+                    </a:blip>
+                    <a:stretch>
+                      <a:fillRect/>
+                    </a:stretch>
+                  </pic:blipFill>
+                  <pic:spPr>
+                    <a:xfrm>
+                      <a:off x="0" y="0"/>
+                      <a:ext cx="4445000" cy="2593975"/>
+                    </a:xfrm>
+                    <a:prstGeom prst="rect">
+                      <a:avLst/>
+                    </a:prstGeom>
+                  </pic:spPr>
+                </pic:pic>
+              </a:graphicData>
+            </a:graphic>
+            <wp14:sizeRelH relativeFrom="page">
+              <wp14:pctWidth>0</wp14:pctWidth>
+            </wp14:sizeRelH>
+            <wp14:sizeRelV relativeFrom="page">
+              <wp14:pctHeight>0</wp14:pctHeight>
+            </wp14:sizeRelV>
+          </wp:anchor>
+        </w:drawing>
+      </w:r>
+    </w:p>
+    <w:p/>
+    <w:p/>
+    <w:p/>
+    <w:p/>
+    <w:p/>
+    <w:p/>
+    <w:p/>
+    <w:p/>
+    <w:p/>
+    <w:p/>
+    <w:p/>
+    <w:p/>
+    <w:p/>
+    <w:p/>
+    <w:p/>
+    <w:p>
+      <w:pPr>
+        <w:pStyle w:val="Overskrift2"/>
+      </w:pPr>
+      <w:bookmarkStart w:id="25" w:name="_Toc230200742"/>
+      <w:r>
+        <w:rPr>
+          <w:noProof/>
+        </w:rPr>
+        <w:lastRenderedPageBreak/>
+        <w:drawing>
+          <wp:anchor distT="0" distB="0" distL="114300" distR="114300" simplePos="0" relativeHeight="251673600" behindDoc="1" locked="0" layoutInCell="1" allowOverlap="1" wp14:anchorId="460B0DC9" wp14:editId="311CAD4A">
+            <wp:simplePos x="0" y="0"/>
+            <wp:positionH relativeFrom="column">
+              <wp:posOffset>-5080</wp:posOffset>
+            </wp:positionH>
+            <wp:positionV relativeFrom="paragraph">
+              <wp:posOffset>302895</wp:posOffset>
+            </wp:positionV>
+            <wp:extent cx="5204460" cy="3250565"/>
+            <wp:effectExtent l="0" t="0" r="2540" b="635"/>
+            <wp:wrapTight wrapText="bothSides">
+              <wp:wrapPolygon edited="0">
+                <wp:start x="0" y="0"/>
+                <wp:lineTo x="0" y="21520"/>
+                <wp:lineTo x="21558" y="21520"/>
+                <wp:lineTo x="21558" y="0"/>
+                <wp:lineTo x="0" y="0"/>
+              </wp:wrapPolygon>
+            </wp:wrapTight>
+            <wp:docPr id="2068498941" name="Billede 6"/>
+            <wp:cNvGraphicFramePr>
+              <a:graphicFrameLocks xmlns:a="http://schemas.openxmlformats.org/drawingml/2006/main" noChangeAspect="1"/>
+            </wp:cNvGraphicFramePr>
+            <a:graphic xmlns:a="http://schemas.openxmlformats.org/drawingml/2006/main">
+              <a:graphicData uri="http://schemas.openxmlformats.org/drawingml/2006/picture">
+                <pic:pic xmlns:pic="http://schemas.openxmlformats.org/drawingml/2006/picture">
+                  <pic:nvPicPr>
+                    <pic:cNvPr id="147808819" name="Billede 147808819"/>
+                    <pic:cNvPicPr/>
+                  </pic:nvPicPr>
+                  <pic:blipFill>
+                    <a:blip r:embed="rId17">
+                      <a:extLst>
+                        <a:ext uri="{28A0092B-C50C-407E-A947-70E740481C1C}">
+                          <a14:useLocalDpi xmlns:a14="http://schemas.microsoft.com/office/drawing/2010/main" val="0"/>
+                        </a:ext>
+                      </a:extLst>
+                    </a:blip>
+                    <a:stretch>
+                      <a:fillRect/>
+                    </a:stretch>
+                  </pic:blipFill>
+                  <pic:spPr>
+                    <a:xfrm>
+                      <a:off x="0" y="0"/>
+                      <a:ext cx="5204460" cy="3250565"/>
+                    </a:xfrm>
+                    <a:prstGeom prst="rect">
+                      <a:avLst/>
+                    </a:prstGeom>
+                  </pic:spPr>
+                </pic:pic>
+              </a:graphicData>
+            </a:graphic>
+            <wp14:sizeRelH relativeFrom="page">
+              <wp14:pctWidth>0</wp14:pctWidth>
+            </wp14:sizeRelH>
+            <wp14:sizeRelV relativeFrom="page">
+              <wp14:pctHeight>0</wp14:pctHeight>
+            </wp14:sizeRelV>
+          </wp:anchor>
+        </w:drawing>
+      </w:r>
+      <w:proofErr w:type="spellStart"/>
+      <w:r>
+        <w:t>Invite</w:t>
+      </w:r>
+      <w:proofErr w:type="spellEnd"/>
+      <w:r>
+        <w:t>/Accept</w:t>
+      </w:r>
+      <w:bookmarkEnd w:id="25"/>
+    </w:p>
+    <w:p>
+      <w:r>
+        <w:rPr>
+          <w:noProof/>
+        </w:rPr>
+        <w:drawing>
+          <wp:anchor distT="0" distB="0" distL="114300" distR="114300" simplePos="0" relativeHeight="251674624" behindDoc="1" locked="0" layoutInCell="1" allowOverlap="1" wp14:anchorId="3430BE7C" wp14:editId="4D086347">
+            <wp:simplePos x="0" y="0"/>
+            <wp:positionH relativeFrom="column">
+              <wp:posOffset>-5080</wp:posOffset>
+            </wp:positionH>
+            <wp:positionV relativeFrom="paragraph">
+              <wp:posOffset>3704492</wp:posOffset>
+            </wp:positionV>
+            <wp:extent cx="6120130" cy="1874520"/>
+            <wp:effectExtent l="0" t="0" r="1270" b="5080"/>
+            <wp:wrapTight wrapText="bothSides">
+              <wp:wrapPolygon edited="0">
+                <wp:start x="0" y="0"/>
+                <wp:lineTo x="0" y="21512"/>
+                <wp:lineTo x="21560" y="21512"/>
+                <wp:lineTo x="21560" y="0"/>
+                <wp:lineTo x="0" y="0"/>
+              </wp:wrapPolygon>
+            </wp:wrapTight>
+            <wp:docPr id="1193184121" name="Billede 7"/>
+            <wp:cNvGraphicFramePr>
+              <a:graphicFrameLocks xmlns:a="http://schemas.openxmlformats.org/drawingml/2006/main" noChangeAspect="1"/>
+            </wp:cNvGraphicFramePr>
+            <a:graphic xmlns:a="http://schemas.openxmlformats.org/drawingml/2006/main">
+              <a:graphicData uri="http://schemas.openxmlformats.org/drawingml/2006/picture">
+                <pic:pic xmlns:pic="http://schemas.openxmlformats.org/drawingml/2006/picture">
+                  <pic:nvPicPr>
+                    <pic:cNvPr id="717527502" name="Billede 717527502"/>
+                    <pic:cNvPicPr/>
+                  </pic:nvPicPr>
+                  <pic:blipFill>
+                    <a:blip r:embed="rId18">
+                      <a:extLst>
+                        <a:ext uri="{28A0092B-C50C-407E-A947-70E740481C1C}">
+                          <a14:useLocalDpi xmlns:a14="http://schemas.microsoft.com/office/drawing/2010/main" val="0"/>
+                        </a:ext>
+                      </a:extLst>
+                    </a:blip>
+                    <a:stretch>
+                      <a:fillRect/>
+                    </a:stretch>
+                  </pic:blipFill>
+                  <pic:spPr>
+                    <a:xfrm>
+                      <a:off x="0" y="0"/>
+                      <a:ext cx="6120130" cy="1874520"/>
+                    </a:xfrm>
+                    <a:prstGeom prst="rect">
+                      <a:avLst/>
+                    </a:prstGeom>
+                  </pic:spPr>
+                </pic:pic>
+              </a:graphicData>
+            </a:graphic>
+            <wp14:sizeRelH relativeFrom="page">
+              <wp14:pctWidth>0</wp14:pctWidth>
+            </wp14:sizeRelH>
+            <wp14:sizeRelV relativeFrom="page">
+              <wp14:pctHeight>0</wp14:pctHeight>
+            </wp14:sizeRelV>
+          </wp:anchor>
+        </w:drawing>
+      </w:r>
+    </w:p>
+    <w:p/>
+    <w:p/>
+    <w:p/>
+    <w:p/>
+    <w:p/>
+    <w:p/>
+    <w:p/>
+    <w:p/>
+    <w:p/>
+    <w:p/>
+    <w:p/>
+    <w:p/>
+    <w:p/>
+    <w:p/>
+    <w:p/>
+    <w:p/>
+    <w:p/>
+    <w:p/>
+    <w:p/>
+    <w:p/>
+    <w:p/>
+    <w:p/>
+    <w:p/>
+    <w:p>
+      <w:r>
+        <w:rPr>
+          <w:noProof/>
+        </w:rPr>
+        <w:lastRenderedPageBreak/>
+        <w:drawing>
+          <wp:anchor distT="0" distB="0" distL="114300" distR="114300" simplePos="0" relativeHeight="251675648" behindDoc="1" locked="0" layoutInCell="1" allowOverlap="1" wp14:anchorId="55D57887" wp14:editId="797DB5CC">
+            <wp:simplePos x="0" y="0"/>
+            <wp:positionH relativeFrom="column">
+              <wp:posOffset>-5080</wp:posOffset>
+            </wp:positionH>
+            <wp:positionV relativeFrom="paragraph">
+              <wp:posOffset>0</wp:posOffset>
+            </wp:positionV>
+            <wp:extent cx="4102100" cy="7886700"/>
+            <wp:effectExtent l="0" t="0" r="0" b="0"/>
+            <wp:wrapTight wrapText="bothSides">
+              <wp:wrapPolygon edited="0">
+                <wp:start x="0" y="0"/>
+                <wp:lineTo x="0" y="21565"/>
+                <wp:lineTo x="21533" y="21565"/>
+                <wp:lineTo x="21533" y="0"/>
+                <wp:lineTo x="0" y="0"/>
+              </wp:wrapPolygon>
+            </wp:wrapTight>
+            <wp:docPr id="1096191458" name="Billede 8"/>
+            <wp:cNvGraphicFramePr>
+              <a:graphicFrameLocks xmlns:a="http://schemas.openxmlformats.org/drawingml/2006/main" noChangeAspect="1"/>
+            </wp:cNvGraphicFramePr>
+            <a:graphic xmlns:a="http://schemas.openxmlformats.org/drawingml/2006/main">
+              <a:graphicData uri="http://schemas.openxmlformats.org/drawingml/2006/picture">
+                <pic:pic xmlns:pic="http://schemas.openxmlformats.org/drawingml/2006/picture">
+                  <pic:nvPicPr>
+                    <pic:cNvPr id="1289921623" name="Billede 1289921623"/>
+                    <pic:cNvPicPr/>
+                  </pic:nvPicPr>
+                  <pic:blipFill>
+                    <a:blip r:embed="rId19">
+                      <a:extLst>
+                        <a:ext uri="{28A0092B-C50C-407E-A947-70E740481C1C}">
+                          <a14:useLocalDpi xmlns:a14="http://schemas.microsoft.com/office/drawing/2010/main" val="0"/>
+                        </a:ext>
+                      </a:extLst>
+                    </a:blip>
+                    <a:stretch>
+                      <a:fillRect/>
+                    </a:stretch>
+                  </pic:blipFill>
+                  <pic:spPr>
+                    <a:xfrm>
+                      <a:off x="0" y="0"/>
+                      <a:ext cx="4102100" cy="7886700"/>
+                    </a:xfrm>
+                    <a:prstGeom prst="rect">
+                      <a:avLst/>
+                    </a:prstGeom>
+                  </pic:spPr>
+                </pic:pic>
+              </a:graphicData>
+            </a:graphic>
+            <wp14:sizeRelH relativeFrom="page">
+              <wp14:pctWidth>0</wp14:pctWidth>
+            </wp14:sizeRelH>
+            <wp14:sizeRelV relativeFrom="page">
+              <wp14:pctHeight>0</wp14:pctHeight>
+            </wp14:sizeRelV>
+          </wp:anchor>
+        </w:drawing>
+      </w:r>
+    </w:p>
+    <w:p/>
+    <w:p/>
+    <w:p/>
+    <w:p/>
+    <w:p/>
+    <w:p/>
+    <w:p/>
+    <w:p/>
+    <w:p>
+      <w:pPr>
+        <w:rPr>
+          <w:lang w:eastAsia="da-DK"/>
+        </w:rPr>
+      </w:pPr>
+    </w:p>
+    <w:p>
+      <w:pPr>
+        <w:rPr>
+          <w:lang w:eastAsia="da-DK"/>
+        </w:rPr>
+      </w:pPr>
+    </w:p>
+    <w:p>
+      <w:pPr>
+        <w:rPr>
+          <w:lang w:eastAsia="da-DK"/>
+        </w:rPr>
+      </w:pPr>
+    </w:p>
+    <w:p>
+      <w:pPr>
+        <w:rPr>
+          <w:lang w:eastAsia="da-DK"/>
+        </w:rPr>
+      </w:pPr>
+    </w:p>
+    <w:p>
+      <w:pPr>
+        <w:rPr>
+          <w:lang w:eastAsia="da-DK"/>
+        </w:rPr>
+      </w:pPr>
+    </w:p>
+    <w:p>
+      <w:pPr>
+        <w:rPr>
+          <w:lang w:eastAsia="da-DK"/>
+        </w:rPr>
+      </w:pPr>
+    </w:p>
+    <w:p>
+      <w:pPr>
+        <w:rPr>
+          <w:lang w:eastAsia="da-DK"/>
+        </w:rPr>
+      </w:pPr>
+    </w:p>
+    <w:p>
+      <w:pPr>
+        <w:pStyle w:val="Overskrift2"/>
+        <w:spacing w:afterLines="120" w:after="288" w:line="360" w:lineRule="auto"/>
+        <w:rPr>
+          <w:rFonts w:eastAsia="Times New Roman"/>
+          <w:lang w:eastAsia="da-DK"/>
+        </w:rPr>
+      </w:pPr>
+      <w:bookmarkStart w:id="26" w:name="_Toc230200743"/>
+      <w:r>
+        <w:rPr>
+          <w:rFonts w:eastAsia="Times New Roman"/>
+          <w:lang w:eastAsia="da-DK"/>
+        </w:rPr>
+        <w:lastRenderedPageBreak/>
         <w:t>Database</w:t>
       </w:r>
       <w:r>
@@ -9111,7 +10743,7 @@
                     <pic:cNvPicPr/>
                   </pic:nvPicPr>
                   <pic:blipFill>
-                    <a:blip r:embed="rId10">
+                    <a:blip r:embed="rId20">
                       <a:extLst>
                         <a:ext uri="{28A0092B-C50C-407E-A947-70E740481C1C}">
                           <a14:useLocalDpi xmlns:a14="http://schemas.microsoft.com/office/drawing/2010/main" val="0"/>
@@ -9143,18 +10775,18 @@
           </wp:anchor>
         </w:drawing>
       </w:r>
-      <w:bookmarkEnd w:id="22"/>
+      <w:bookmarkEnd w:id="26"/>
     </w:p>
     <w:p>
       <w:pPr>
         <w:pStyle w:val="Overskrift2"/>
         <w:spacing w:afterLines="120" w:after="288" w:line="360" w:lineRule="auto"/>
       </w:pPr>
-      <w:bookmarkStart w:id="23" w:name="_Toc229062303"/>
+      <w:bookmarkStart w:id="27" w:name="_Toc230200744"/>
       <w:r>
         <w:t>Kvalitetssikring undervejs</w:t>
       </w:r>
-      <w:bookmarkEnd w:id="23"/>
+      <w:bookmarkEnd w:id="27"/>
     </w:p>
     <w:p>
       <w:pPr>
@@ -9206,159 +10838,159 @@
         <w:pStyle w:val="Overskrift2"/>
         <w:spacing w:afterLines="120" w:after="288" w:line="360" w:lineRule="auto"/>
       </w:pPr>
-      <w:bookmarkStart w:id="24" w:name="_Toc229062304"/>
+      <w:bookmarkStart w:id="28" w:name="_Toc230200745"/>
+      <w:r>
+        <w:t>Udfordringer under udvikling</w:t>
+      </w:r>
+      <w:bookmarkEnd w:id="28"/>
+    </w:p>
+    <w:p>
+      <w:pPr>
+        <w:spacing w:afterLines="120" w:after="288" w:line="360" w:lineRule="auto"/>
+      </w:pPr>
+      <w:r>
+        <w:t xml:space="preserve">En af de største udfordringer under udviklingen var implementeringen af real-time samarbejde mellem flere brugere. Særligt håndtering af samtidige ændringer og </w:t>
+      </w:r>
+      <w:proofErr w:type="spellStart"/>
+      <w:r>
+        <w:t>persistence</w:t>
+      </w:r>
+      <w:proofErr w:type="spellEnd"/>
+      <w:r>
+        <w:t xml:space="preserve"> af dokumenttilstand krævede en del undersøgelser og </w:t>
+      </w:r>
+      <w:proofErr w:type="spellStart"/>
+      <w:r>
+        <w:t>eksperimentering</w:t>
+      </w:r>
+      <w:proofErr w:type="spellEnd"/>
+      <w:r>
+        <w:t>.</w:t>
+      </w:r>
+    </w:p>
+    <w:p>
+      <w:pPr>
+        <w:spacing w:afterLines="120" w:after="288" w:line="360" w:lineRule="auto"/>
+      </w:pPr>
       <w:r>
         <w:lastRenderedPageBreak/>
-        <w:t>Udfordringer under udvikling</w:t>
-      </w:r>
-      <w:bookmarkEnd w:id="24"/>
-    </w:p>
-    <w:p>
-      <w:pPr>
-        <w:spacing w:afterLines="120" w:after="288" w:line="360" w:lineRule="auto"/>
-      </w:pPr>
-      <w:r>
-        <w:t xml:space="preserve">En af de største udfordringer under udviklingen var implementeringen af real-time samarbejde mellem flere brugere. Særligt håndtering af samtidige ændringer og </w:t>
+        <w:t>Under udviklingen opstod der blandt andet problemer med synkronisering af editor-</w:t>
       </w:r>
       <w:proofErr w:type="spellStart"/>
       <w:r>
+        <w:t>state</w:t>
+      </w:r>
+      <w:proofErr w:type="spellEnd"/>
+      <w:r>
+        <w:t xml:space="preserve"> mellem klienter, håndtering af </w:t>
+      </w:r>
+      <w:proofErr w:type="spellStart"/>
+      <w:r>
+        <w:t>WebSocket</w:t>
+      </w:r>
+      <w:proofErr w:type="spellEnd"/>
+      <w:r>
+        <w:t xml:space="preserve">-forbindelser samt kompatibilitet mellem forskellige versioner af </w:t>
+      </w:r>
+      <w:proofErr w:type="spellStart"/>
+      <w:r>
+        <w:t>Tiptap</w:t>
+      </w:r>
+      <w:proofErr w:type="spellEnd"/>
+      <w:r>
+        <w:t xml:space="preserve"> extensions. Dette medførte fejl </w:t>
+      </w:r>
+      <w:proofErr w:type="spellStart"/>
+      <w:r>
+        <w:t>relaterret</w:t>
+      </w:r>
+      <w:proofErr w:type="spellEnd"/>
+      <w:r>
+        <w:t xml:space="preserve"> til types og integration mellem </w:t>
+      </w:r>
+      <w:proofErr w:type="spellStart"/>
+      <w:r>
+        <w:t>collaboration</w:t>
+      </w:r>
+      <w:proofErr w:type="spellEnd"/>
+      <w:r>
+        <w:t xml:space="preserve"> extensions. </w:t>
+      </w:r>
+    </w:p>
+    <w:p>
+      <w:pPr>
+        <w:spacing w:afterLines="120" w:after="288" w:line="360" w:lineRule="auto"/>
+      </w:pPr>
+      <w:r>
+        <w:t xml:space="preserve">Derudover opstod der udfordringer i forbindelse med </w:t>
+      </w:r>
+      <w:proofErr w:type="spellStart"/>
+      <w:r>
+        <w:t>hydration</w:t>
+      </w:r>
+      <w:proofErr w:type="spellEnd"/>
+      <w:r>
+        <w:t xml:space="preserve"> og </w:t>
+      </w:r>
+      <w:proofErr w:type="spellStart"/>
+      <w:r>
+        <w:t>rendering</w:t>
+      </w:r>
+      <w:proofErr w:type="spellEnd"/>
+      <w:r>
+        <w:t xml:space="preserve"> i Next.js, særligt ved brug af </w:t>
+      </w:r>
+      <w:proofErr w:type="spellStart"/>
+      <w:r>
+        <w:t>client</w:t>
+      </w:r>
+      <w:proofErr w:type="spellEnd"/>
+      <w:r>
+        <w:t xml:space="preserve"> components og real-time editorfunktionalitet. Disse problemer blev løst ved at opdele ansvar mellem server components og </w:t>
+      </w:r>
+      <w:proofErr w:type="spellStart"/>
+      <w:r>
+        <w:t>client</w:t>
+      </w:r>
+      <w:proofErr w:type="spellEnd"/>
+      <w:r>
+        <w:t xml:space="preserve"> components samt ved at strukturere komponenterne mere modulært.</w:t>
+      </w:r>
+    </w:p>
+    <w:p>
+      <w:pPr>
+        <w:spacing w:afterLines="120" w:after="288" w:line="360" w:lineRule="auto"/>
+      </w:pPr>
+      <w:proofErr w:type="spellStart"/>
+      <w:r>
+        <w:t>Persistence</w:t>
+      </w:r>
+      <w:proofErr w:type="spellEnd"/>
+      <w:r>
+        <w:t xml:space="preserve"> af </w:t>
+      </w:r>
+      <w:proofErr w:type="spellStart"/>
+      <w:r>
+        <w:t>Yjs</w:t>
+      </w:r>
+      <w:proofErr w:type="spellEnd"/>
+      <w:r>
+        <w:t xml:space="preserve"> dokumentdata var ligeledes en udfordring, da dokumenttilstanden skulle lagres effektivt uden at skrive til databasen på hvert tastetryk. Dette blev løst gennem en </w:t>
+      </w:r>
+      <w:proofErr w:type="spellStart"/>
+      <w:r>
+        <w:t>debounced</w:t>
+      </w:r>
+      <w:proofErr w:type="spellEnd"/>
+      <w:r>
+        <w:t xml:space="preserve"> </w:t>
+      </w:r>
+      <w:proofErr w:type="spellStart"/>
+      <w:r>
         <w:t>persistence</w:t>
       </w:r>
       <w:proofErr w:type="spellEnd"/>
       <w:r>
-        <w:t xml:space="preserve"> af dokumenttilstand krævede en del undersøgelser og </w:t>
-      </w:r>
-      <w:proofErr w:type="spellStart"/>
-      <w:r>
-        <w:t>eksperimentering</w:t>
-      </w:r>
-      <w:proofErr w:type="spellEnd"/>
-      <w:r>
-        <w:t>.</w:t>
-      </w:r>
-    </w:p>
-    <w:p>
-      <w:pPr>
-        <w:spacing w:afterLines="120" w:after="288" w:line="360" w:lineRule="auto"/>
-      </w:pPr>
-      <w:r>
-        <w:t>Under udviklingen opstod der blandt andet problemer med synkronisering af editor-</w:t>
-      </w:r>
-      <w:proofErr w:type="spellStart"/>
-      <w:r>
-        <w:t>state</w:t>
-      </w:r>
-      <w:proofErr w:type="spellEnd"/>
-      <w:r>
-        <w:t xml:space="preserve"> mellem klienter, håndtering af </w:t>
-      </w:r>
-      <w:proofErr w:type="spellStart"/>
-      <w:r>
-        <w:t>WebSocket</w:t>
-      </w:r>
-      <w:proofErr w:type="spellEnd"/>
-      <w:r>
-        <w:t xml:space="preserve">-forbindelser samt kompatibilitet mellem forskellige versioner af </w:t>
-      </w:r>
-      <w:proofErr w:type="spellStart"/>
-      <w:r>
-        <w:t>Tiptap</w:t>
-      </w:r>
-      <w:proofErr w:type="spellEnd"/>
-      <w:r>
-        <w:t xml:space="preserve"> extensions. Dette medførte fejl </w:t>
-      </w:r>
-      <w:proofErr w:type="spellStart"/>
-      <w:r>
-        <w:t>relaterret</w:t>
-      </w:r>
-      <w:proofErr w:type="spellEnd"/>
-      <w:r>
-        <w:t xml:space="preserve"> til types og integration mellem </w:t>
-      </w:r>
-      <w:proofErr w:type="spellStart"/>
-      <w:r>
-        <w:t>collaboration</w:t>
-      </w:r>
-      <w:proofErr w:type="spellEnd"/>
-      <w:r>
-        <w:t xml:space="preserve"> extensions. </w:t>
-      </w:r>
-    </w:p>
-    <w:p>
-      <w:pPr>
-        <w:spacing w:afterLines="120" w:after="288" w:line="360" w:lineRule="auto"/>
-      </w:pPr>
-      <w:r>
-        <w:t xml:space="preserve">Derudover opstod der udfordringer i forbindelse med </w:t>
-      </w:r>
-      <w:proofErr w:type="spellStart"/>
-      <w:r>
-        <w:t>hydration</w:t>
-      </w:r>
-      <w:proofErr w:type="spellEnd"/>
-      <w:r>
-        <w:t xml:space="preserve"> og </w:t>
-      </w:r>
-      <w:proofErr w:type="spellStart"/>
-      <w:r>
-        <w:t>rendering</w:t>
-      </w:r>
-      <w:proofErr w:type="spellEnd"/>
-      <w:r>
-        <w:t xml:space="preserve"> i Next.js, særligt ved brug af </w:t>
-      </w:r>
-      <w:proofErr w:type="spellStart"/>
-      <w:r>
-        <w:t>client</w:t>
-      </w:r>
-      <w:proofErr w:type="spellEnd"/>
-      <w:r>
-        <w:t xml:space="preserve"> components og real-time editorfunktionalitet. Disse problemer blev løst ved at opdele ansvar mellem server components og </w:t>
-      </w:r>
-      <w:proofErr w:type="spellStart"/>
-      <w:r>
-        <w:t>client</w:t>
-      </w:r>
-      <w:proofErr w:type="spellEnd"/>
-      <w:r>
-        <w:t xml:space="preserve"> components samt ved at strukturere komponenterne mere modulært.</w:t>
-      </w:r>
-    </w:p>
-    <w:p>
-      <w:pPr>
-        <w:spacing w:afterLines="120" w:after="288" w:line="360" w:lineRule="auto"/>
-      </w:pPr>
-      <w:proofErr w:type="spellStart"/>
-      <w:r>
-        <w:t>Persistence</w:t>
-      </w:r>
-      <w:proofErr w:type="spellEnd"/>
-      <w:r>
-        <w:t xml:space="preserve"> af </w:t>
-      </w:r>
-      <w:proofErr w:type="spellStart"/>
-      <w:r>
-        <w:t>Yjs</w:t>
-      </w:r>
-      <w:proofErr w:type="spellEnd"/>
-      <w:r>
-        <w:t xml:space="preserve"> dokumentdata var ligeledes en udfordring, da dokumenttilstanden skulle lagres effektivt uden at skrive til databasen på hvert tastetryk. Dette blev løst gennem en </w:t>
-      </w:r>
-      <w:proofErr w:type="spellStart"/>
-      <w:r>
-        <w:t>debounced</w:t>
-      </w:r>
-      <w:proofErr w:type="spellEnd"/>
-      <w:r>
-        <w:t xml:space="preserve"> </w:t>
-      </w:r>
-      <w:proofErr w:type="spellStart"/>
-      <w:r>
-        <w:t>persistence</w:t>
-      </w:r>
-      <w:proofErr w:type="spellEnd"/>
-      <w:r>
         <w:t>-strategi, hvor ændringer gemmes løbende med reduceret antal databasekald.</w:t>
       </w:r>
     </w:p>
@@ -9383,34 +11015,34 @@
         <w:pStyle w:val="Overskrift1"/>
         <w:spacing w:afterLines="120" w:after="288" w:line="360" w:lineRule="auto"/>
       </w:pPr>
-      <w:bookmarkStart w:id="25" w:name="_Toc229062305"/>
+      <w:bookmarkStart w:id="29" w:name="_Toc230200746"/>
       <w:r>
         <w:lastRenderedPageBreak/>
         <w:t>RESULTAT &amp; EVALUERING</w:t>
       </w:r>
-      <w:bookmarkEnd w:id="25"/>
+      <w:bookmarkEnd w:id="29"/>
     </w:p>
     <w:p>
       <w:pPr>
         <w:pStyle w:val="Overskrift2"/>
         <w:spacing w:afterLines="120" w:after="288" w:line="360" w:lineRule="auto"/>
       </w:pPr>
-      <w:bookmarkStart w:id="26" w:name="_Toc229062306"/>
+      <w:bookmarkStart w:id="30" w:name="_Toc230200747"/>
       <w:r>
         <w:t>Test</w:t>
       </w:r>
-      <w:bookmarkEnd w:id="26"/>
+      <w:bookmarkEnd w:id="30"/>
     </w:p>
     <w:p>
       <w:pPr>
         <w:pStyle w:val="Overskrift3"/>
         <w:spacing w:afterLines="120" w:after="288" w:line="360" w:lineRule="auto"/>
       </w:pPr>
-      <w:bookmarkStart w:id="27" w:name="_Toc229062307"/>
+      <w:bookmarkStart w:id="31" w:name="_Toc230200748"/>
       <w:r>
         <w:t>Automatiserede tests</w:t>
       </w:r>
-      <w:bookmarkEnd w:id="27"/>
+      <w:bookmarkEnd w:id="31"/>
     </w:p>
     <w:p>
       <w:pPr>
@@ -9425,11 +11057,11 @@
         <w:pStyle w:val="Overskrift3"/>
         <w:spacing w:afterLines="120" w:after="288" w:line="360" w:lineRule="auto"/>
       </w:pPr>
-      <w:bookmarkStart w:id="28" w:name="_Toc229062308"/>
+      <w:bookmarkStart w:id="32" w:name="_Toc230200749"/>
       <w:r>
         <w:t>Manuelle tests</w:t>
       </w:r>
-      <w:bookmarkEnd w:id="28"/>
+      <w:bookmarkEnd w:id="32"/>
     </w:p>
     <w:tbl>
       <w:tblPr>
@@ -10358,12 +11990,12 @@
         <w:pStyle w:val="Overskrift2"/>
         <w:spacing w:afterLines="120" w:after="288" w:line="360" w:lineRule="auto"/>
       </w:pPr>
-      <w:bookmarkStart w:id="29" w:name="_Toc229062309"/>
+      <w:bookmarkStart w:id="33" w:name="_Toc230200750"/>
       <w:r>
         <w:lastRenderedPageBreak/>
         <w:t>Krav vs. leveret</w:t>
       </w:r>
-      <w:bookmarkEnd w:id="29"/>
+      <w:bookmarkEnd w:id="33"/>
     </w:p>
     <w:p>
       <w:pPr>
@@ -10410,11 +12042,11 @@
         <w:pStyle w:val="Overskrift2"/>
         <w:spacing w:afterLines="120" w:after="288" w:line="360" w:lineRule="auto"/>
       </w:pPr>
-      <w:bookmarkStart w:id="30" w:name="_Toc229062310"/>
+      <w:bookmarkStart w:id="34" w:name="_Toc230200751"/>
       <w:r>
         <w:t>Kendte begrænsninger</w:t>
       </w:r>
-      <w:bookmarkEnd w:id="30"/>
+      <w:bookmarkEnd w:id="34"/>
       <w:r>
         <w:t xml:space="preserve"> </w:t>
       </w:r>
@@ -10480,23 +12112,23 @@
         <w:pStyle w:val="Overskrift1"/>
         <w:spacing w:afterLines="120" w:after="288" w:line="360" w:lineRule="auto"/>
       </w:pPr>
-      <w:bookmarkStart w:id="31" w:name="_Toc229062311"/>
+      <w:bookmarkStart w:id="35" w:name="_Toc230200752"/>
       <w:r>
         <w:lastRenderedPageBreak/>
         <w:t>REFLEKSION</w:t>
       </w:r>
-      <w:bookmarkEnd w:id="31"/>
+      <w:bookmarkEnd w:id="35"/>
     </w:p>
     <w:p>
       <w:pPr>
         <w:pStyle w:val="Overskrift2"/>
         <w:spacing w:afterLines="120" w:after="288" w:line="360" w:lineRule="auto"/>
       </w:pPr>
-      <w:bookmarkStart w:id="32" w:name="_Toc229062312"/>
+      <w:bookmarkStart w:id="36" w:name="_Toc230200753"/>
       <w:r>
         <w:t>Egen læring</w:t>
       </w:r>
-      <w:bookmarkEnd w:id="32"/>
+      <w:bookmarkEnd w:id="36"/>
     </w:p>
     <w:p>
       <w:pPr>
@@ -10615,11 +12247,11 @@
         <w:pStyle w:val="Overskrift2"/>
         <w:spacing w:afterLines="120" w:after="288" w:line="360" w:lineRule="auto"/>
       </w:pPr>
-      <w:bookmarkStart w:id="33" w:name="_Toc229062313"/>
+      <w:bookmarkStart w:id="37" w:name="_Toc230200754"/>
       <w:r>
         <w:t>Fremtidige forbedringer</w:t>
       </w:r>
-      <w:bookmarkEnd w:id="33"/>
+      <w:bookmarkEnd w:id="37"/>
     </w:p>
     <w:p>
       <w:pPr>
@@ -10712,12 +12344,12 @@
         <w:pStyle w:val="Overskrift2"/>
         <w:spacing w:afterLines="120" w:after="288" w:line="360" w:lineRule="auto"/>
       </w:pPr>
-      <w:bookmarkStart w:id="34" w:name="_Toc229062314"/>
+      <w:bookmarkStart w:id="38" w:name="_Toc230200755"/>
       <w:r>
         <w:lastRenderedPageBreak/>
         <w:t>Afsluttende kommentarer</w:t>
       </w:r>
-      <w:bookmarkEnd w:id="34"/>
+      <w:bookmarkEnd w:id="38"/>
       <w:r>
         <w:t xml:space="preserve"> </w:t>
       </w:r>
@@ -10778,1090 +12410,8 @@
         <w:t xml:space="preserve"> til at håndtere samtidige ændringer i real-time.</w:t>
       </w:r>
     </w:p>
-    <w:p>
-      <w:pPr>
-        <w:spacing w:afterLines="120" w:after="288" w:line="360" w:lineRule="auto"/>
-      </w:pPr>
-    </w:p>
-    <w:p>
-      <w:r>
-        <w:br w:type="page"/>
-      </w:r>
-    </w:p>
-    <w:p>
-      <w:pPr>
-        <w:pStyle w:val="Overskrift1"/>
-      </w:pPr>
-      <w:r>
-        <w:lastRenderedPageBreak/>
-        <w:t>CODE-SNIPPETS</w:t>
-      </w:r>
-    </w:p>
-    <w:p>
-      <w:pPr>
-        <w:pStyle w:val="Overskrift2"/>
-      </w:pPr>
-      <w:r>
-        <w:t>Server</w:t>
-      </w:r>
-    </w:p>
-    <w:p>
-      <w:pPr>
-        <w:pStyle w:val="p1"/>
-      </w:pPr>
-      <w:r>
-        <w:rPr>
-          <w:noProof/>
-        </w:rPr>
-        <w:drawing>
-          <wp:anchor distT="0" distB="0" distL="114300" distR="114300" simplePos="0" relativeHeight="251660288" behindDoc="1" locked="0" layoutInCell="1" allowOverlap="1" wp14:anchorId="4ACB560A" wp14:editId="4F1C34A1">
-            <wp:simplePos x="0" y="0"/>
-            <wp:positionH relativeFrom="column">
-              <wp:posOffset>-720090</wp:posOffset>
-            </wp:positionH>
-            <wp:positionV relativeFrom="paragraph">
-              <wp:posOffset>639445</wp:posOffset>
-            </wp:positionV>
-            <wp:extent cx="7430770" cy="4407535"/>
-            <wp:effectExtent l="0" t="0" r="0" b="0"/>
-            <wp:wrapTight wrapText="bothSides">
-              <wp:wrapPolygon edited="0">
-                <wp:start x="0" y="0"/>
-                <wp:lineTo x="0" y="21535"/>
-                <wp:lineTo x="21559" y="21535"/>
-                <wp:lineTo x="21559" y="0"/>
-                <wp:lineTo x="0" y="0"/>
-              </wp:wrapPolygon>
-            </wp:wrapTight>
-            <wp:docPr id="1728570492" name="Billede 1"/>
-            <wp:cNvGraphicFramePr>
-              <a:graphicFrameLocks xmlns:a="http://schemas.openxmlformats.org/drawingml/2006/main" noChangeAspect="1"/>
-            </wp:cNvGraphicFramePr>
-            <a:graphic xmlns:a="http://schemas.openxmlformats.org/drawingml/2006/main">
-              <a:graphicData uri="http://schemas.openxmlformats.org/drawingml/2006/picture">
-                <pic:pic xmlns:pic="http://schemas.openxmlformats.org/drawingml/2006/picture">
-                  <pic:nvPicPr>
-                    <pic:cNvPr id="1728570492" name="Billede 1728570492"/>
-                    <pic:cNvPicPr/>
-                  </pic:nvPicPr>
-                  <pic:blipFill>
-                    <a:blip r:embed="rId11">
-                      <a:extLst>
-                        <a:ext uri="{28A0092B-C50C-407E-A947-70E740481C1C}">
-                          <a14:useLocalDpi xmlns:a14="http://schemas.microsoft.com/office/drawing/2010/main" val="0"/>
-                        </a:ext>
-                      </a:extLst>
-                    </a:blip>
-                    <a:stretch>
-                      <a:fillRect/>
-                    </a:stretch>
-                  </pic:blipFill>
-                  <pic:spPr>
-                    <a:xfrm>
-                      <a:off x="0" y="0"/>
-                      <a:ext cx="7430770" cy="4407535"/>
-                    </a:xfrm>
-                    <a:prstGeom prst="rect">
-                      <a:avLst/>
-                    </a:prstGeom>
-                  </pic:spPr>
-                </pic:pic>
-              </a:graphicData>
-            </a:graphic>
-            <wp14:sizeRelH relativeFrom="page">
-              <wp14:pctWidth>0</wp14:pctWidth>
-            </wp14:sizeRelH>
-            <wp14:sizeRelV relativeFrom="page">
-              <wp14:pctHeight>0</wp14:pctHeight>
-            </wp14:sizeRelV>
-          </wp:anchor>
-        </w:drawing>
-      </w:r>
-      <w:r>
-        <w:t xml:space="preserve">Funktionen gemmer den aktuelle </w:t>
-      </w:r>
-      <w:proofErr w:type="spellStart"/>
-      <w:r>
-        <w:t>Yjs</w:t>
-      </w:r>
-      <w:proofErr w:type="spellEnd"/>
-      <w:r>
-        <w:t>-dokumenttilstand i databasen, så noter kan gendannes og synkroniseres mellem brugere.</w:t>
-      </w:r>
-    </w:p>
-    <w:p/>
-    <w:p/>
-    <w:p/>
-    <w:p>
-      <w:pPr>
-        <w:pStyle w:val="p1"/>
-        <w:spacing w:line="360" w:lineRule="auto"/>
-        <w:rPr>
-          <w:rFonts w:asciiTheme="minorHAnsi" w:hAnsiTheme="minorHAnsi"/>
-        </w:rPr>
-      </w:pPr>
-      <w:r>
-        <w:rPr>
-          <w:rFonts w:asciiTheme="minorHAnsi" w:hAnsiTheme="minorHAnsi"/>
-          <w:noProof/>
-        </w:rPr>
-        <w:lastRenderedPageBreak/>
-        <w:drawing>
-          <wp:anchor distT="0" distB="0" distL="114300" distR="114300" simplePos="0" relativeHeight="251659264" behindDoc="1" locked="0" layoutInCell="1" allowOverlap="1" wp14:anchorId="2FA8EDBA" wp14:editId="11BAFC40">
-            <wp:simplePos x="0" y="0"/>
-            <wp:positionH relativeFrom="column">
-              <wp:posOffset>-720090</wp:posOffset>
-            </wp:positionH>
-            <wp:positionV relativeFrom="paragraph">
-              <wp:posOffset>3001838</wp:posOffset>
-            </wp:positionV>
-            <wp:extent cx="4108450" cy="4791075"/>
-            <wp:effectExtent l="0" t="0" r="6350" b="0"/>
-            <wp:wrapTight wrapText="bothSides">
-              <wp:wrapPolygon edited="0">
-                <wp:start x="0" y="0"/>
-                <wp:lineTo x="0" y="21528"/>
-                <wp:lineTo x="21567" y="21528"/>
-                <wp:lineTo x="21567" y="0"/>
-                <wp:lineTo x="0" y="0"/>
-              </wp:wrapPolygon>
-            </wp:wrapTight>
-            <wp:docPr id="468110372" name="Billede 2"/>
-            <wp:cNvGraphicFramePr>
-              <a:graphicFrameLocks xmlns:a="http://schemas.openxmlformats.org/drawingml/2006/main" noChangeAspect="1"/>
-            </wp:cNvGraphicFramePr>
-            <a:graphic xmlns:a="http://schemas.openxmlformats.org/drawingml/2006/main">
-              <a:graphicData uri="http://schemas.openxmlformats.org/drawingml/2006/picture">
-                <pic:pic xmlns:pic="http://schemas.openxmlformats.org/drawingml/2006/picture">
-                  <pic:nvPicPr>
-                    <pic:cNvPr id="468110372" name="Billede 468110372"/>
-                    <pic:cNvPicPr/>
-                  </pic:nvPicPr>
-                  <pic:blipFill>
-                    <a:blip r:embed="rId12">
-                      <a:extLst>
-                        <a:ext uri="{28A0092B-C50C-407E-A947-70E740481C1C}">
-                          <a14:useLocalDpi xmlns:a14="http://schemas.microsoft.com/office/drawing/2010/main" val="0"/>
-                        </a:ext>
-                      </a:extLst>
-                    </a:blip>
-                    <a:stretch>
-                      <a:fillRect/>
-                    </a:stretch>
-                  </pic:blipFill>
-                  <pic:spPr>
-                    <a:xfrm>
-                      <a:off x="0" y="0"/>
-                      <a:ext cx="4108450" cy="4791075"/>
-                    </a:xfrm>
-                    <a:prstGeom prst="rect">
-                      <a:avLst/>
-                    </a:prstGeom>
-                  </pic:spPr>
-                </pic:pic>
-              </a:graphicData>
-            </a:graphic>
-            <wp14:sizeRelH relativeFrom="page">
-              <wp14:pctWidth>0</wp14:pctWidth>
-            </wp14:sizeRelH>
-            <wp14:sizeRelV relativeFrom="page">
-              <wp14:pctHeight>0</wp14:pctHeight>
-            </wp14:sizeRelV>
-          </wp:anchor>
-        </w:drawing>
-      </w:r>
-      <w:proofErr w:type="spellStart"/>
-      <w:r>
-        <w:rPr>
-          <w:rStyle w:val="HTML-kode"/>
-          <w:rFonts w:asciiTheme="minorHAnsi" w:hAnsiTheme="minorHAnsi"/>
-          <w:sz w:val="24"/>
-          <w:szCs w:val="24"/>
-        </w:rPr>
-        <w:t>onLoadDocument</w:t>
-      </w:r>
-      <w:proofErr w:type="spellEnd"/>
-      <w:r>
-        <w:rPr>
-          <w:rFonts w:asciiTheme="minorHAnsi" w:hAnsiTheme="minorHAnsi"/>
-        </w:rPr>
-        <w:t xml:space="preserve"> bliver kaldt, når en bruger åbner en note. Funktionen henter den gemte </w:t>
-      </w:r>
-      <w:proofErr w:type="spellStart"/>
-      <w:r>
-        <w:rPr>
-          <w:rFonts w:asciiTheme="minorHAnsi" w:hAnsiTheme="minorHAnsi"/>
-        </w:rPr>
-        <w:t>Yjs</w:t>
-      </w:r>
-      <w:proofErr w:type="spellEnd"/>
-      <w:r>
-        <w:rPr>
-          <w:rFonts w:asciiTheme="minorHAnsi" w:hAnsiTheme="minorHAnsi"/>
-        </w:rPr>
-        <w:t>-tilstand fra databasen og anvender den på dokumentet, så brugeren ser den seneste version af noten.</w:t>
-      </w:r>
-    </w:p>
-    <w:p>
-      <w:pPr>
-        <w:pStyle w:val="p1"/>
-        <w:spacing w:line="360" w:lineRule="auto"/>
-        <w:rPr>
-          <w:rFonts w:asciiTheme="minorHAnsi" w:hAnsiTheme="minorHAnsi"/>
-        </w:rPr>
-      </w:pPr>
-      <w:proofErr w:type="spellStart"/>
-      <w:r>
-        <w:rPr>
-          <w:rStyle w:val="HTML-kode"/>
-          <w:rFonts w:asciiTheme="minorHAnsi" w:hAnsiTheme="minorHAnsi"/>
-          <w:sz w:val="24"/>
-          <w:szCs w:val="24"/>
-        </w:rPr>
-        <w:t>onChange</w:t>
-      </w:r>
-      <w:proofErr w:type="spellEnd"/>
-      <w:r>
-        <w:rPr>
-          <w:rFonts w:asciiTheme="minorHAnsi" w:hAnsiTheme="minorHAnsi"/>
-        </w:rPr>
-        <w:t xml:space="preserve"> bliver kaldt ved ændringer i dokumentet. Funktionen anvender en </w:t>
-      </w:r>
-      <w:proofErr w:type="spellStart"/>
-      <w:r>
-        <w:rPr>
-          <w:rFonts w:asciiTheme="minorHAnsi" w:hAnsiTheme="minorHAnsi"/>
-        </w:rPr>
-        <w:t>debounce</w:t>
-      </w:r>
-      <w:proofErr w:type="spellEnd"/>
-      <w:r>
-        <w:rPr>
-          <w:rFonts w:asciiTheme="minorHAnsi" w:hAnsiTheme="minorHAnsi"/>
-        </w:rPr>
-        <w:t>-mekanisme, så dokumentet ikke gemmes ved hvert tastetryk, men først efter en kort periode uden ændringer.</w:t>
-      </w:r>
-    </w:p>
-    <w:p>
-      <w:pPr>
-        <w:pStyle w:val="p1"/>
-        <w:spacing w:line="360" w:lineRule="auto"/>
-        <w:rPr>
-          <w:rFonts w:asciiTheme="minorHAnsi" w:hAnsiTheme="minorHAnsi"/>
-        </w:rPr>
-      </w:pPr>
-      <w:proofErr w:type="spellStart"/>
-      <w:r>
-        <w:rPr>
-          <w:rStyle w:val="HTML-kode"/>
-          <w:rFonts w:asciiTheme="minorHAnsi" w:hAnsiTheme="minorHAnsi"/>
-          <w:sz w:val="24"/>
-          <w:szCs w:val="24"/>
-        </w:rPr>
-        <w:t>onStoreDocument</w:t>
-      </w:r>
-      <w:proofErr w:type="spellEnd"/>
-      <w:r>
-        <w:rPr>
-          <w:rFonts w:asciiTheme="minorHAnsi" w:hAnsiTheme="minorHAnsi"/>
-        </w:rPr>
-        <w:t xml:space="preserve"> bruges som en ekstra sikkerhedsmekanisme til at gemme dokumentets tilstand direkte, når </w:t>
-      </w:r>
-      <w:proofErr w:type="spellStart"/>
-      <w:r>
-        <w:rPr>
-          <w:rFonts w:asciiTheme="minorHAnsi" w:hAnsiTheme="minorHAnsi"/>
-        </w:rPr>
-        <w:t>Hocuspocus</w:t>
-      </w:r>
-      <w:proofErr w:type="spellEnd"/>
-      <w:r>
-        <w:rPr>
-          <w:rFonts w:asciiTheme="minorHAnsi" w:hAnsiTheme="minorHAnsi"/>
-        </w:rPr>
-        <w:t>-serveren udfører en lagringsoperation.</w:t>
-      </w:r>
-    </w:p>
-    <w:p>
-      <w:r>
-        <w:br w:type="page"/>
-      </w:r>
-    </w:p>
-    <w:p/>
-    <w:p>
-      <w:pPr>
-        <w:pStyle w:val="p1"/>
-        <w:rPr>
-          <w:rFonts w:asciiTheme="minorHAnsi" w:hAnsiTheme="minorHAnsi"/>
-        </w:rPr>
-      </w:pPr>
-      <w:r>
-        <w:rPr>
-          <w:rFonts w:asciiTheme="minorHAnsi" w:hAnsiTheme="minorHAnsi"/>
-        </w:rPr>
-        <w:t xml:space="preserve">Funktionen </w:t>
-      </w:r>
-      <w:proofErr w:type="spellStart"/>
-      <w:r>
-        <w:rPr>
-          <w:rStyle w:val="HTML-kode"/>
-          <w:rFonts w:asciiTheme="minorHAnsi" w:hAnsiTheme="minorHAnsi"/>
-          <w:sz w:val="24"/>
-          <w:szCs w:val="24"/>
-        </w:rPr>
-        <w:t>scheduleSave</w:t>
-      </w:r>
-      <w:proofErr w:type="spellEnd"/>
-      <w:r>
-        <w:rPr>
-          <w:rFonts w:asciiTheme="minorHAnsi" w:hAnsiTheme="minorHAnsi"/>
-        </w:rPr>
-        <w:t xml:space="preserve"> bruges til at planlægge lagring af dokumentet med </w:t>
-      </w:r>
-      <w:proofErr w:type="spellStart"/>
-      <w:r>
-        <w:rPr>
-          <w:rFonts w:asciiTheme="minorHAnsi" w:hAnsiTheme="minorHAnsi"/>
-        </w:rPr>
-        <w:t>debounce</w:t>
-      </w:r>
-      <w:proofErr w:type="spellEnd"/>
-      <w:r>
-        <w:rPr>
-          <w:rFonts w:asciiTheme="minorHAnsi" w:hAnsiTheme="minorHAnsi"/>
-        </w:rPr>
-        <w:t>. Hvis brugeren fortsætter med at skrive, nulstilles timeren, så databasen ikke opdateres unødvendigt ofte. Dette reducerer antallet af databasekald og forbedrer performance.</w:t>
-      </w:r>
-    </w:p>
-    <w:p>
-      <w:pPr>
-        <w:pStyle w:val="p1"/>
-        <w:rPr>
-          <w:rFonts w:asciiTheme="minorHAnsi" w:hAnsiTheme="minorHAnsi"/>
-        </w:rPr>
-      </w:pPr>
-      <w:r>
-        <w:rPr>
-          <w:rFonts w:asciiTheme="minorHAnsi" w:hAnsiTheme="minorHAnsi"/>
-        </w:rPr>
-        <w:t xml:space="preserve">Dette kodeuddrag viser, hvordan editoren kobles sammen med </w:t>
-      </w:r>
-      <w:proofErr w:type="spellStart"/>
-      <w:r>
-        <w:rPr>
-          <w:rFonts w:asciiTheme="minorHAnsi" w:hAnsiTheme="minorHAnsi"/>
-        </w:rPr>
-        <w:t>Yjs</w:t>
-      </w:r>
-      <w:proofErr w:type="spellEnd"/>
-      <w:r>
-        <w:rPr>
-          <w:rFonts w:asciiTheme="minorHAnsi" w:hAnsiTheme="minorHAnsi"/>
-        </w:rPr>
-        <w:t xml:space="preserve"> og </w:t>
-      </w:r>
-      <w:proofErr w:type="spellStart"/>
-      <w:r>
-        <w:rPr>
-          <w:rFonts w:asciiTheme="minorHAnsi" w:hAnsiTheme="minorHAnsi"/>
-        </w:rPr>
-        <w:t>Hocuspocus</w:t>
-      </w:r>
-      <w:proofErr w:type="spellEnd"/>
-      <w:r>
-        <w:rPr>
-          <w:rFonts w:asciiTheme="minorHAnsi" w:hAnsiTheme="minorHAnsi"/>
-        </w:rPr>
-        <w:t xml:space="preserve">. </w:t>
-      </w:r>
-      <w:r>
-        <w:rPr>
-          <w:rStyle w:val="HTML-kode"/>
-          <w:rFonts w:asciiTheme="minorHAnsi" w:hAnsiTheme="minorHAnsi"/>
-          <w:sz w:val="24"/>
-          <w:szCs w:val="24"/>
-        </w:rPr>
-        <w:t>Collaboration</w:t>
-      </w:r>
-      <w:r>
-        <w:rPr>
-          <w:rFonts w:asciiTheme="minorHAnsi" w:hAnsiTheme="minorHAnsi"/>
-        </w:rPr>
-        <w:t xml:space="preserve"> synkroniserer dokumentets indhold mellem brugere, mens </w:t>
-      </w:r>
-      <w:proofErr w:type="spellStart"/>
-      <w:r>
-        <w:rPr>
-          <w:rStyle w:val="HTML-kode"/>
-          <w:rFonts w:asciiTheme="minorHAnsi" w:hAnsiTheme="minorHAnsi"/>
-          <w:sz w:val="24"/>
-          <w:szCs w:val="24"/>
-        </w:rPr>
-        <w:t>CollaborationCaret</w:t>
-      </w:r>
-      <w:proofErr w:type="spellEnd"/>
-      <w:r>
-        <w:rPr>
-          <w:rFonts w:asciiTheme="minorHAnsi" w:hAnsiTheme="minorHAnsi"/>
-        </w:rPr>
-        <w:t xml:space="preserve"> viser andre brugeres markører og navne i realtid.</w:t>
-      </w:r>
-    </w:p>
-    <w:p>
-      <w:pPr>
-        <w:pStyle w:val="p1"/>
-      </w:pPr>
-      <w:r>
-        <w:rPr>
-          <w:noProof/>
-        </w:rPr>
-        <w:drawing>
-          <wp:anchor distT="0" distB="0" distL="114300" distR="114300" simplePos="0" relativeHeight="251661312" behindDoc="1" locked="0" layoutInCell="1" allowOverlap="1" wp14:anchorId="6AD2CA60" wp14:editId="607CA0B4">
-            <wp:simplePos x="0" y="0"/>
-            <wp:positionH relativeFrom="column">
-              <wp:posOffset>-720419</wp:posOffset>
-            </wp:positionH>
-            <wp:positionV relativeFrom="paragraph">
-              <wp:posOffset>1945</wp:posOffset>
-            </wp:positionV>
-            <wp:extent cx="6120130" cy="4309745"/>
-            <wp:effectExtent l="0" t="0" r="1270" b="0"/>
-            <wp:wrapTight wrapText="bothSides">
-              <wp:wrapPolygon edited="0">
-                <wp:start x="0" y="0"/>
-                <wp:lineTo x="0" y="21514"/>
-                <wp:lineTo x="21560" y="21514"/>
-                <wp:lineTo x="21560" y="0"/>
-                <wp:lineTo x="0" y="0"/>
-              </wp:wrapPolygon>
-            </wp:wrapTight>
-            <wp:docPr id="1647862908" name="Billede 3"/>
-            <wp:cNvGraphicFramePr>
-              <a:graphicFrameLocks xmlns:a="http://schemas.openxmlformats.org/drawingml/2006/main" noChangeAspect="1"/>
-            </wp:cNvGraphicFramePr>
-            <a:graphic xmlns:a="http://schemas.openxmlformats.org/drawingml/2006/main">
-              <a:graphicData uri="http://schemas.openxmlformats.org/drawingml/2006/picture">
-                <pic:pic xmlns:pic="http://schemas.openxmlformats.org/drawingml/2006/picture">
-                  <pic:nvPicPr>
-                    <pic:cNvPr id="1647862908" name="Billede 1647862908"/>
-                    <pic:cNvPicPr/>
-                  </pic:nvPicPr>
-                  <pic:blipFill>
-                    <a:blip r:embed="rId13">
-                      <a:extLst>
-                        <a:ext uri="{28A0092B-C50C-407E-A947-70E740481C1C}">
-                          <a14:useLocalDpi xmlns:a14="http://schemas.microsoft.com/office/drawing/2010/main" val="0"/>
-                        </a:ext>
-                      </a:extLst>
-                    </a:blip>
-                    <a:stretch>
-                      <a:fillRect/>
-                    </a:stretch>
-                  </pic:blipFill>
-                  <pic:spPr>
-                    <a:xfrm>
-                      <a:off x="0" y="0"/>
-                      <a:ext cx="6120130" cy="4309745"/>
-                    </a:xfrm>
-                    <a:prstGeom prst="rect">
-                      <a:avLst/>
-                    </a:prstGeom>
-                  </pic:spPr>
-                </pic:pic>
-              </a:graphicData>
-            </a:graphic>
-            <wp14:sizeRelH relativeFrom="page">
-              <wp14:pctWidth>0</wp14:pctWidth>
-            </wp14:sizeRelH>
-            <wp14:sizeRelV relativeFrom="page">
-              <wp14:pctHeight>0</wp14:pctHeight>
-            </wp14:sizeRelV>
-          </wp:anchor>
-        </w:drawing>
-      </w:r>
-    </w:p>
-    <w:p/>
-    <w:p>
-      <w:r>
-        <w:br w:type="page"/>
-      </w:r>
-    </w:p>
-    <w:p>
-      <w:pPr>
-        <w:pStyle w:val="Overskrift2"/>
-      </w:pPr>
-      <w:r>
-        <w:lastRenderedPageBreak/>
-        <w:t>Editor</w:t>
-      </w:r>
-    </w:p>
-    <w:p>
-      <w:pPr>
-        <w:pStyle w:val="p1"/>
-      </w:pPr>
-      <w:r>
-        <w:t xml:space="preserve">Dette kodeuddrag viser, hvordan editoren kobles sammen med </w:t>
-      </w:r>
-      <w:proofErr w:type="spellStart"/>
-      <w:r>
-        <w:t>Yjs</w:t>
-      </w:r>
-      <w:proofErr w:type="spellEnd"/>
-      <w:r>
-        <w:t xml:space="preserve"> og </w:t>
-      </w:r>
-      <w:proofErr w:type="spellStart"/>
-      <w:r>
-        <w:t>Hocuspocus</w:t>
-      </w:r>
-      <w:proofErr w:type="spellEnd"/>
-      <w:r>
-        <w:t xml:space="preserve">. </w:t>
-      </w:r>
-      <w:r>
-        <w:rPr>
-          <w:rStyle w:val="HTML-kode"/>
-        </w:rPr>
-        <w:t>Collaboration</w:t>
-      </w:r>
-      <w:r>
-        <w:t xml:space="preserve"> synkroniserer dokumentets indhold mellem brugere, mens </w:t>
-      </w:r>
-      <w:proofErr w:type="spellStart"/>
-      <w:r>
-        <w:rPr>
-          <w:rStyle w:val="HTML-kode"/>
-        </w:rPr>
-        <w:t>CollaborationCaret</w:t>
-      </w:r>
-      <w:proofErr w:type="spellEnd"/>
-      <w:r>
-        <w:t xml:space="preserve"> viser andre brugeres markører og navne i realtid.</w:t>
-      </w:r>
-    </w:p>
-    <w:p>
-      <w:r>
-        <w:rPr>
-          <w:noProof/>
-        </w:rPr>
-        <w:drawing>
-          <wp:anchor distT="0" distB="0" distL="114300" distR="114300" simplePos="0" relativeHeight="251662336" behindDoc="1" locked="0" layoutInCell="1" allowOverlap="1" wp14:anchorId="3F611CCF" wp14:editId="62E8A848">
-            <wp:simplePos x="0" y="0"/>
-            <wp:positionH relativeFrom="column">
-              <wp:posOffset>-720122</wp:posOffset>
-            </wp:positionH>
-            <wp:positionV relativeFrom="paragraph">
-              <wp:posOffset>153839</wp:posOffset>
-            </wp:positionV>
-            <wp:extent cx="4064000" cy="3683000"/>
-            <wp:effectExtent l="0" t="0" r="0" b="0"/>
-            <wp:wrapTight wrapText="bothSides">
-              <wp:wrapPolygon edited="0">
-                <wp:start x="0" y="0"/>
-                <wp:lineTo x="0" y="21526"/>
-                <wp:lineTo x="21533" y="21526"/>
-                <wp:lineTo x="21533" y="0"/>
-                <wp:lineTo x="0" y="0"/>
-              </wp:wrapPolygon>
-            </wp:wrapTight>
-            <wp:docPr id="1573697913" name="Billede 4"/>
-            <wp:cNvGraphicFramePr>
-              <a:graphicFrameLocks xmlns:a="http://schemas.openxmlformats.org/drawingml/2006/main" noChangeAspect="1"/>
-            </wp:cNvGraphicFramePr>
-            <a:graphic xmlns:a="http://schemas.openxmlformats.org/drawingml/2006/main">
-              <a:graphicData uri="http://schemas.openxmlformats.org/drawingml/2006/picture">
-                <pic:pic xmlns:pic="http://schemas.openxmlformats.org/drawingml/2006/picture">
-                  <pic:nvPicPr>
-                    <pic:cNvPr id="1573697913" name="Billede 1573697913"/>
-                    <pic:cNvPicPr/>
-                  </pic:nvPicPr>
-                  <pic:blipFill>
-                    <a:blip r:embed="rId14">
-                      <a:extLst>
-                        <a:ext uri="{28A0092B-C50C-407E-A947-70E740481C1C}">
-                          <a14:useLocalDpi xmlns:a14="http://schemas.microsoft.com/office/drawing/2010/main" val="0"/>
-                        </a:ext>
-                      </a:extLst>
-                    </a:blip>
-                    <a:stretch>
-                      <a:fillRect/>
-                    </a:stretch>
-                  </pic:blipFill>
-                  <pic:spPr>
-                    <a:xfrm>
-                      <a:off x="0" y="0"/>
-                      <a:ext cx="4064000" cy="3683000"/>
-                    </a:xfrm>
-                    <a:prstGeom prst="rect">
-                      <a:avLst/>
-                    </a:prstGeom>
-                  </pic:spPr>
-                </pic:pic>
-              </a:graphicData>
-            </a:graphic>
-            <wp14:sizeRelH relativeFrom="page">
-              <wp14:pctWidth>0</wp14:pctWidth>
-            </wp14:sizeRelH>
-            <wp14:sizeRelV relativeFrom="page">
-              <wp14:pctHeight>0</wp14:pctHeight>
-            </wp14:sizeRelV>
-          </wp:anchor>
-        </w:drawing>
-      </w:r>
-    </w:p>
-    <w:p/>
-    <w:p/>
-    <w:p/>
-    <w:p/>
-    <w:p/>
-    <w:p/>
-    <w:p/>
-    <w:p/>
-    <w:p/>
-    <w:p/>
-    <w:p/>
-    <w:p/>
-    <w:p/>
-    <w:p/>
-    <w:p/>
-    <w:p/>
-    <w:p/>
-    <w:p/>
-    <w:p/>
-    <w:p/>
-    <w:p/>
-    <w:p/>
-    <w:p/>
-    <w:p/>
-    <w:p>
-      <w:pPr>
-        <w:tabs>
-          <w:tab w:val="left" w:pos="2698"/>
-        </w:tabs>
-      </w:pPr>
-    </w:p>
-    <w:p/>
-    <w:p>
-      <w:r>
-        <w:br w:type="page"/>
-      </w:r>
-    </w:p>
-    <w:p>
-      <w:r>
-        <w:lastRenderedPageBreak/>
-        <w:t xml:space="preserve">Her oprettes et </w:t>
-      </w:r>
-      <w:proofErr w:type="spellStart"/>
-      <w:r>
-        <w:t>Yjs</w:t>
-      </w:r>
-      <w:proofErr w:type="spellEnd"/>
-      <w:r>
-        <w:t xml:space="preserve">-dokument og en </w:t>
-      </w:r>
-      <w:proofErr w:type="spellStart"/>
-      <w:r>
-        <w:t>Hocuspocus</w:t>
-      </w:r>
-      <w:proofErr w:type="spellEnd"/>
-      <w:r>
-        <w:t xml:space="preserve"> </w:t>
-      </w:r>
-      <w:proofErr w:type="spellStart"/>
-      <w:r>
-        <w:t>provider</w:t>
-      </w:r>
-      <w:proofErr w:type="spellEnd"/>
-      <w:r>
-        <w:t xml:space="preserve"> for den aktuelle note. Når brugeren forlader noten, lukkes forbindelsen og dokumentet ryddes op, så der ikke opstår unødvendige </w:t>
-      </w:r>
-      <w:proofErr w:type="spellStart"/>
-      <w:r>
-        <w:t>WebSocket</w:t>
-      </w:r>
-      <w:proofErr w:type="spellEnd"/>
-      <w:r>
-        <w:t xml:space="preserve">-forbindelser eller </w:t>
-      </w:r>
-      <w:proofErr w:type="spellStart"/>
-      <w:r>
-        <w:t>memory</w:t>
-      </w:r>
-      <w:proofErr w:type="spellEnd"/>
-      <w:r>
-        <w:t xml:space="preserve"> </w:t>
-      </w:r>
-      <w:proofErr w:type="spellStart"/>
-      <w:r>
-        <w:t>leaks</w:t>
-      </w:r>
-      <w:proofErr w:type="spellEnd"/>
-      <w:r>
-        <w:t>.</w:t>
-      </w:r>
-    </w:p>
-    <w:p>
-      <w:pPr>
-        <w:tabs>
-          <w:tab w:val="left" w:pos="2698"/>
-        </w:tabs>
-      </w:pPr>
-      <w:r>
-        <w:rPr>
-          <w:noProof/>
-        </w:rPr>
-        <w:drawing>
-          <wp:anchor distT="0" distB="0" distL="114300" distR="114300" simplePos="0" relativeHeight="251663360" behindDoc="1" locked="0" layoutInCell="1" allowOverlap="1" wp14:anchorId="2237CF71" wp14:editId="0A81EF75">
-            <wp:simplePos x="0" y="0"/>
-            <wp:positionH relativeFrom="column">
-              <wp:posOffset>-720090</wp:posOffset>
-            </wp:positionH>
-            <wp:positionV relativeFrom="paragraph">
-              <wp:posOffset>261604</wp:posOffset>
-            </wp:positionV>
-            <wp:extent cx="5613400" cy="3276600"/>
-            <wp:effectExtent l="0" t="0" r="0" b="0"/>
-            <wp:wrapTight wrapText="bothSides">
-              <wp:wrapPolygon edited="0">
-                <wp:start x="0" y="0"/>
-                <wp:lineTo x="0" y="21516"/>
-                <wp:lineTo x="21551" y="21516"/>
-                <wp:lineTo x="21551" y="0"/>
-                <wp:lineTo x="0" y="0"/>
-              </wp:wrapPolygon>
-            </wp:wrapTight>
-            <wp:docPr id="1316964201" name="Billede 5"/>
-            <wp:cNvGraphicFramePr>
-              <a:graphicFrameLocks xmlns:a="http://schemas.openxmlformats.org/drawingml/2006/main" noChangeAspect="1"/>
-            </wp:cNvGraphicFramePr>
-            <a:graphic xmlns:a="http://schemas.openxmlformats.org/drawingml/2006/main">
-              <a:graphicData uri="http://schemas.openxmlformats.org/drawingml/2006/picture">
-                <pic:pic xmlns:pic="http://schemas.openxmlformats.org/drawingml/2006/picture">
-                  <pic:nvPicPr>
-                    <pic:cNvPr id="1316964201" name="Billede 1316964201"/>
-                    <pic:cNvPicPr/>
-                  </pic:nvPicPr>
-                  <pic:blipFill>
-                    <a:blip r:embed="rId15">
-                      <a:extLst>
-                        <a:ext uri="{28A0092B-C50C-407E-A947-70E740481C1C}">
-                          <a14:useLocalDpi xmlns:a14="http://schemas.microsoft.com/office/drawing/2010/main" val="0"/>
-                        </a:ext>
-                      </a:extLst>
-                    </a:blip>
-                    <a:stretch>
-                      <a:fillRect/>
-                    </a:stretch>
-                  </pic:blipFill>
-                  <pic:spPr>
-                    <a:xfrm>
-                      <a:off x="0" y="0"/>
-                      <a:ext cx="5613400" cy="3276600"/>
-                    </a:xfrm>
-                    <a:prstGeom prst="rect">
-                      <a:avLst/>
-                    </a:prstGeom>
-                  </pic:spPr>
-                </pic:pic>
-              </a:graphicData>
-            </a:graphic>
-            <wp14:sizeRelH relativeFrom="page">
-              <wp14:pctWidth>0</wp14:pctWidth>
-            </wp14:sizeRelH>
-            <wp14:sizeRelV relativeFrom="page">
-              <wp14:pctHeight>0</wp14:pctHeight>
-            </wp14:sizeRelV>
-          </wp:anchor>
-        </w:drawing>
-      </w:r>
-      <w:r>
-        <w:tab/>
-      </w:r>
-    </w:p>
-    <w:p/>
-    <w:p/>
-    <w:p/>
-    <w:p/>
-    <w:p/>
-    <w:p/>
-    <w:p/>
-    <w:p/>
-    <w:p/>
-    <w:p/>
-    <w:p/>
-    <w:p/>
-    <w:p/>
-    <w:p/>
-    <w:p/>
-    <w:p/>
-    <w:p/>
-    <w:p/>
-    <w:p/>
-    <w:p/>
-    <w:p/>
-    <w:p/>
-    <w:p/>
-    <w:p>
-      <w:r>
-        <w:br w:type="page"/>
-      </w:r>
-    </w:p>
-    <w:p>
-      <w:pPr>
-        <w:pStyle w:val="Overskrift2"/>
-      </w:pPr>
-      <w:r>
-        <w:rPr>
-          <w:noProof/>
-        </w:rPr>
-        <w:lastRenderedPageBreak/>
-        <w:drawing>
-          <wp:anchor distT="0" distB="0" distL="114300" distR="114300" simplePos="0" relativeHeight="251664384" behindDoc="1" locked="0" layoutInCell="1" allowOverlap="1" wp14:anchorId="6D8C9668" wp14:editId="194FCD6E">
-            <wp:simplePos x="0" y="0"/>
-            <wp:positionH relativeFrom="column">
-              <wp:posOffset>-5080</wp:posOffset>
-            </wp:positionH>
-            <wp:positionV relativeFrom="paragraph">
-              <wp:posOffset>302895</wp:posOffset>
-            </wp:positionV>
-            <wp:extent cx="5204460" cy="3250565"/>
-            <wp:effectExtent l="0" t="0" r="2540" b="635"/>
-            <wp:wrapTight wrapText="bothSides">
-              <wp:wrapPolygon edited="0">
-                <wp:start x="0" y="0"/>
-                <wp:lineTo x="0" y="21520"/>
-                <wp:lineTo x="21558" y="21520"/>
-                <wp:lineTo x="21558" y="0"/>
-                <wp:lineTo x="0" y="0"/>
-              </wp:wrapPolygon>
-            </wp:wrapTight>
-            <wp:docPr id="147808819" name="Billede 6"/>
-            <wp:cNvGraphicFramePr>
-              <a:graphicFrameLocks xmlns:a="http://schemas.openxmlformats.org/drawingml/2006/main" noChangeAspect="1"/>
-            </wp:cNvGraphicFramePr>
-            <a:graphic xmlns:a="http://schemas.openxmlformats.org/drawingml/2006/main">
-              <a:graphicData uri="http://schemas.openxmlformats.org/drawingml/2006/picture">
-                <pic:pic xmlns:pic="http://schemas.openxmlformats.org/drawingml/2006/picture">
-                  <pic:nvPicPr>
-                    <pic:cNvPr id="147808819" name="Billede 147808819"/>
-                    <pic:cNvPicPr/>
-                  </pic:nvPicPr>
-                  <pic:blipFill>
-                    <a:blip r:embed="rId16">
-                      <a:extLst>
-                        <a:ext uri="{28A0092B-C50C-407E-A947-70E740481C1C}">
-                          <a14:useLocalDpi xmlns:a14="http://schemas.microsoft.com/office/drawing/2010/main" val="0"/>
-                        </a:ext>
-                      </a:extLst>
-                    </a:blip>
-                    <a:stretch>
-                      <a:fillRect/>
-                    </a:stretch>
-                  </pic:blipFill>
-                  <pic:spPr>
-                    <a:xfrm>
-                      <a:off x="0" y="0"/>
-                      <a:ext cx="5204460" cy="3250565"/>
-                    </a:xfrm>
-                    <a:prstGeom prst="rect">
-                      <a:avLst/>
-                    </a:prstGeom>
-                  </pic:spPr>
-                </pic:pic>
-              </a:graphicData>
-            </a:graphic>
-            <wp14:sizeRelH relativeFrom="page">
-              <wp14:pctWidth>0</wp14:pctWidth>
-            </wp14:sizeRelH>
-            <wp14:sizeRelV relativeFrom="page">
-              <wp14:pctHeight>0</wp14:pctHeight>
-            </wp14:sizeRelV>
-          </wp:anchor>
-        </w:drawing>
-      </w:r>
-      <w:proofErr w:type="spellStart"/>
-      <w:r>
-        <w:t>Invite</w:t>
-      </w:r>
-      <w:proofErr w:type="spellEnd"/>
-      <w:r>
-        <w:t>/Accept</w:t>
-      </w:r>
-    </w:p>
-    <w:p>
-      <w:r>
-        <w:rPr>
-          <w:noProof/>
-        </w:rPr>
-        <w:drawing>
-          <wp:anchor distT="0" distB="0" distL="114300" distR="114300" simplePos="0" relativeHeight="251665408" behindDoc="1" locked="0" layoutInCell="1" allowOverlap="1" wp14:anchorId="04FED425" wp14:editId="409E4405">
-            <wp:simplePos x="0" y="0"/>
-            <wp:positionH relativeFrom="column">
-              <wp:posOffset>-5080</wp:posOffset>
-            </wp:positionH>
-            <wp:positionV relativeFrom="paragraph">
-              <wp:posOffset>3704492</wp:posOffset>
-            </wp:positionV>
-            <wp:extent cx="6120130" cy="1874520"/>
-            <wp:effectExtent l="0" t="0" r="1270" b="5080"/>
-            <wp:wrapTight wrapText="bothSides">
-              <wp:wrapPolygon edited="0">
-                <wp:start x="0" y="0"/>
-                <wp:lineTo x="0" y="21512"/>
-                <wp:lineTo x="21560" y="21512"/>
-                <wp:lineTo x="21560" y="0"/>
-                <wp:lineTo x="0" y="0"/>
-              </wp:wrapPolygon>
-            </wp:wrapTight>
-            <wp:docPr id="717527502" name="Billede 7"/>
-            <wp:cNvGraphicFramePr>
-              <a:graphicFrameLocks xmlns:a="http://schemas.openxmlformats.org/drawingml/2006/main" noChangeAspect="1"/>
-            </wp:cNvGraphicFramePr>
-            <a:graphic xmlns:a="http://schemas.openxmlformats.org/drawingml/2006/main">
-              <a:graphicData uri="http://schemas.openxmlformats.org/drawingml/2006/picture">
-                <pic:pic xmlns:pic="http://schemas.openxmlformats.org/drawingml/2006/picture">
-                  <pic:nvPicPr>
-                    <pic:cNvPr id="717527502" name="Billede 717527502"/>
-                    <pic:cNvPicPr/>
-                  </pic:nvPicPr>
-                  <pic:blipFill>
-                    <a:blip r:embed="rId17">
-                      <a:extLst>
-                        <a:ext uri="{28A0092B-C50C-407E-A947-70E740481C1C}">
-                          <a14:useLocalDpi xmlns:a14="http://schemas.microsoft.com/office/drawing/2010/main" val="0"/>
-                        </a:ext>
-                      </a:extLst>
-                    </a:blip>
-                    <a:stretch>
-                      <a:fillRect/>
-                    </a:stretch>
-                  </pic:blipFill>
-                  <pic:spPr>
-                    <a:xfrm>
-                      <a:off x="0" y="0"/>
-                      <a:ext cx="6120130" cy="1874520"/>
-                    </a:xfrm>
-                    <a:prstGeom prst="rect">
-                      <a:avLst/>
-                    </a:prstGeom>
-                  </pic:spPr>
-                </pic:pic>
-              </a:graphicData>
-            </a:graphic>
-            <wp14:sizeRelH relativeFrom="page">
-              <wp14:pctWidth>0</wp14:pctWidth>
-            </wp14:sizeRelH>
-            <wp14:sizeRelV relativeFrom="page">
-              <wp14:pctHeight>0</wp14:pctHeight>
-            </wp14:sizeRelV>
-          </wp:anchor>
-        </w:drawing>
-      </w:r>
-    </w:p>
-    <w:p/>
-    <w:p/>
-    <w:p/>
-    <w:p/>
-    <w:p/>
-    <w:p/>
-    <w:p/>
-    <w:p/>
-    <w:p/>
-    <w:p/>
-    <w:p/>
-    <w:p/>
-    <w:p/>
-    <w:p/>
-    <w:p/>
-    <w:p/>
-    <w:p/>
-    <w:p/>
-    <w:p/>
-    <w:p/>
-    <w:p/>
-    <w:p/>
-    <w:p/>
-    <w:p>
-      <w:r>
-        <w:rPr>
-          <w:noProof/>
-        </w:rPr>
-        <w:lastRenderedPageBreak/>
-        <w:drawing>
-          <wp:anchor distT="0" distB="0" distL="114300" distR="114300" simplePos="0" relativeHeight="251666432" behindDoc="1" locked="0" layoutInCell="1" allowOverlap="1" wp14:anchorId="69672648" wp14:editId="57B6F9DE">
-            <wp:simplePos x="0" y="0"/>
-            <wp:positionH relativeFrom="column">
-              <wp:posOffset>-5080</wp:posOffset>
-            </wp:positionH>
-            <wp:positionV relativeFrom="paragraph">
-              <wp:posOffset>0</wp:posOffset>
-            </wp:positionV>
-            <wp:extent cx="4102100" cy="7886700"/>
-            <wp:effectExtent l="0" t="0" r="0" b="0"/>
-            <wp:wrapTight wrapText="bothSides">
-              <wp:wrapPolygon edited="0">
-                <wp:start x="0" y="0"/>
-                <wp:lineTo x="0" y="21565"/>
-                <wp:lineTo x="21533" y="21565"/>
-                <wp:lineTo x="21533" y="0"/>
-                <wp:lineTo x="0" y="0"/>
-              </wp:wrapPolygon>
-            </wp:wrapTight>
-            <wp:docPr id="1289921623" name="Billede 8"/>
-            <wp:cNvGraphicFramePr>
-              <a:graphicFrameLocks xmlns:a="http://schemas.openxmlformats.org/drawingml/2006/main" noChangeAspect="1"/>
-            </wp:cNvGraphicFramePr>
-            <a:graphic xmlns:a="http://schemas.openxmlformats.org/drawingml/2006/main">
-              <a:graphicData uri="http://schemas.openxmlformats.org/drawingml/2006/picture">
-                <pic:pic xmlns:pic="http://schemas.openxmlformats.org/drawingml/2006/picture">
-                  <pic:nvPicPr>
-                    <pic:cNvPr id="1289921623" name="Billede 1289921623"/>
-                    <pic:cNvPicPr/>
-                  </pic:nvPicPr>
-                  <pic:blipFill>
-                    <a:blip r:embed="rId18">
-                      <a:extLst>
-                        <a:ext uri="{28A0092B-C50C-407E-A947-70E740481C1C}">
-                          <a14:useLocalDpi xmlns:a14="http://schemas.microsoft.com/office/drawing/2010/main" val="0"/>
-                        </a:ext>
-                      </a:extLst>
-                    </a:blip>
-                    <a:stretch>
-                      <a:fillRect/>
-                    </a:stretch>
-                  </pic:blipFill>
-                  <pic:spPr>
-                    <a:xfrm>
-                      <a:off x="0" y="0"/>
-                      <a:ext cx="4102100" cy="7886700"/>
-                    </a:xfrm>
-                    <a:prstGeom prst="rect">
-                      <a:avLst/>
-                    </a:prstGeom>
-                  </pic:spPr>
-                </pic:pic>
-              </a:graphicData>
-            </a:graphic>
-            <wp14:sizeRelH relativeFrom="page">
-              <wp14:pctWidth>0</wp14:pctWidth>
-            </wp14:sizeRelH>
-            <wp14:sizeRelV relativeFrom="page">
-              <wp14:pctHeight>0</wp14:pctHeight>
-            </wp14:sizeRelV>
-          </wp:anchor>
-        </w:drawing>
-      </w:r>
-    </w:p>
-    <w:p/>
-    <w:p/>
-    <w:p/>
-    <w:p/>
-    <w:p/>
-    <w:p/>
-    <w:p/>
-    <w:p/>
     <w:sectPr>
-      <w:footerReference w:type="first" r:id="rId19"/>
+      <w:footerReference w:type="first" r:id="rId21"/>
       <w:pgSz w:w="11906" w:h="16838"/>
       <w:pgMar w:top="1701" w:right="1134" w:bottom="1701" w:left="1134" w:header="708" w:footer="708" w:gutter="0"/>
       <w:pgNumType w:start="1"/>
@@ -11957,7 +12507,7 @@
       <w:rPr>
         <w:rStyle w:val="Sidetal"/>
       </w:rPr>
-      <w:id w:val="-1514836954"/>
+      <w:id w:val="1015818127"/>
       <w:docPartObj>
         <w:docPartGallery w:val="Page Numbers (Bottom of Page)"/>
         <w:docPartUnique/>
@@ -12016,6 +12566,20 @@
 </file>
 
 <file path=word/footer3.xml><?xml version="1.0" encoding="utf-8"?>
+<w:ftr xmlns:wpc="http://schemas.microsoft.com/office/word/2010/wordprocessingCanvas" xmlns:cx="http://schemas.microsoft.com/office/drawing/2014/chartex" xmlns:cx1="http://schemas.microsoft.com/office/drawing/2015/9/8/chartex" xmlns:cx2="http://schemas.microsoft.com/office/drawing/2015/10/21/chartex" xmlns:cx3="http://schemas.microsoft.com/office/drawing/2016/5/9/chartex" xmlns:cx4="http://schemas.microsoft.com/office/drawing/2016/5/10/chartex" xmlns:cx5="http://schemas.microsoft.com/office/drawing/2016/5/11/chartex" xmlns:cx6="http://schemas.microsoft.com/office/drawing/2016/5/12/chartex" xmlns:cx7="http://schemas.microsoft.com/office/drawing/2016/5/13/chartex" xmlns:cx8="http://schemas.microsoft.com/office/drawing/2016/5/14/chartex" xmlns:mc="http://schemas.openxmlformats.org/markup-compatibility/2006" xmlns:aink="http://schemas.microsoft.com/office/drawing/2016/ink" xmlns:am3d="http://schemas.microsoft.com/office/drawing/2017/model3d" xmlns:o="urn:schemas-microsoft-com:office:office" xmlns:oel="http://schemas.microsoft.com/office/2019/extlst" xmlns:r="http://schemas.openxmlformats.org/officeDocument/2006/relationships" xmlns:m="http://schemas.openxmlformats.org/officeDocument/2006/math" xmlns:v="urn:schemas-microsoft-com:vml" xmlns:wp14="http://schemas.microsoft.com/office/word/2010/wordprocessingDrawing" xmlns:wp="http://schemas.openxmlformats.org/drawingml/2006/wordprocessingDrawing" xmlns:w10="urn:schemas-microsoft-com:office:word" xmlns:w="http://schemas.openxmlformats.org/wordprocessingml/2006/main" xmlns:w14="http://schemas.microsoft.com/office/word/2010/wordml" xmlns:w15="http://schemas.microsoft.com/office/word/2012/wordml" xmlns:w16cex="http://schemas.microsoft.com/office/word/2018/wordml/cex" xmlns:w16cid="http://schemas.microsoft.com/office/word/2016/wordml/cid" xmlns:w16="http://schemas.microsoft.com/office/word/2018/wordml" xmlns:w16du="http://schemas.microsoft.com/office/word/2023/wordml/word16du" xmlns:w16sdtdh="http://schemas.microsoft.com/office/word/2020/wordml/sdtdatahash" xmlns:w16sdtfl="http://schemas.microsoft.com/office/word/2024/wordml/sdtformatlock" xmlns:w16se="http://schemas.microsoft.com/office/word/2015/wordml/symex" xmlns:wpg="http://schemas.microsoft.com/office/word/2010/wordprocessingGroup" xmlns:wpi="http://schemas.microsoft.com/office/word/2010/wordprocessingInk" xmlns:wne="http://schemas.microsoft.com/office/word/2006/wordml" xmlns:wps="http://schemas.microsoft.com/office/word/2010/wordprocessingShape" mc:Ignorable="w14 w15 w16se w16cid w16 w16cex w16sdtdh w16sdtfl w16du wp14">
+  <w:p>
+    <w:pPr>
+      <w:ind w:right="360"/>
+      <w:jc w:val="center"/>
+    </w:pPr>
+    <w:r>
+      <w:t>Startdato: 20.04.2026 - Afleveringsdato: 20.05.2026 – Projekt: Studie Hub</w:t>
+    </w:r>
+  </w:p>
+</w:ftr>
+</file>
+
+<file path=word/footer4.xml><?xml version="1.0" encoding="utf-8"?>
 <w:ftr xmlns:wpc="http://schemas.microsoft.com/office/word/2010/wordprocessingCanvas" xmlns:cx="http://schemas.microsoft.com/office/drawing/2014/chartex" xmlns:cx1="http://schemas.microsoft.com/office/drawing/2015/9/8/chartex" xmlns:cx2="http://schemas.microsoft.com/office/drawing/2015/10/21/chartex" xmlns:cx3="http://schemas.microsoft.com/office/drawing/2016/5/9/chartex" xmlns:cx4="http://schemas.microsoft.com/office/drawing/2016/5/10/chartex" xmlns:cx5="http://schemas.microsoft.com/office/drawing/2016/5/11/chartex" xmlns:cx6="http://schemas.microsoft.com/office/drawing/2016/5/12/chartex" xmlns:cx7="http://schemas.microsoft.com/office/drawing/2016/5/13/chartex" xmlns:cx8="http://schemas.microsoft.com/office/drawing/2016/5/14/chartex" xmlns:mc="http://schemas.openxmlformats.org/markup-compatibility/2006" xmlns:aink="http://schemas.microsoft.com/office/drawing/2016/ink" xmlns:am3d="http://schemas.microsoft.com/office/drawing/2017/model3d" xmlns:o="urn:schemas-microsoft-com:office:office" xmlns:oel="http://schemas.microsoft.com/office/2019/extlst" xmlns:r="http://schemas.openxmlformats.org/officeDocument/2006/relationships" xmlns:m="http://schemas.openxmlformats.org/officeDocument/2006/math" xmlns:v="urn:schemas-microsoft-com:vml" xmlns:wp14="http://schemas.microsoft.com/office/word/2010/wordprocessingDrawing" xmlns:wp="http://schemas.openxmlformats.org/drawingml/2006/wordprocessingDrawing" xmlns:w10="urn:schemas-microsoft-com:office:word" xmlns:w="http://schemas.openxmlformats.org/wordprocessingml/2006/main" xmlns:w14="http://schemas.microsoft.com/office/word/2010/wordml" xmlns:w15="http://schemas.microsoft.com/office/word/2012/wordml" xmlns:w16cex="http://schemas.microsoft.com/office/word/2018/wordml/cex" xmlns:w16cid="http://schemas.microsoft.com/office/word/2016/wordml/cid" xmlns:w16="http://schemas.microsoft.com/office/word/2018/wordml" xmlns:w16du="http://schemas.microsoft.com/office/word/2023/wordml/word16du" xmlns:w16sdtdh="http://schemas.microsoft.com/office/word/2020/wordml/sdtdatahash" xmlns:w16sdtfl="http://schemas.microsoft.com/office/word/2024/wordml/sdtformatlock" xmlns:w16se="http://schemas.microsoft.com/office/word/2015/wordml/symex" xmlns:wpg="http://schemas.microsoft.com/office/word/2010/wordprocessingGroup" xmlns:wpi="http://schemas.microsoft.com/office/word/2010/wordprocessingInk" xmlns:wne="http://schemas.microsoft.com/office/word/2006/wordml" xmlns:wps="http://schemas.microsoft.com/office/word/2010/wordprocessingShape" mc:Ignorable="w14 w15 w16se w16cid w16 w16cex w16sdtdh w16sdtfl w16du wp14">
   <w:sdt>
     <w:sdtPr>
@@ -13671,16 +14235,13 @@
     <w:unhideWhenUsed/>
     <w:rsid w:val="007B1A5F"/>
     <w:pPr>
-      <w:tabs>
-        <w:tab w:val="right" w:leader="dot" w:pos="9628"/>
-      </w:tabs>
-      <w:spacing w:before="120"/>
+      <w:spacing w:before="240" w:after="120"/>
     </w:pPr>
     <w:rPr>
       <w:b/>
       <w:bCs/>
-      <w:i/>
-      <w:iCs/>
+      <w:sz w:val="20"/>
+      <w:szCs w:val="20"/>
     </w:rPr>
   </w:style>
   <w:style w:type="paragraph" w:styleId="Indholdsfortegnelse2">
@@ -13696,10 +14257,10 @@
       <w:ind w:left="240"/>
     </w:pPr>
     <w:rPr>
-      <w:b/>
-      <w:bCs/>
-      <w:sz w:val="22"/>
-      <w:szCs w:val="22"/>
+      <w:i/>
+      <w:iCs/>
+      <w:sz w:val="20"/>
+      <w:szCs w:val="20"/>
     </w:rPr>
   </w:style>
   <w:style w:type="paragraph" w:styleId="Indholdsfortegnelse3">
